--- a/Assignment_Documentation.docx
+++ b/Assignment_Documentation.docx
@@ -2,6 +2,21 @@
 <file path=word/document.xml><?xml version="1.0" encoding="utf-8"?>
 <w:document xmlns:wpc="http://schemas.microsoft.com/office/word/2010/wordprocessingCanvas" xmlns:cx="http://schemas.microsoft.com/office/drawing/2014/chartex" xmlns:cx1="http://schemas.microsoft.com/office/drawing/2015/9/8/chartex" xmlns:cx2="http://schemas.microsoft.com/office/drawing/2015/10/21/chartex" xmlns:cx3="http://schemas.microsoft.com/office/drawing/2016/5/9/chartex" xmlns:cx4="http://schemas.microsoft.com/office/drawing/2016/5/10/chartex" xmlns:cx5="http://schemas.microsoft.com/office/drawing/2016/5/11/chartex" xmlns:cx6="http://schemas.microsoft.com/office/drawing/2016/5/12/chartex" xmlns:cx7="http://schemas.microsoft.com/office/drawing/2016/5/13/chartex" xmlns:cx8="http://schemas.microsoft.com/office/drawing/2016/5/14/chartex" xmlns:mc="http://schemas.openxmlformats.org/markup-compatibility/2006" xmlns:aink="http://schemas.microsoft.com/office/drawing/2016/ink" xmlns:am3d="http://schemas.microsoft.com/office/drawing/2017/model3d" xmlns:o="urn:schemas-microsoft-com:office:office" xmlns:oel="http://schemas.microsoft.com/office/2019/extlst" xmlns:r="http://schemas.openxmlformats.org/officeDocument/2006/relationships" xmlns:m="http://schemas.openxmlformats.org/officeDocument/2006/math" xmlns:v="urn:schemas-microsoft-com:vml" xmlns:wp14="http://schemas.microsoft.com/office/word/2010/wordprocessingDrawing" xmlns:wp="http://schemas.openxmlformats.org/drawingml/2006/wordprocessingDrawing" xmlns:w10="urn:schemas-microsoft-com:office:word" xmlns:w="http://schemas.openxmlformats.org/wordprocessingml/2006/main" xmlns:w14="http://schemas.microsoft.com/office/word/2010/wordml" xmlns:w15="http://schemas.microsoft.com/office/word/2012/wordml" xmlns:w16cex="http://schemas.microsoft.com/office/word/2018/wordml/cex" xmlns:w16cid="http://schemas.microsoft.com/office/word/2016/wordml/cid" xmlns:w16="http://schemas.microsoft.com/office/word/2018/wordml" xmlns:w16du="http://schemas.microsoft.com/office/word/2023/wordml/word16du" xmlns:w16sdtdh="http://schemas.microsoft.com/office/word/2020/wordml/sdtdatahash" xmlns:w16sdtfl="http://schemas.microsoft.com/office/word/2024/wordml/sdtformatlock" xmlns:w16se="http://schemas.microsoft.com/office/word/2015/wordml/symex" xmlns:wpg="http://schemas.microsoft.com/office/word/2010/wordprocessingGroup" xmlns:wpi="http://schemas.microsoft.com/office/word/2010/wordprocessingInk" xmlns:wne="http://schemas.microsoft.com/office/word/2006/wordml" xmlns:wps="http://schemas.microsoft.com/office/word/2010/wordprocessingShape" mc:Ignorable="w14 w15 w16se w16cid w16 w16cex w16sdtdh w16sdtfl w16du wp14">
   <w:body>
+    <w:p>
+      <w:pPr>
+        <w:rPr>
+          <w:b/>
+          <w:bCs/>
+        </w:rPr>
+      </w:pPr>
+      <w:r>
+        <w:rPr>
+          <w:b/>
+          <w:bCs/>
+        </w:rPr>
+        <w:t>Kubernetes Two-Tier Application Deployment on Amazon EKS</w:t>
+      </w:r>
+    </w:p>
     <w:p>
       <w:pPr>
         <w:rPr>
@@ -19,47 +34,62 @@
     </w:p>
     <w:p>
       <w:r>
-        <w:t>Deploy a two-tier application on Kubernetes with:</w:t>
-      </w:r>
-    </w:p>
-    <w:p>
-      <w:pPr>
-        <w:numPr>
-          <w:ilvl w:val="0"/>
-          <w:numId w:val="1"/>
-        </w:numPr>
-      </w:pPr>
-      <w:r>
-        <w:t>API tier</w:t>
-      </w:r>
-    </w:p>
-    <w:p>
-      <w:pPr>
-        <w:numPr>
-          <w:ilvl w:val="0"/>
-          <w:numId w:val="1"/>
-        </w:numPr>
-      </w:pPr>
-      <w:r>
-        <w:t>Database tier</w:t>
-      </w:r>
-    </w:p>
-    <w:p>
-      <w:pPr>
-        <w:numPr>
-          <w:ilvl w:val="0"/>
-          <w:numId w:val="1"/>
-        </w:numPr>
-      </w:pPr>
-      <w:r>
-        <w:t>Persistence</w:t>
-      </w:r>
-    </w:p>
-    <w:p>
-      <w:pPr>
-        <w:numPr>
-          <w:ilvl w:val="0"/>
-          <w:numId w:val="1"/>
+        <w:t>The objective of this assignment was to deploy a two-tier application on Kubernetes that demonstrates enterprise-grade deployment practices and operational capabilities.</w:t>
+      </w:r>
+    </w:p>
+    <w:p>
+      <w:pPr>
+        <w:rPr>
+          <w:b/>
+          <w:bCs/>
+        </w:rPr>
+      </w:pPr>
+      <w:r>
+        <w:rPr>
+          <w:b/>
+          <w:bCs/>
+        </w:rPr>
+        <w:t>Functional Requirements</w:t>
+      </w:r>
+    </w:p>
+    <w:p>
+      <w:pPr>
+        <w:numPr>
+          <w:ilvl w:val="0"/>
+          <w:numId w:val="16"/>
+        </w:numPr>
+      </w:pPr>
+      <w:r>
+        <w:t>API Tier deployment</w:t>
+      </w:r>
+    </w:p>
+    <w:p>
+      <w:pPr>
+        <w:numPr>
+          <w:ilvl w:val="0"/>
+          <w:numId w:val="16"/>
+        </w:numPr>
+      </w:pPr>
+      <w:r>
+        <w:t>Database Tier deployment</w:t>
+      </w:r>
+    </w:p>
+    <w:p>
+      <w:pPr>
+        <w:numPr>
+          <w:ilvl w:val="0"/>
+          <w:numId w:val="16"/>
+        </w:numPr>
+      </w:pPr>
+      <w:r>
+        <w:t>Data persistence</w:t>
+      </w:r>
+    </w:p>
+    <w:p>
+      <w:pPr>
+        <w:numPr>
+          <w:ilvl w:val="0"/>
+          <w:numId w:val="16"/>
         </w:numPr>
       </w:pPr>
       <w:r>
@@ -70,7 +100,7 @@
       <w:pPr>
         <w:numPr>
           <w:ilvl w:val="0"/>
-          <w:numId w:val="1"/>
+          <w:numId w:val="16"/>
         </w:numPr>
       </w:pPr>
       <w:r>
@@ -81,7 +111,7 @@
       <w:pPr>
         <w:numPr>
           <w:ilvl w:val="0"/>
-          <w:numId w:val="1"/>
+          <w:numId w:val="16"/>
         </w:numPr>
       </w:pPr>
       <w:r>
@@ -92,11 +122,88 @@
       <w:pPr>
         <w:numPr>
           <w:ilvl w:val="0"/>
-          <w:numId w:val="1"/>
+          <w:numId w:val="16"/>
         </w:numPr>
       </w:pPr>
       <w:r>
         <w:t>Deployment strategy demonstration</w:t>
+      </w:r>
+    </w:p>
+    <w:p>
+      <w:pPr>
+        <w:rPr>
+          <w:b/>
+          <w:bCs/>
+        </w:rPr>
+      </w:pPr>
+      <w:r>
+        <w:rPr>
+          <w:b/>
+          <w:bCs/>
+        </w:rPr>
+        <w:t>Technical Requirements</w:t>
+      </w:r>
+    </w:p>
+    <w:p>
+      <w:pPr>
+        <w:numPr>
+          <w:ilvl w:val="0"/>
+          <w:numId w:val="17"/>
+        </w:numPr>
+      </w:pPr>
+      <w:r>
+        <w:t>Containerized application deployment</w:t>
+      </w:r>
+    </w:p>
+    <w:p>
+      <w:pPr>
+        <w:numPr>
+          <w:ilvl w:val="0"/>
+          <w:numId w:val="17"/>
+        </w:numPr>
+      </w:pPr>
+      <w:r>
+        <w:t>Kubernetes-native resource utilization</w:t>
+      </w:r>
+    </w:p>
+    <w:p>
+      <w:pPr>
+        <w:numPr>
+          <w:ilvl w:val="0"/>
+          <w:numId w:val="17"/>
+        </w:numPr>
+      </w:pPr>
+      <w:r>
+        <w:t>Persistent storage for database workloads</w:t>
+      </w:r>
+    </w:p>
+    <w:p>
+      <w:pPr>
+        <w:numPr>
+          <w:ilvl w:val="0"/>
+          <w:numId w:val="17"/>
+        </w:numPr>
+      </w:pPr>
+      <w:r>
+        <w:t>External access through load balancing</w:t>
+      </w:r>
+    </w:p>
+    <w:p>
+      <w:pPr>
+        <w:numPr>
+          <w:ilvl w:val="0"/>
+          <w:numId w:val="17"/>
+        </w:numPr>
+      </w:pPr>
+      <w:r>
+        <w:t>Infrastructure automation and scalability</w:t>
+      </w:r>
+    </w:p>
+    <w:p>
+      <w:r>
+        <w:pict w14:anchorId="0293011E">
+          <v:rect id="_x0000_i1091" style="width:0;height:1.5pt" o:hralign="center" o:hrstd="t" o:hr="t" fillcolor="#a0a0a0" stroked="f"/>
+        </w:pict>
       </w:r>
     </w:p>
     <w:p>
@@ -115,58 +222,93 @@
       </w:r>
     </w:p>
     <w:p>
-      <w:pPr>
-        <w:numPr>
-          <w:ilvl w:val="0"/>
-          <w:numId w:val="2"/>
-        </w:numPr>
-      </w:pPr>
-      <w:r>
-        <w:t>AWS account available</w:t>
-      </w:r>
-    </w:p>
-    <w:p>
-      <w:pPr>
-        <w:numPr>
-          <w:ilvl w:val="0"/>
-          <w:numId w:val="2"/>
-        </w:numPr>
-      </w:pPr>
-      <w:r>
-        <w:t>Docker Hub available</w:t>
-      </w:r>
-    </w:p>
-    <w:p>
-      <w:pPr>
-        <w:numPr>
-          <w:ilvl w:val="0"/>
-          <w:numId w:val="2"/>
-        </w:numPr>
-      </w:pPr>
-      <w:r>
-        <w:t>EKS chosen as Kubernetes platform</w:t>
-      </w:r>
-    </w:p>
-    <w:p>
-      <w:pPr>
-        <w:numPr>
-          <w:ilvl w:val="0"/>
-          <w:numId w:val="2"/>
-        </w:numPr>
-      </w:pPr>
-      <w:r>
-        <w:t>MySQL chosen as backend database</w:t>
-      </w:r>
-    </w:p>
-    <w:p>
-      <w:pPr>
-        <w:numPr>
-          <w:ilvl w:val="0"/>
-          <w:numId w:val="2"/>
-        </w:numPr>
-      </w:pPr>
-      <w:r>
-        <w:t>Flask chosen as API framework</w:t>
+      <w:r>
+        <w:t>The following assumptions were made during the implementation:</w:t>
+      </w:r>
+    </w:p>
+    <w:p>
+      <w:pPr>
+        <w:numPr>
+          <w:ilvl w:val="0"/>
+          <w:numId w:val="18"/>
+        </w:numPr>
+      </w:pPr>
+      <w:r>
+        <w:t>An AWS account is available for provisioning infrastructure.</w:t>
+      </w:r>
+    </w:p>
+    <w:p>
+      <w:pPr>
+        <w:numPr>
+          <w:ilvl w:val="0"/>
+          <w:numId w:val="18"/>
+        </w:numPr>
+      </w:pPr>
+      <w:r>
+        <w:t>Docker Hub is available for storing application container images.</w:t>
+      </w:r>
+    </w:p>
+    <w:p>
+      <w:pPr>
+        <w:numPr>
+          <w:ilvl w:val="0"/>
+          <w:numId w:val="18"/>
+        </w:numPr>
+      </w:pPr>
+      <w:r>
+        <w:t>Amazon EKS is selected as the Kubernetes platform.</w:t>
+      </w:r>
+    </w:p>
+    <w:p>
+      <w:pPr>
+        <w:numPr>
+          <w:ilvl w:val="0"/>
+          <w:numId w:val="18"/>
+        </w:numPr>
+      </w:pPr>
+      <w:r>
+        <w:t>MySQL is selected as the backend database.</w:t>
+      </w:r>
+    </w:p>
+    <w:p>
+      <w:pPr>
+        <w:numPr>
+          <w:ilvl w:val="0"/>
+          <w:numId w:val="18"/>
+        </w:numPr>
+      </w:pPr>
+      <w:r>
+        <w:t>Flask is selected as the API framework.</w:t>
+      </w:r>
+    </w:p>
+    <w:p>
+      <w:pPr>
+        <w:numPr>
+          <w:ilvl w:val="0"/>
+          <w:numId w:val="18"/>
+        </w:numPr>
+      </w:pPr>
+      <w:r>
+        <w:lastRenderedPageBreak/>
+        <w:t>The environment is intended for demonstration and validation purposes only.</w:t>
+      </w:r>
+    </w:p>
+    <w:p>
+      <w:pPr>
+        <w:numPr>
+          <w:ilvl w:val="0"/>
+          <w:numId w:val="18"/>
+        </w:numPr>
+      </w:pPr>
+      <w:r>
+        <w:t>Infrastructure resources will be deleted after successful validation to avoid unnecessary costs.</w:t>
+      </w:r>
+    </w:p>
+    <w:p>
+      <w:r>
+        <w:pict w14:anchorId="5C9E9C8F">
+          <v:rect id="_x0000_i1092" style="width:0;height:1.5pt" o:hralign="center" o:hrstd="t" o:hr="t" fillcolor="#a0a0a0" stroked="f"/>
+        </w:pict>
       </w:r>
     </w:p>
     <w:p>
@@ -185,38 +327,492 @@
       </w:r>
     </w:p>
     <w:p>
-      <w:r>
-        <w:t>The solution consists of:</w:t>
+      <w:pPr>
+        <w:rPr>
+          <w:b/>
+          <w:bCs/>
+        </w:rPr>
+      </w:pPr>
+      <w:r>
+        <w:rPr>
+          <w:b/>
+          <w:bCs/>
+        </w:rPr>
+        <w:t>Architecture</w:t>
       </w:r>
     </w:p>
     <w:p>
       <w:r>
         <w:t>Client</w:t>
       </w:r>
-      <w:r>
-        <w:br/>
-        <w:t>→ AWS ALB</w:t>
-      </w:r>
-      <w:r>
-        <w:br/>
-        <w:t>→ Kubernetes Ingress</w:t>
-      </w:r>
-      <w:r>
-        <w:br/>
-        <w:t>→ Employee API Deployment</w:t>
-      </w:r>
-      <w:r>
-        <w:br/>
-        <w:t xml:space="preserve">→ MySQL </w:t>
+    </w:p>
+    <w:p>
+      <w:r>
+        <w:t xml:space="preserve">   │</w:t>
+      </w:r>
+    </w:p>
+    <w:p>
+      <w:r>
+        <w:t xml:space="preserve">   </w:t>
+      </w:r>
+      <w:r>
+        <w:rPr>
+          <w:rFonts w:ascii="Arial" w:hAnsi="Arial" w:cs="Arial"/>
+        </w:rPr>
+        <w:t>▼</w:t>
+      </w:r>
+    </w:p>
+    <w:p>
+      <w:r>
+        <w:t>AWS Application Load Balancer (ALB)</w:t>
+      </w:r>
+    </w:p>
+    <w:p>
+      <w:r>
+        <w:t xml:space="preserve">   │</w:t>
+      </w:r>
+    </w:p>
+    <w:p>
+      <w:r>
+        <w:t xml:space="preserve">   </w:t>
+      </w:r>
+      <w:r>
+        <w:rPr>
+          <w:rFonts w:ascii="Arial" w:hAnsi="Arial" w:cs="Arial"/>
+        </w:rPr>
+        <w:t>▼</w:t>
+      </w:r>
+    </w:p>
+    <w:p>
+      <w:r>
+        <w:t>Kubernetes Ingress</w:t>
+      </w:r>
+    </w:p>
+    <w:p>
+      <w:r>
+        <w:t xml:space="preserve">   │</w:t>
+      </w:r>
+    </w:p>
+    <w:p>
+      <w:r>
+        <w:t xml:space="preserve">   </w:t>
+      </w:r>
+      <w:r>
+        <w:rPr>
+          <w:rFonts w:ascii="Arial" w:hAnsi="Arial" w:cs="Arial"/>
+        </w:rPr>
+        <w:t>▼</w:t>
+      </w:r>
+    </w:p>
+    <w:p>
+      <w:r>
+        <w:t>Employee API Deployment (4 Replicas)</w:t>
+      </w:r>
+    </w:p>
+    <w:p>
+      <w:r>
+        <w:t xml:space="preserve">   │</w:t>
+      </w:r>
+    </w:p>
+    <w:p>
+      <w:r>
+        <w:t xml:space="preserve">   </w:t>
+      </w:r>
+      <w:r>
+        <w:rPr>
+          <w:rFonts w:ascii="Arial" w:hAnsi="Arial" w:cs="Arial"/>
+        </w:rPr>
+        <w:t>▼</w:t>
+      </w:r>
+    </w:p>
+    <w:p>
+      <w:r>
+        <w:t xml:space="preserve">MySQL </w:t>
       </w:r>
       <w:proofErr w:type="spellStart"/>
       <w:r>
         <w:t>StatefulSet</w:t>
       </w:r>
       <w:proofErr w:type="spellEnd"/>
-      <w:r>
-        <w:br/>
-        <w:t>→ Amazon EBS</w:t>
+    </w:p>
+    <w:p>
+      <w:r>
+        <w:t xml:space="preserve">   │</w:t>
+      </w:r>
+    </w:p>
+    <w:p>
+      <w:r>
+        <w:t xml:space="preserve">   </w:t>
+      </w:r>
+      <w:r>
+        <w:rPr>
+          <w:rFonts w:ascii="Arial" w:hAnsi="Arial" w:cs="Arial"/>
+        </w:rPr>
+        <w:t>▼</w:t>
+      </w:r>
+    </w:p>
+    <w:p>
+      <w:r>
+        <w:t>Amazon EBS Persistent Storage</w:t>
+      </w:r>
+    </w:p>
+    <w:p>
+      <w:pPr>
+        <w:rPr>
+          <w:b/>
+          <w:bCs/>
+        </w:rPr>
+      </w:pPr>
+      <w:r>
+        <w:rPr>
+          <w:b/>
+          <w:bCs/>
+        </w:rPr>
+        <w:t>Components Used</w:t>
+      </w:r>
+    </w:p>
+    <w:p>
+      <w:pPr>
+        <w:rPr>
+          <w:b/>
+          <w:bCs/>
+        </w:rPr>
+      </w:pPr>
+      <w:r>
+        <w:rPr>
+          <w:b/>
+          <w:bCs/>
+        </w:rPr>
+        <w:t>API Tier</w:t>
+      </w:r>
+    </w:p>
+    <w:p>
+      <w:pPr>
+        <w:numPr>
+          <w:ilvl w:val="0"/>
+          <w:numId w:val="19"/>
+        </w:numPr>
+      </w:pPr>
+      <w:r>
+        <w:t>Flask-based Employee API</w:t>
+      </w:r>
+    </w:p>
+    <w:p>
+      <w:pPr>
+        <w:numPr>
+          <w:ilvl w:val="0"/>
+          <w:numId w:val="19"/>
+        </w:numPr>
+      </w:pPr>
+      <w:r>
+        <w:t>Kubernetes Deployment</w:t>
+      </w:r>
+    </w:p>
+    <w:p>
+      <w:pPr>
+        <w:numPr>
+          <w:ilvl w:val="0"/>
+          <w:numId w:val="19"/>
+        </w:numPr>
+      </w:pPr>
+      <w:r>
+        <w:lastRenderedPageBreak/>
+        <w:t>4 replicas for high availability</w:t>
+      </w:r>
+    </w:p>
+    <w:p>
+      <w:pPr>
+        <w:numPr>
+          <w:ilvl w:val="0"/>
+          <w:numId w:val="19"/>
+        </w:numPr>
+      </w:pPr>
+      <w:r>
+        <w:t xml:space="preserve">Horizontal Pod </w:t>
+      </w:r>
+      <w:proofErr w:type="spellStart"/>
+      <w:r>
+        <w:t>Autoscaler</w:t>
+      </w:r>
+      <w:proofErr w:type="spellEnd"/>
+      <w:r>
+        <w:t xml:space="preserve"> (HPA)</w:t>
+      </w:r>
+    </w:p>
+    <w:p>
+      <w:pPr>
+        <w:rPr>
+          <w:b/>
+          <w:bCs/>
+        </w:rPr>
+      </w:pPr>
+      <w:r>
+        <w:rPr>
+          <w:b/>
+          <w:bCs/>
+        </w:rPr>
+        <w:t>Database Tier</w:t>
+      </w:r>
+    </w:p>
+    <w:p>
+      <w:pPr>
+        <w:numPr>
+          <w:ilvl w:val="0"/>
+          <w:numId w:val="20"/>
+        </w:numPr>
+      </w:pPr>
+      <w:r>
+        <w:t xml:space="preserve">MySQL </w:t>
+      </w:r>
+      <w:proofErr w:type="spellStart"/>
+      <w:r>
+        <w:t>StatefulSet</w:t>
+      </w:r>
+      <w:proofErr w:type="spellEnd"/>
+    </w:p>
+    <w:p>
+      <w:pPr>
+        <w:numPr>
+          <w:ilvl w:val="0"/>
+          <w:numId w:val="20"/>
+        </w:numPr>
+      </w:pPr>
+      <w:r>
+        <w:t>Persistent storage using Amazon EBS</w:t>
+      </w:r>
+    </w:p>
+    <w:p>
+      <w:pPr>
+        <w:numPr>
+          <w:ilvl w:val="0"/>
+          <w:numId w:val="20"/>
+        </w:numPr>
+      </w:pPr>
+      <w:r>
+        <w:t xml:space="preserve">Database initialization using SQL script mounted through </w:t>
+      </w:r>
+      <w:proofErr w:type="spellStart"/>
+      <w:r>
+        <w:t>ConfigMap</w:t>
+      </w:r>
+      <w:proofErr w:type="spellEnd"/>
+    </w:p>
+    <w:p>
+      <w:pPr>
+        <w:rPr>
+          <w:b/>
+          <w:bCs/>
+        </w:rPr>
+      </w:pPr>
+      <w:r>
+        <w:rPr>
+          <w:b/>
+          <w:bCs/>
+        </w:rPr>
+        <w:t>Kubernetes Resources</w:t>
+      </w:r>
+    </w:p>
+    <w:p>
+      <w:pPr>
+        <w:numPr>
+          <w:ilvl w:val="0"/>
+          <w:numId w:val="21"/>
+        </w:numPr>
+      </w:pPr>
+      <w:r>
+        <w:t>Namespace</w:t>
+      </w:r>
+    </w:p>
+    <w:p>
+      <w:pPr>
+        <w:numPr>
+          <w:ilvl w:val="0"/>
+          <w:numId w:val="21"/>
+        </w:numPr>
+      </w:pPr>
+      <w:r>
+        <w:t>Deployment</w:t>
+      </w:r>
+    </w:p>
+    <w:p>
+      <w:pPr>
+        <w:numPr>
+          <w:ilvl w:val="0"/>
+          <w:numId w:val="21"/>
+        </w:numPr>
+      </w:pPr>
+      <w:proofErr w:type="spellStart"/>
+      <w:r>
+        <w:t>StatefulSet</w:t>
+      </w:r>
+      <w:proofErr w:type="spellEnd"/>
+    </w:p>
+    <w:p>
+      <w:pPr>
+        <w:numPr>
+          <w:ilvl w:val="0"/>
+          <w:numId w:val="21"/>
+        </w:numPr>
+      </w:pPr>
+      <w:r>
+        <w:t>Service</w:t>
+      </w:r>
+    </w:p>
+    <w:p>
+      <w:pPr>
+        <w:numPr>
+          <w:ilvl w:val="0"/>
+          <w:numId w:val="21"/>
+        </w:numPr>
+      </w:pPr>
+      <w:r>
+        <w:t>Ingress</w:t>
+      </w:r>
+    </w:p>
+    <w:p>
+      <w:pPr>
+        <w:numPr>
+          <w:ilvl w:val="0"/>
+          <w:numId w:val="21"/>
+        </w:numPr>
+      </w:pPr>
+      <w:proofErr w:type="spellStart"/>
+      <w:r>
+        <w:t>ConfigMap</w:t>
+      </w:r>
+      <w:proofErr w:type="spellEnd"/>
+    </w:p>
+    <w:p>
+      <w:pPr>
+        <w:numPr>
+          <w:ilvl w:val="0"/>
+          <w:numId w:val="21"/>
+        </w:numPr>
+      </w:pPr>
+      <w:r>
+        <w:t>Secret</w:t>
+      </w:r>
+    </w:p>
+    <w:p>
+      <w:pPr>
+        <w:numPr>
+          <w:ilvl w:val="0"/>
+          <w:numId w:val="21"/>
+        </w:numPr>
+      </w:pPr>
+      <w:proofErr w:type="spellStart"/>
+      <w:r>
+        <w:t>HorizontalPodAutoscaler</w:t>
+      </w:r>
+      <w:proofErr w:type="spellEnd"/>
+      <w:r>
+        <w:t xml:space="preserve"> (HPA)</w:t>
+      </w:r>
+    </w:p>
+    <w:p>
+      <w:pPr>
+        <w:numPr>
+          <w:ilvl w:val="0"/>
+          <w:numId w:val="21"/>
+        </w:numPr>
+      </w:pPr>
+      <w:proofErr w:type="spellStart"/>
+      <w:r>
+        <w:t>PersistentVolumeClaim</w:t>
+      </w:r>
+      <w:proofErr w:type="spellEnd"/>
+      <w:r>
+        <w:t xml:space="preserve"> (PVC)</w:t>
+      </w:r>
+    </w:p>
+    <w:p>
+      <w:pPr>
+        <w:numPr>
+          <w:ilvl w:val="0"/>
+          <w:numId w:val="21"/>
+        </w:numPr>
+      </w:pPr>
+      <w:proofErr w:type="spellStart"/>
+      <w:r>
+        <w:t>StorageClass</w:t>
+      </w:r>
+      <w:proofErr w:type="spellEnd"/>
+    </w:p>
+    <w:p>
+      <w:pPr>
+        <w:rPr>
+          <w:b/>
+          <w:bCs/>
+        </w:rPr>
+      </w:pPr>
+      <w:r>
+        <w:rPr>
+          <w:b/>
+          <w:bCs/>
+        </w:rPr>
+        <w:t>AWS Services</w:t>
+      </w:r>
+    </w:p>
+    <w:p>
+      <w:pPr>
+        <w:numPr>
+          <w:ilvl w:val="0"/>
+          <w:numId w:val="22"/>
+        </w:numPr>
+      </w:pPr>
+      <w:r>
+        <w:t>Amazon EKS</w:t>
+      </w:r>
+    </w:p>
+    <w:p>
+      <w:pPr>
+        <w:numPr>
+          <w:ilvl w:val="0"/>
+          <w:numId w:val="22"/>
+        </w:numPr>
+      </w:pPr>
+      <w:r>
+        <w:t>AWS Load Balancer Controller</w:t>
+      </w:r>
+    </w:p>
+    <w:p>
+      <w:pPr>
+        <w:numPr>
+          <w:ilvl w:val="0"/>
+          <w:numId w:val="22"/>
+        </w:numPr>
+      </w:pPr>
+      <w:r>
+        <w:t>Application Load Balancer (ALB)</w:t>
+      </w:r>
+    </w:p>
+    <w:p>
+      <w:pPr>
+        <w:numPr>
+          <w:ilvl w:val="0"/>
+          <w:numId w:val="22"/>
+        </w:numPr>
+      </w:pPr>
+      <w:r>
+        <w:t>Amazon EBS</w:t>
+      </w:r>
+    </w:p>
+    <w:p>
+      <w:pPr>
+        <w:numPr>
+          <w:ilvl w:val="0"/>
+          <w:numId w:val="22"/>
+        </w:numPr>
+      </w:pPr>
+      <w:r>
+        <w:t>EBS CSI Driver</w:t>
+      </w:r>
+    </w:p>
+    <w:p>
+      <w:r>
+        <w:pict w14:anchorId="4BE910CA">
+          <v:rect id="_x0000_i1093" style="width:0;height:1.5pt" o:hralign="center" o:hrstd="t" o:hr="t" fillcolor="#a0a0a0" stroked="f"/>
+        </w:pict>
       </w:r>
     </w:p>
     <w:p>
@@ -235,184 +831,6 @@
       </w:r>
     </w:p>
     <w:p>
-      <w:r>
-        <w:t>Amazon EKS</w:t>
-      </w:r>
-    </w:p>
-    <w:p>
-      <w:pPr>
-        <w:numPr>
-          <w:ilvl w:val="0"/>
-          <w:numId w:val="3"/>
-        </w:numPr>
-      </w:pPr>
-      <w:r>
-        <w:t>Managed Kubernetes service</w:t>
-      </w:r>
-    </w:p>
-    <w:p>
-      <w:pPr>
-        <w:numPr>
-          <w:ilvl w:val="0"/>
-          <w:numId w:val="3"/>
-        </w:numPr>
-      </w:pPr>
-      <w:r>
-        <w:t>Reduced operational overhead</w:t>
-      </w:r>
-    </w:p>
-    <w:p>
-      <w:r>
-        <w:lastRenderedPageBreak/>
-        <w:t>AWS Load Balancer Controller</w:t>
-      </w:r>
-    </w:p>
-    <w:p>
-      <w:pPr>
-        <w:numPr>
-          <w:ilvl w:val="0"/>
-          <w:numId w:val="4"/>
-        </w:numPr>
-      </w:pPr>
-      <w:r>
-        <w:t>Native AWS integration</w:t>
-      </w:r>
-    </w:p>
-    <w:p>
-      <w:pPr>
-        <w:numPr>
-          <w:ilvl w:val="0"/>
-          <w:numId w:val="4"/>
-        </w:numPr>
-      </w:pPr>
-      <w:r>
-        <w:t>Automatic ALB provisioning</w:t>
-      </w:r>
-    </w:p>
-    <w:p>
-      <w:r>
-        <w:t xml:space="preserve">MySQL </w:t>
-      </w:r>
-      <w:proofErr w:type="spellStart"/>
-      <w:r>
-        <w:t>StatefulSet</w:t>
-      </w:r>
-      <w:proofErr w:type="spellEnd"/>
-    </w:p>
-    <w:p>
-      <w:pPr>
-        <w:numPr>
-          <w:ilvl w:val="0"/>
-          <w:numId w:val="5"/>
-        </w:numPr>
-      </w:pPr>
-      <w:r>
-        <w:t>Stable network identity</w:t>
-      </w:r>
-    </w:p>
-    <w:p>
-      <w:pPr>
-        <w:numPr>
-          <w:ilvl w:val="0"/>
-          <w:numId w:val="5"/>
-        </w:numPr>
-      </w:pPr>
-      <w:r>
-        <w:t>Persistent storage support</w:t>
-      </w:r>
-    </w:p>
-    <w:p>
-      <w:r>
-        <w:t>EBS CSI Driver</w:t>
-      </w:r>
-    </w:p>
-    <w:p>
-      <w:pPr>
-        <w:numPr>
-          <w:ilvl w:val="0"/>
-          <w:numId w:val="6"/>
-        </w:numPr>
-      </w:pPr>
-      <w:r>
-        <w:t>Dynamic volume provisioning</w:t>
-      </w:r>
-    </w:p>
-    <w:p>
-      <w:r>
-        <w:t>gp3 Storage</w:t>
-      </w:r>
-    </w:p>
-    <w:p>
-      <w:pPr>
-        <w:numPr>
-          <w:ilvl w:val="0"/>
-          <w:numId w:val="7"/>
-        </w:numPr>
-      </w:pPr>
-      <w:r>
-        <w:t>Lower cost and better performance than gp2</w:t>
-      </w:r>
-    </w:p>
-    <w:p>
-      <w:r>
-        <w:t xml:space="preserve">Horizontal Pod </w:t>
-      </w:r>
-      <w:proofErr w:type="spellStart"/>
-      <w:r>
-        <w:t>Autoscaler</w:t>
-      </w:r>
-      <w:proofErr w:type="spellEnd"/>
-    </w:p>
-    <w:p>
-      <w:pPr>
-        <w:numPr>
-          <w:ilvl w:val="0"/>
-          <w:numId w:val="8"/>
-        </w:numPr>
-      </w:pPr>
-      <w:r>
-        <w:t>Elastic scaling based on workload</w:t>
-      </w:r>
-    </w:p>
-    <w:p>
-      <w:proofErr w:type="spellStart"/>
-      <w:r>
-        <w:t>ConfigMaps</w:t>
-      </w:r>
-      <w:proofErr w:type="spellEnd"/>
-      <w:r>
-        <w:t xml:space="preserve"> and Secrets</w:t>
-      </w:r>
-    </w:p>
-    <w:p>
-      <w:pPr>
-        <w:numPr>
-          <w:ilvl w:val="0"/>
-          <w:numId w:val="9"/>
-        </w:numPr>
-      </w:pPr>
-      <w:r>
-        <w:t>Separation of configuration from application code</w:t>
-      </w:r>
-    </w:p>
-    <w:p>
-      <w:r>
-        <w:t>Deployment Strategy</w:t>
-      </w:r>
-    </w:p>
-    <w:p>
-      <w:pPr>
-        <w:numPr>
-          <w:ilvl w:val="0"/>
-          <w:numId w:val="10"/>
-        </w:numPr>
-      </w:pPr>
-      <w:r>
-        <w:t>Rolling updates ensure zero downtime</w:t>
-      </w:r>
-    </w:p>
-    <w:p/>
-    <w:p>
       <w:pPr>
         <w:rPr>
           <w:b/>
@@ -424,234 +842,1313 @@
           <w:b/>
           <w:bCs/>
         </w:rPr>
-        <w:t xml:space="preserve">4. </w:t>
-      </w:r>
-      <w:r>
+        <w:t>Amazon EKS</w:t>
+      </w:r>
+    </w:p>
+    <w:p>
+      <w:r>
+        <w:lastRenderedPageBreak/>
+        <w:t>Amazon EKS was selected as the Kubernetes platform because:</w:t>
+      </w:r>
+    </w:p>
+    <w:p>
+      <w:pPr>
+        <w:numPr>
+          <w:ilvl w:val="0"/>
+          <w:numId w:val="23"/>
+        </w:numPr>
+      </w:pPr>
+      <w:r>
+        <w:t>Fully managed Kubernetes service</w:t>
+      </w:r>
+    </w:p>
+    <w:p>
+      <w:pPr>
+        <w:numPr>
+          <w:ilvl w:val="0"/>
+          <w:numId w:val="23"/>
+        </w:numPr>
+      </w:pPr>
+      <w:r>
+        <w:t>Reduced operational overhead</w:t>
+      </w:r>
+    </w:p>
+    <w:p>
+      <w:pPr>
+        <w:numPr>
+          <w:ilvl w:val="0"/>
+          <w:numId w:val="23"/>
+        </w:numPr>
+      </w:pPr>
+      <w:r>
+        <w:t>Native AWS integration</w:t>
+      </w:r>
+    </w:p>
+    <w:p>
+      <w:pPr>
+        <w:numPr>
+          <w:ilvl w:val="0"/>
+          <w:numId w:val="23"/>
+        </w:numPr>
+      </w:pPr>
+      <w:r>
+        <w:t>High availability and scalability</w:t>
+      </w:r>
+    </w:p>
+    <w:p>
+      <w:pPr>
         <w:rPr>
           <w:b/>
           <w:bCs/>
         </w:rPr>
-        <w:t>FinOps Considerations</w:t>
-      </w:r>
-    </w:p>
-    <w:p>
-      <w:r>
-        <w:t>The solution was designed with cost optimization principles in mind.</w:t>
-      </w:r>
-    </w:p>
-    <w:p>
-      <w:pPr>
-        <w:numPr>
-          <w:ilvl w:val="0"/>
-          <w:numId w:val="12"/>
-        </w:numPr>
-      </w:pPr>
-      <w:r>
-        <w:t>Right-Sized Infrastructure</w:t>
-      </w:r>
-    </w:p>
-    <w:p>
-      <w:pPr>
-        <w:numPr>
-          <w:ilvl w:val="1"/>
-          <w:numId w:val="12"/>
-        </w:numPr>
-      </w:pPr>
-      <w:r>
-        <w:t>Two t</w:t>
-      </w:r>
-      <w:proofErr w:type="gramStart"/>
-      <w:r>
-        <w:t>3.small</w:t>
-      </w:r>
-      <w:proofErr w:type="gramEnd"/>
-      <w:r>
-        <w:t xml:space="preserve"> worker nodes were used.</w:t>
-      </w:r>
-    </w:p>
-    <w:p>
-      <w:pPr>
-        <w:numPr>
-          <w:ilvl w:val="1"/>
-          <w:numId w:val="12"/>
-        </w:numPr>
-      </w:pPr>
-      <w:r>
-        <w:t>Infrastructure was sized according to workload requirements.</w:t>
-      </w:r>
-    </w:p>
-    <w:p>
-      <w:pPr>
-        <w:numPr>
-          <w:ilvl w:val="0"/>
-          <w:numId w:val="12"/>
-        </w:numPr>
-      </w:pPr>
-      <w:r>
-        <w:t>Elastic Scaling</w:t>
-      </w:r>
-    </w:p>
-    <w:p>
-      <w:pPr>
-        <w:numPr>
-          <w:ilvl w:val="1"/>
-          <w:numId w:val="12"/>
-        </w:numPr>
-      </w:pPr>
-      <w:r>
+      </w:pPr>
+      <w:r>
+        <w:rPr>
+          <w:b/>
+          <w:bCs/>
+        </w:rPr>
+        <w:t>AWS Load Balancer Controller</w:t>
+      </w:r>
+    </w:p>
+    <w:p>
+      <w:r>
+        <w:t>The AWS Load Balancer Controller was used because:</w:t>
+      </w:r>
+    </w:p>
+    <w:p>
+      <w:pPr>
+        <w:numPr>
+          <w:ilvl w:val="0"/>
+          <w:numId w:val="24"/>
+        </w:numPr>
+      </w:pPr>
+      <w:r>
+        <w:t>Native integration with AWS networking services</w:t>
+      </w:r>
+    </w:p>
+    <w:p>
+      <w:pPr>
+        <w:numPr>
+          <w:ilvl w:val="0"/>
+          <w:numId w:val="24"/>
+        </w:numPr>
+      </w:pPr>
+      <w:r>
+        <w:t>Automatic ALB provisioning through Kubernetes Ingress</w:t>
+      </w:r>
+    </w:p>
+    <w:p>
+      <w:pPr>
+        <w:numPr>
+          <w:ilvl w:val="0"/>
+          <w:numId w:val="24"/>
+        </w:numPr>
+      </w:pPr>
+      <w:r>
+        <w:t>Reduced infrastructure management effort</w:t>
+      </w:r>
+    </w:p>
+    <w:p>
+      <w:pPr>
+        <w:rPr>
+          <w:b/>
+          <w:bCs/>
+        </w:rPr>
+      </w:pPr>
+      <w:r>
+        <w:rPr>
+          <w:b/>
+          <w:bCs/>
+        </w:rPr>
+        <w:t xml:space="preserve">MySQL </w:t>
+      </w:r>
+      <w:proofErr w:type="spellStart"/>
+      <w:r>
+        <w:rPr>
+          <w:b/>
+          <w:bCs/>
+        </w:rPr>
+        <w:t>StatefulSet</w:t>
+      </w:r>
+      <w:proofErr w:type="spellEnd"/>
+    </w:p>
+    <w:p>
+      <w:r>
+        <w:t xml:space="preserve">A </w:t>
+      </w:r>
+      <w:proofErr w:type="spellStart"/>
+      <w:r>
+        <w:t>StatefulSet</w:t>
+      </w:r>
+      <w:proofErr w:type="spellEnd"/>
+      <w:r>
+        <w:t xml:space="preserve"> was chosen for the database layer because:</w:t>
+      </w:r>
+    </w:p>
+    <w:p>
+      <w:pPr>
+        <w:numPr>
+          <w:ilvl w:val="0"/>
+          <w:numId w:val="25"/>
+        </w:numPr>
+      </w:pPr>
+      <w:r>
+        <w:t>Provides stable network identity</w:t>
+      </w:r>
+    </w:p>
+    <w:p>
+      <w:pPr>
+        <w:numPr>
+          <w:ilvl w:val="0"/>
+          <w:numId w:val="25"/>
+        </w:numPr>
+      </w:pPr>
+      <w:r>
+        <w:t>Supports persistent storage</w:t>
+      </w:r>
+    </w:p>
+    <w:p>
+      <w:pPr>
+        <w:numPr>
+          <w:ilvl w:val="0"/>
+          <w:numId w:val="25"/>
+        </w:numPr>
+      </w:pPr>
+      <w:r>
+        <w:t>Ensures ordered pod creation and recovery</w:t>
+      </w:r>
+    </w:p>
+    <w:p>
+      <w:pPr>
+        <w:numPr>
+          <w:ilvl w:val="0"/>
+          <w:numId w:val="25"/>
+        </w:numPr>
+      </w:pPr>
+      <w:r>
+        <w:t>Suitable for stateful workloads</w:t>
+      </w:r>
+    </w:p>
+    <w:p>
+      <w:pPr>
+        <w:rPr>
+          <w:b/>
+          <w:bCs/>
+        </w:rPr>
+      </w:pPr>
+      <w:r>
+        <w:rPr>
+          <w:b/>
+          <w:bCs/>
+        </w:rPr>
+        <w:t>Amazon EBS CSI Driver</w:t>
+      </w:r>
+    </w:p>
+    <w:p>
+      <w:r>
+        <w:t>The EBS CSI Driver was used because:</w:t>
+      </w:r>
+    </w:p>
+    <w:p>
+      <w:pPr>
+        <w:numPr>
+          <w:ilvl w:val="0"/>
+          <w:numId w:val="26"/>
+        </w:numPr>
+      </w:pPr>
+      <w:r>
+        <w:t>Enables dynamic volume provisioning</w:t>
+      </w:r>
+    </w:p>
+    <w:p>
+      <w:pPr>
+        <w:numPr>
+          <w:ilvl w:val="0"/>
+          <w:numId w:val="26"/>
+        </w:numPr>
+      </w:pPr>
+      <w:r>
+        <w:t>Native integration with Kubernetes storage resources</w:t>
+      </w:r>
+    </w:p>
+    <w:p>
+      <w:pPr>
+        <w:numPr>
+          <w:ilvl w:val="0"/>
+          <w:numId w:val="26"/>
+        </w:numPr>
+      </w:pPr>
+      <w:r>
+        <w:t>Simplifies persistent storage management</w:t>
+      </w:r>
+    </w:p>
+    <w:p>
+      <w:pPr>
+        <w:rPr>
+          <w:b/>
+          <w:bCs/>
+        </w:rPr>
+      </w:pPr>
+      <w:r>
+        <w:rPr>
+          <w:b/>
+          <w:bCs/>
+        </w:rPr>
+        <w:t>gp3 Storage Class</w:t>
+      </w:r>
+    </w:p>
+    <w:p>
+      <w:r>
+        <w:t>The gp3 storage class was selected because:</w:t>
+      </w:r>
+    </w:p>
+    <w:p>
+      <w:pPr>
+        <w:numPr>
+          <w:ilvl w:val="0"/>
+          <w:numId w:val="27"/>
+        </w:numPr>
+      </w:pPr>
+      <w:r>
+        <w:t>Better price-performance ratio than gp2</w:t>
+      </w:r>
+    </w:p>
+    <w:p>
+      <w:pPr>
+        <w:numPr>
+          <w:ilvl w:val="0"/>
+          <w:numId w:val="27"/>
+        </w:numPr>
+      </w:pPr>
+      <w:r>
+        <w:t>Independent performance tuning capabilities</w:t>
+      </w:r>
+    </w:p>
+    <w:p>
+      <w:pPr>
+        <w:numPr>
+          <w:ilvl w:val="0"/>
+          <w:numId w:val="27"/>
+        </w:numPr>
+      </w:pPr>
+      <w:r>
+        <w:t>Lower storage cost</w:t>
+      </w:r>
+    </w:p>
+    <w:p>
+      <w:pPr>
+        <w:rPr>
+          <w:b/>
+          <w:bCs/>
+        </w:rPr>
+      </w:pPr>
+      <w:r>
+        <w:rPr>
+          <w:b/>
+          <w:bCs/>
+        </w:rPr>
+        <w:lastRenderedPageBreak/>
         <w:t xml:space="preserve">Horizontal Pod </w:t>
       </w:r>
       <w:proofErr w:type="spellStart"/>
       <w:r>
+        <w:rPr>
+          <w:b/>
+          <w:bCs/>
+        </w:rPr>
         <w:t>Autoscaler</w:t>
       </w:r>
       <w:proofErr w:type="spellEnd"/>
       <w:r>
-        <w:t xml:space="preserve"> dynamically scales API pods based on CPU utilization.</w:t>
-      </w:r>
-    </w:p>
-    <w:p>
-      <w:pPr>
-        <w:numPr>
-          <w:ilvl w:val="1"/>
-          <w:numId w:val="12"/>
-        </w:numPr>
-      </w:pPr>
-      <w:r>
-        <w:t>Additional resources are consumed only when required.</w:t>
-      </w:r>
-    </w:p>
-    <w:p>
-      <w:pPr>
-        <w:numPr>
-          <w:ilvl w:val="0"/>
-          <w:numId w:val="12"/>
+        <w:rPr>
+          <w:b/>
+          <w:bCs/>
+        </w:rPr>
+        <w:t xml:space="preserve"> (HPA)</w:t>
+      </w:r>
+    </w:p>
+    <w:p>
+      <w:r>
+        <w:t>HPA was implemented to:</w:t>
+      </w:r>
+    </w:p>
+    <w:p>
+      <w:pPr>
+        <w:numPr>
+          <w:ilvl w:val="0"/>
+          <w:numId w:val="28"/>
+        </w:numPr>
+      </w:pPr>
+      <w:r>
+        <w:t>Automatically scale application pods based on CPU utilization</w:t>
+      </w:r>
+    </w:p>
+    <w:p>
+      <w:pPr>
+        <w:numPr>
+          <w:ilvl w:val="0"/>
+          <w:numId w:val="28"/>
+        </w:numPr>
+      </w:pPr>
+      <w:r>
+        <w:t>Improve resource efficiency</w:t>
+      </w:r>
+    </w:p>
+    <w:p>
+      <w:pPr>
+        <w:numPr>
+          <w:ilvl w:val="0"/>
+          <w:numId w:val="28"/>
+        </w:numPr>
+      </w:pPr>
+      <w:r>
+        <w:t>Support varying workloads</w:t>
+      </w:r>
+    </w:p>
+    <w:p>
+      <w:pPr>
+        <w:rPr>
+          <w:b/>
+          <w:bCs/>
+        </w:rPr>
+      </w:pPr>
+      <w:proofErr w:type="spellStart"/>
+      <w:r>
+        <w:rPr>
+          <w:b/>
+          <w:bCs/>
+        </w:rPr>
+        <w:t>ConfigMaps</w:t>
+      </w:r>
+      <w:proofErr w:type="spellEnd"/>
+      <w:r>
+        <w:rPr>
+          <w:b/>
+          <w:bCs/>
+        </w:rPr>
+        <w:t xml:space="preserve"> and Secrets</w:t>
+      </w:r>
+    </w:p>
+    <w:p>
+      <w:proofErr w:type="spellStart"/>
+      <w:r>
+        <w:t>ConfigMaps</w:t>
+      </w:r>
+      <w:proofErr w:type="spellEnd"/>
+      <w:r>
+        <w:t xml:space="preserve"> and Secrets were utilized to:</w:t>
+      </w:r>
+    </w:p>
+    <w:p>
+      <w:pPr>
+        <w:numPr>
+          <w:ilvl w:val="0"/>
+          <w:numId w:val="29"/>
+        </w:numPr>
+      </w:pPr>
+      <w:r>
+        <w:t>Separate configuration from application code</w:t>
+      </w:r>
+    </w:p>
+    <w:p>
+      <w:pPr>
+        <w:numPr>
+          <w:ilvl w:val="0"/>
+          <w:numId w:val="29"/>
+        </w:numPr>
+      </w:pPr>
+      <w:r>
+        <w:t>Improve maintainability</w:t>
+      </w:r>
+    </w:p>
+    <w:p>
+      <w:pPr>
+        <w:numPr>
+          <w:ilvl w:val="0"/>
+          <w:numId w:val="29"/>
+        </w:numPr>
+      </w:pPr>
+      <w:r>
+        <w:t>Secure sensitive information such as database credentials</w:t>
+      </w:r>
+    </w:p>
+    <w:p>
+      <w:pPr>
+        <w:rPr>
+          <w:b/>
+          <w:bCs/>
+        </w:rPr>
+      </w:pPr>
+      <w:r>
+        <w:rPr>
+          <w:b/>
+          <w:bCs/>
+        </w:rPr>
+        <w:t>Deployment Strategy</w:t>
+      </w:r>
+    </w:p>
+    <w:p>
+      <w:r>
+        <w:t>Rolling update deployment strategy was implemented because:</w:t>
+      </w:r>
+    </w:p>
+    <w:p>
+      <w:pPr>
+        <w:numPr>
+          <w:ilvl w:val="0"/>
+          <w:numId w:val="30"/>
+        </w:numPr>
+      </w:pPr>
+      <w:r>
+        <w:t>Ensures zero-downtime deployments</w:t>
+      </w:r>
+    </w:p>
+    <w:p>
+      <w:pPr>
+        <w:numPr>
+          <w:ilvl w:val="0"/>
+          <w:numId w:val="30"/>
+        </w:numPr>
+      </w:pPr>
+      <w:r>
+        <w:t>Minimizes service disruption during application upgrades</w:t>
+      </w:r>
+    </w:p>
+    <w:p>
+      <w:pPr>
+        <w:numPr>
+          <w:ilvl w:val="0"/>
+          <w:numId w:val="30"/>
+        </w:numPr>
+      </w:pPr>
+      <w:r>
+        <w:t>Supports controlled rollout of new application versions</w:t>
+      </w:r>
+    </w:p>
+    <w:p>
+      <w:r>
+        <w:pict w14:anchorId="4735E302">
+          <v:rect id="_x0000_i1094" style="width:0;height:1.5pt" o:hralign="center" o:hrstd="t" o:hr="t" fillcolor="#a0a0a0" stroked="f"/>
+        </w:pict>
+      </w:r>
+    </w:p>
+    <w:p>
+      <w:pPr>
+        <w:rPr>
+          <w:b/>
+          <w:bCs/>
+        </w:rPr>
+      </w:pPr>
+      <w:r>
+        <w:rPr>
+          <w:b/>
+          <w:bCs/>
+        </w:rPr>
+        <w:t>5. FinOps Considerations</w:t>
+      </w:r>
+    </w:p>
+    <w:p>
+      <w:r>
+        <w:t>The solution was designed with cost optimization principles in mind while maintaining reliability, scalability, and operational efficiency.</w:t>
+      </w:r>
+    </w:p>
+    <w:p>
+      <w:pPr>
+        <w:rPr>
+          <w:b/>
+          <w:bCs/>
+        </w:rPr>
+      </w:pPr>
+      <w:r>
+        <w:rPr>
+          <w:b/>
+          <w:bCs/>
+        </w:rPr>
+        <w:t>5.1 Right-Sized Infrastructure</w:t>
+      </w:r>
+    </w:p>
+    <w:p>
+      <w:pPr>
+        <w:numPr>
+          <w:ilvl w:val="0"/>
+          <w:numId w:val="31"/>
+        </w:numPr>
+      </w:pPr>
+      <w:r>
+        <w:t>Two t3.small worker nodes were provisioned.</w:t>
+      </w:r>
+    </w:p>
+    <w:p>
+      <w:pPr>
+        <w:numPr>
+          <w:ilvl w:val="0"/>
+          <w:numId w:val="31"/>
+        </w:numPr>
+      </w:pPr>
+      <w:r>
+        <w:t>Infrastructure sizing was aligned with application requirements.</w:t>
+      </w:r>
+    </w:p>
+    <w:p>
+      <w:pPr>
+        <w:numPr>
+          <w:ilvl w:val="0"/>
+          <w:numId w:val="31"/>
+        </w:numPr>
+      </w:pPr>
+      <w:r>
+        <w:t>Avoided overprovisioning of compute resources.</w:t>
+      </w:r>
+    </w:p>
+    <w:p>
+      <w:r>
+        <w:rPr>
+          <w:b/>
+          <w:bCs/>
+        </w:rPr>
+        <w:t>Benefits</w:t>
+      </w:r>
+    </w:p>
+    <w:p>
+      <w:pPr>
+        <w:numPr>
+          <w:ilvl w:val="0"/>
+          <w:numId w:val="32"/>
+        </w:numPr>
+      </w:pPr>
+      <w:r>
+        <w:t>Reduced infrastructure cost</w:t>
+      </w:r>
+    </w:p>
+    <w:p>
+      <w:pPr>
+        <w:numPr>
+          <w:ilvl w:val="0"/>
+          <w:numId w:val="32"/>
+        </w:numPr>
+      </w:pPr>
+      <w:r>
+        <w:t>Efficient resource utilization</w:t>
+      </w:r>
+    </w:p>
+    <w:p>
+      <w:pPr>
+        <w:numPr>
+          <w:ilvl w:val="0"/>
+          <w:numId w:val="32"/>
         </w:numPr>
       </w:pPr>
       <w:r>
         <w:lastRenderedPageBreak/>
-        <w:t>Cost-Optimized Storage</w:t>
-      </w:r>
-    </w:p>
-    <w:p>
-      <w:pPr>
-        <w:numPr>
-          <w:ilvl w:val="1"/>
-          <w:numId w:val="12"/>
-        </w:numPr>
-      </w:pPr>
-      <w:r>
-        <w:t>Amazon EBS gp3 volumes were selected instead of gp2.</w:t>
-      </w:r>
-    </w:p>
-    <w:p>
-      <w:pPr>
-        <w:numPr>
-          <w:ilvl w:val="1"/>
-          <w:numId w:val="12"/>
-        </w:numPr>
-      </w:pPr>
-      <w:r>
-        <w:t>Provides better price-performance characteristics.</w:t>
-      </w:r>
-    </w:p>
-    <w:p>
-      <w:pPr>
-        <w:numPr>
-          <w:ilvl w:val="0"/>
-          <w:numId w:val="12"/>
-        </w:numPr>
-      </w:pPr>
-      <w:r>
-        <w:t>Managed Kubernetes Components</w:t>
-      </w:r>
-    </w:p>
-    <w:p>
-      <w:pPr>
-        <w:numPr>
-          <w:ilvl w:val="1"/>
-          <w:numId w:val="12"/>
-        </w:numPr>
-      </w:pPr>
-      <w:r>
-        <w:t>Amazon EKS managed addons reduce operational overhead and maintenance effort.</w:t>
-      </w:r>
-    </w:p>
-    <w:p>
-      <w:pPr>
-        <w:numPr>
-          <w:ilvl w:val="0"/>
-          <w:numId w:val="12"/>
-        </w:numPr>
-      </w:pPr>
-      <w:r>
-        <w:t>Dynamic Storage Provisioning</w:t>
-      </w:r>
-    </w:p>
-    <w:p>
-      <w:pPr>
-        <w:numPr>
-          <w:ilvl w:val="1"/>
-          <w:numId w:val="12"/>
-        </w:numPr>
-      </w:pPr>
-      <w:r>
-        <w:t>Persistent storage is provisioned only when required through Kubernetes PVCs.</w:t>
-      </w:r>
-    </w:p>
-    <w:p>
-      <w:pPr>
-        <w:numPr>
-          <w:ilvl w:val="0"/>
-          <w:numId w:val="12"/>
-        </w:numPr>
-      </w:pPr>
-      <w:r>
-        <w:t>Stateless Application Tier</w:t>
-      </w:r>
-    </w:p>
-    <w:p>
-      <w:pPr>
-        <w:numPr>
-          <w:ilvl w:val="1"/>
-          <w:numId w:val="12"/>
-        </w:numPr>
-      </w:pPr>
-      <w:r>
-        <w:t>API pods scale horizontally without requiring additional persistent storage.</w:t>
-      </w:r>
-    </w:p>
-    <w:p>
-      <w:pPr>
-        <w:numPr>
-          <w:ilvl w:val="0"/>
-          <w:numId w:val="12"/>
-        </w:numPr>
-      </w:pPr>
-      <w:r>
-        <w:t>Temporary Environment Strategy</w:t>
-      </w:r>
-    </w:p>
-    <w:p>
-      <w:pPr>
-        <w:numPr>
-          <w:ilvl w:val="1"/>
-          <w:numId w:val="12"/>
-        </w:numPr>
-      </w:pPr>
-      <w:r>
-        <w:t>The environment is intended for validation and demonstration purposes only.</w:t>
-      </w:r>
-    </w:p>
-    <w:p>
-      <w:pPr>
-        <w:numPr>
-          <w:ilvl w:val="1"/>
-          <w:numId w:val="12"/>
-        </w:numPr>
-      </w:pPr>
-      <w:r>
-        <w:t>All resources are deleted after successful completion to avoid unnecessary cloud costs.</w:t>
+        <w:t>Lower operational expenditure</w:t>
+      </w:r>
+    </w:p>
+    <w:p>
+      <w:r>
+        <w:pict w14:anchorId="7952A475">
+          <v:rect id="_x0000_i1095" style="width:0;height:1.5pt" o:hralign="center" o:hrstd="t" o:hr="t" fillcolor="#a0a0a0" stroked="f"/>
+        </w:pict>
+      </w:r>
+    </w:p>
+    <w:p>
+      <w:pPr>
+        <w:rPr>
+          <w:b/>
+          <w:bCs/>
+        </w:rPr>
+      </w:pPr>
+      <w:r>
+        <w:rPr>
+          <w:b/>
+          <w:bCs/>
+        </w:rPr>
+        <w:t>5.2 Elastic Scaling</w:t>
+      </w:r>
+    </w:p>
+    <w:p>
+      <w:r>
+        <w:t xml:space="preserve">Horizontal Pod </w:t>
+      </w:r>
+      <w:proofErr w:type="spellStart"/>
+      <w:r>
+        <w:t>Autoscaler</w:t>
+      </w:r>
+      <w:proofErr w:type="spellEnd"/>
+      <w:r>
+        <w:t xml:space="preserve"> (HPA) was implemented to dynamically scale API pods based on CPU utilization.</w:t>
+      </w:r>
+    </w:p>
+    <w:p>
+      <w:r>
+        <w:rPr>
+          <w:b/>
+          <w:bCs/>
+        </w:rPr>
+        <w:t>Benefits</w:t>
+      </w:r>
+    </w:p>
+    <w:p>
+      <w:pPr>
+        <w:numPr>
+          <w:ilvl w:val="0"/>
+          <w:numId w:val="33"/>
+        </w:numPr>
+      </w:pPr>
+      <w:r>
+        <w:t>Resources are consumed only when required.</w:t>
+      </w:r>
+    </w:p>
+    <w:p>
+      <w:pPr>
+        <w:numPr>
+          <w:ilvl w:val="0"/>
+          <w:numId w:val="33"/>
+        </w:numPr>
+      </w:pPr>
+      <w:r>
+        <w:t>Reduces idle compute costs.</w:t>
+      </w:r>
+    </w:p>
+    <w:p>
+      <w:pPr>
+        <w:numPr>
+          <w:ilvl w:val="0"/>
+          <w:numId w:val="33"/>
+        </w:numPr>
+      </w:pPr>
+      <w:r>
+        <w:t>Supports demand-based scaling.</w:t>
+      </w:r>
+    </w:p>
+    <w:p>
+      <w:r>
+        <w:pict w14:anchorId="727C0972">
+          <v:rect id="_x0000_i1096" style="width:0;height:1.5pt" o:hralign="center" o:hrstd="t" o:hr="t" fillcolor="#a0a0a0" stroked="f"/>
+        </w:pict>
+      </w:r>
+    </w:p>
+    <w:p>
+      <w:pPr>
+        <w:rPr>
+          <w:b/>
+          <w:bCs/>
+        </w:rPr>
+      </w:pPr>
+      <w:r>
+        <w:rPr>
+          <w:b/>
+          <w:bCs/>
+        </w:rPr>
+        <w:t>5.3 Cost-Optimized Storage</w:t>
+      </w:r>
+    </w:p>
+    <w:p>
+      <w:r>
+        <w:t>Amazon EBS gp3 volumes were selected instead of gp2 volumes.</w:t>
+      </w:r>
+    </w:p>
+    <w:p>
+      <w:r>
+        <w:rPr>
+          <w:b/>
+          <w:bCs/>
+        </w:rPr>
+        <w:t>Benefits</w:t>
+      </w:r>
+    </w:p>
+    <w:p>
+      <w:pPr>
+        <w:numPr>
+          <w:ilvl w:val="0"/>
+          <w:numId w:val="34"/>
+        </w:numPr>
+      </w:pPr>
+      <w:r>
+        <w:t>Lower storage cost</w:t>
+      </w:r>
+    </w:p>
+    <w:p>
+      <w:pPr>
+        <w:numPr>
+          <w:ilvl w:val="0"/>
+          <w:numId w:val="34"/>
+        </w:numPr>
+      </w:pPr>
+      <w:r>
+        <w:t>Better price-performance ratio</w:t>
+      </w:r>
+    </w:p>
+    <w:p>
+      <w:pPr>
+        <w:numPr>
+          <w:ilvl w:val="0"/>
+          <w:numId w:val="34"/>
+        </w:numPr>
+      </w:pPr>
+      <w:r>
+        <w:t>Independent control over storage and performance characteristics</w:t>
+      </w:r>
+    </w:p>
+    <w:p>
+      <w:r>
+        <w:pict w14:anchorId="1B835ED1">
+          <v:rect id="_x0000_i1097" style="width:0;height:1.5pt" o:hralign="center" o:hrstd="t" o:hr="t" fillcolor="#a0a0a0" stroked="f"/>
+        </w:pict>
+      </w:r>
+    </w:p>
+    <w:p>
+      <w:pPr>
+        <w:rPr>
+          <w:b/>
+          <w:bCs/>
+        </w:rPr>
+      </w:pPr>
+      <w:r>
+        <w:rPr>
+          <w:b/>
+          <w:bCs/>
+        </w:rPr>
+        <w:t>5.4 Managed Kubernetes Components</w:t>
+      </w:r>
+    </w:p>
+    <w:p>
+      <w:r>
+        <w:t>Amazon EKS managed add-ons were used for:</w:t>
+      </w:r>
+    </w:p>
+    <w:p>
+      <w:pPr>
+        <w:numPr>
+          <w:ilvl w:val="0"/>
+          <w:numId w:val="35"/>
+        </w:numPr>
+      </w:pPr>
+      <w:proofErr w:type="spellStart"/>
+      <w:r>
+        <w:t>CoreDNS</w:t>
+      </w:r>
+      <w:proofErr w:type="spellEnd"/>
+    </w:p>
+    <w:p>
+      <w:pPr>
+        <w:numPr>
+          <w:ilvl w:val="0"/>
+          <w:numId w:val="35"/>
+        </w:numPr>
+      </w:pPr>
+      <w:proofErr w:type="spellStart"/>
+      <w:r>
+        <w:t>kube</w:t>
+      </w:r>
+      <w:proofErr w:type="spellEnd"/>
+      <w:r>
+        <w:t>-proxy</w:t>
+      </w:r>
+    </w:p>
+    <w:p>
+      <w:pPr>
+        <w:numPr>
+          <w:ilvl w:val="0"/>
+          <w:numId w:val="35"/>
+        </w:numPr>
+      </w:pPr>
+      <w:r>
+        <w:t>VPC CNI</w:t>
+      </w:r>
+    </w:p>
+    <w:p>
+      <w:pPr>
+        <w:numPr>
+          <w:ilvl w:val="0"/>
+          <w:numId w:val="35"/>
+        </w:numPr>
+      </w:pPr>
+      <w:r>
+        <w:t>Metrics Server</w:t>
+      </w:r>
+    </w:p>
+    <w:p>
+      <w:pPr>
+        <w:numPr>
+          <w:ilvl w:val="0"/>
+          <w:numId w:val="35"/>
+        </w:numPr>
+      </w:pPr>
+      <w:r>
+        <w:t>EBS CSI Driver</w:t>
+      </w:r>
+    </w:p>
+    <w:p>
+      <w:r>
+        <w:rPr>
+          <w:b/>
+          <w:bCs/>
+        </w:rPr>
+        <w:t>Benefits</w:t>
+      </w:r>
+    </w:p>
+    <w:p>
+      <w:pPr>
+        <w:numPr>
+          <w:ilvl w:val="0"/>
+          <w:numId w:val="36"/>
+        </w:numPr>
+      </w:pPr>
+      <w:r>
+        <w:t>Reduced maintenance effort</w:t>
+      </w:r>
+    </w:p>
+    <w:p>
+      <w:pPr>
+        <w:numPr>
+          <w:ilvl w:val="0"/>
+          <w:numId w:val="36"/>
+        </w:numPr>
+      </w:pPr>
+      <w:r>
+        <w:lastRenderedPageBreak/>
+        <w:t>Lower operational overhead</w:t>
+      </w:r>
+    </w:p>
+    <w:p>
+      <w:pPr>
+        <w:numPr>
+          <w:ilvl w:val="0"/>
+          <w:numId w:val="36"/>
+        </w:numPr>
+      </w:pPr>
+      <w:r>
+        <w:t>Simplified upgrades and lifecycle management</w:t>
+      </w:r>
+    </w:p>
+    <w:p>
+      <w:r>
+        <w:pict w14:anchorId="19D929E8">
+          <v:rect id="_x0000_i1098" style="width:0;height:1.5pt" o:hralign="center" o:hrstd="t" o:hr="t" fillcolor="#a0a0a0" stroked="f"/>
+        </w:pict>
+      </w:r>
+    </w:p>
+    <w:p>
+      <w:pPr>
+        <w:rPr>
+          <w:b/>
+          <w:bCs/>
+        </w:rPr>
+      </w:pPr>
+      <w:r>
+        <w:rPr>
+          <w:b/>
+          <w:bCs/>
+        </w:rPr>
+        <w:t>5.5 Dynamic Storage Provisioning</w:t>
+      </w:r>
+    </w:p>
+    <w:p>
+      <w:r>
+        <w:t>Persistent storage is provisioned dynamically through Kubernetes Persistent Volume Claims (PVCs).</w:t>
+      </w:r>
+    </w:p>
+    <w:p>
+      <w:r>
+        <w:rPr>
+          <w:b/>
+          <w:bCs/>
+        </w:rPr>
+        <w:t>Benefits</w:t>
+      </w:r>
+    </w:p>
+    <w:p>
+      <w:pPr>
+        <w:numPr>
+          <w:ilvl w:val="0"/>
+          <w:numId w:val="37"/>
+        </w:numPr>
+      </w:pPr>
+      <w:r>
+        <w:t>Storage is created only when required</w:t>
+      </w:r>
+    </w:p>
+    <w:p>
+      <w:pPr>
+        <w:numPr>
+          <w:ilvl w:val="0"/>
+          <w:numId w:val="37"/>
+        </w:numPr>
+      </w:pPr>
+      <w:r>
+        <w:t>Eliminates pre-provisioned unused capacity</w:t>
+      </w:r>
+    </w:p>
+    <w:p>
+      <w:pPr>
+        <w:numPr>
+          <w:ilvl w:val="0"/>
+          <w:numId w:val="37"/>
+        </w:numPr>
+      </w:pPr>
+      <w:r>
+        <w:t>Improves storage utilization efficiency</w:t>
+      </w:r>
+    </w:p>
+    <w:p>
+      <w:r>
+        <w:pict w14:anchorId="3B2962AD">
+          <v:rect id="_x0000_i1099" style="width:0;height:1.5pt" o:hralign="center" o:hrstd="t" o:hr="t" fillcolor="#a0a0a0" stroked="f"/>
+        </w:pict>
+      </w:r>
+    </w:p>
+    <w:p>
+      <w:pPr>
+        <w:rPr>
+          <w:b/>
+          <w:bCs/>
+        </w:rPr>
+      </w:pPr>
+      <w:r>
+        <w:rPr>
+          <w:b/>
+          <w:bCs/>
+        </w:rPr>
+        <w:t>5.6 Stateless Application Tier</w:t>
+      </w:r>
+    </w:p>
+    <w:p>
+      <w:r>
+        <w:t>The Employee API was designed as a stateless service.</w:t>
+      </w:r>
+    </w:p>
+    <w:p>
+      <w:r>
+        <w:rPr>
+          <w:b/>
+          <w:bCs/>
+        </w:rPr>
+        <w:t>Benefits</w:t>
+      </w:r>
+    </w:p>
+    <w:p>
+      <w:pPr>
+        <w:numPr>
+          <w:ilvl w:val="0"/>
+          <w:numId w:val="38"/>
+        </w:numPr>
+      </w:pPr>
+      <w:r>
+        <w:t>Simplified horizontal scaling</w:t>
+      </w:r>
+    </w:p>
+    <w:p>
+      <w:pPr>
+        <w:numPr>
+          <w:ilvl w:val="0"/>
+          <w:numId w:val="38"/>
+        </w:numPr>
+      </w:pPr>
+      <w:r>
+        <w:t>No storage dependency during scale-out operations</w:t>
+      </w:r>
+    </w:p>
+    <w:p>
+      <w:pPr>
+        <w:numPr>
+          <w:ilvl w:val="0"/>
+          <w:numId w:val="38"/>
+        </w:numPr>
+      </w:pPr>
+      <w:r>
+        <w:t>Efficient utilization of compute resources</w:t>
+      </w:r>
+    </w:p>
+    <w:p>
+      <w:r>
+        <w:pict w14:anchorId="3DBB65EF">
+          <v:rect id="_x0000_i1100" style="width:0;height:1.5pt" o:hralign="center" o:hrstd="t" o:hr="t" fillcolor="#a0a0a0" stroked="f"/>
+        </w:pict>
+      </w:r>
+    </w:p>
+    <w:p>
+      <w:pPr>
+        <w:rPr>
+          <w:b/>
+          <w:bCs/>
+        </w:rPr>
+      </w:pPr>
+      <w:r>
+        <w:rPr>
+          <w:b/>
+          <w:bCs/>
+        </w:rPr>
+        <w:t>5.7 Temporary Environment Strategy</w:t>
+      </w:r>
+    </w:p>
+    <w:p>
+      <w:r>
+        <w:t>The environment was provisioned exclusively for assignment validation and demonstration purposes.</w:t>
+      </w:r>
+    </w:p>
+    <w:p>
+      <w:r>
+        <w:rPr>
+          <w:b/>
+          <w:bCs/>
+        </w:rPr>
+        <w:t>Benefits</w:t>
+      </w:r>
+    </w:p>
+    <w:p>
+      <w:pPr>
+        <w:numPr>
+          <w:ilvl w:val="0"/>
+          <w:numId w:val="39"/>
+        </w:numPr>
+      </w:pPr>
+      <w:r>
+        <w:t>Prevents unnecessary long-term cloud expenditure</w:t>
+      </w:r>
+    </w:p>
+    <w:p>
+      <w:pPr>
+        <w:numPr>
+          <w:ilvl w:val="0"/>
+          <w:numId w:val="39"/>
+        </w:numPr>
+      </w:pPr>
+      <w:r>
+        <w:t>Encourages responsible cloud resource management</w:t>
+      </w:r>
+    </w:p>
+    <w:p>
+      <w:r>
+        <w:rPr>
+          <w:b/>
+          <w:bCs/>
+        </w:rPr>
+        <w:t>Cleanup Strategy</w:t>
+      </w:r>
+    </w:p>
+    <w:p>
+      <w:proofErr w:type="spellStart"/>
+      <w:r>
+        <w:t>eksctl</w:t>
+      </w:r>
+      <w:proofErr w:type="spellEnd"/>
+      <w:r>
+        <w:t xml:space="preserve"> delete cluster --name </w:t>
+      </w:r>
+      <w:proofErr w:type="spellStart"/>
+      <w:r>
+        <w:t>nagp</w:t>
+      </w:r>
+      <w:proofErr w:type="spellEnd"/>
+      <w:r>
+        <w:t>-assignment --region us-east-1</w:t>
+      </w:r>
+    </w:p>
+    <w:p>
+      <w:r>
+        <w:pict w14:anchorId="5942488E">
+          <v:rect id="_x0000_i1101" style="width:0;height:1.5pt" o:hralign="center" o:hrstd="t" o:hr="t" fillcolor="#a0a0a0" stroked="f"/>
+        </w:pict>
+      </w:r>
+    </w:p>
+    <w:p>
+      <w:pPr>
+        <w:rPr>
+          <w:b/>
+          <w:bCs/>
+        </w:rPr>
+      </w:pPr>
+      <w:r>
+        <w:rPr>
+          <w:b/>
+          <w:bCs/>
+        </w:rPr>
+        <w:lastRenderedPageBreak/>
+        <w:t>5.8 Resource Governance</w:t>
+      </w:r>
+    </w:p>
+    <w:p>
+      <w:r>
+        <w:t>CPU and memory requests and limits were configured for application pods to ensure predictable resource consumption and efficient scheduling.</w:t>
+      </w:r>
+    </w:p>
+    <w:p>
+      <w:pPr>
+        <w:rPr>
+          <w:b/>
+          <w:bCs/>
+        </w:rPr>
+      </w:pPr>
+      <w:r>
+        <w:rPr>
+          <w:b/>
+          <w:bCs/>
+        </w:rPr>
+        <w:t>Requests</w:t>
+      </w:r>
+    </w:p>
+    <w:p>
+      <w:r>
+        <w:t>requests:</w:t>
+      </w:r>
+    </w:p>
+    <w:p>
+      <w:r>
+        <w:t xml:space="preserve">  </w:t>
+      </w:r>
+      <w:proofErr w:type="spellStart"/>
+      <w:r>
+        <w:t>cpu</w:t>
+      </w:r>
+      <w:proofErr w:type="spellEnd"/>
+      <w:r>
+        <w:t>: 100m</w:t>
+      </w:r>
+    </w:p>
+    <w:p>
+      <w:r>
+        <w:t xml:space="preserve">  memory: 128Mi</w:t>
+      </w:r>
+    </w:p>
+    <w:p>
+      <w:pPr>
+        <w:rPr>
+          <w:b/>
+          <w:bCs/>
+        </w:rPr>
+      </w:pPr>
+      <w:r>
+        <w:rPr>
+          <w:b/>
+          <w:bCs/>
+        </w:rPr>
+        <w:t>Limits</w:t>
+      </w:r>
+    </w:p>
+    <w:p>
+      <w:r>
+        <w:t>limits:</w:t>
+      </w:r>
+    </w:p>
+    <w:p>
+      <w:r>
+        <w:t xml:space="preserve">  </w:t>
+      </w:r>
+      <w:proofErr w:type="spellStart"/>
+      <w:r>
+        <w:t>cpu</w:t>
+      </w:r>
+      <w:proofErr w:type="spellEnd"/>
+      <w:r>
+        <w:t>: 500m</w:t>
+      </w:r>
+    </w:p>
+    <w:p>
+      <w:r>
+        <w:t xml:space="preserve">  memory: 512Mi</w:t>
+      </w:r>
+    </w:p>
+    <w:p>
+      <w:pPr>
+        <w:rPr>
+          <w:b/>
+          <w:bCs/>
+        </w:rPr>
+      </w:pPr>
+      <w:r>
+        <w:rPr>
+          <w:b/>
+          <w:bCs/>
+        </w:rPr>
+        <w:t>Benefits</w:t>
+      </w:r>
+    </w:p>
+    <w:p>
+      <w:pPr>
+        <w:numPr>
+          <w:ilvl w:val="0"/>
+          <w:numId w:val="40"/>
+        </w:numPr>
+      </w:pPr>
+      <w:r>
+        <w:t>Prevents resource overprovisioning</w:t>
+      </w:r>
+    </w:p>
+    <w:p>
+      <w:pPr>
+        <w:numPr>
+          <w:ilvl w:val="0"/>
+          <w:numId w:val="40"/>
+        </w:numPr>
+      </w:pPr>
+      <w:r>
+        <w:t>Improves worker node utilization</w:t>
+      </w:r>
+    </w:p>
+    <w:p>
+      <w:pPr>
+        <w:numPr>
+          <w:ilvl w:val="0"/>
+          <w:numId w:val="40"/>
+        </w:numPr>
+      </w:pPr>
+      <w:r>
+        <w:t xml:space="preserve">Enables effective Horizontal Pod </w:t>
+      </w:r>
+      <w:proofErr w:type="spellStart"/>
+      <w:r>
+        <w:t>Autoscaler</w:t>
+      </w:r>
+      <w:proofErr w:type="spellEnd"/>
+      <w:r>
+        <w:t xml:space="preserve"> decisions</w:t>
+      </w:r>
+    </w:p>
+    <w:p>
+      <w:pPr>
+        <w:numPr>
+          <w:ilvl w:val="0"/>
+          <w:numId w:val="40"/>
+        </w:numPr>
+      </w:pPr>
+      <w:r>
+        <w:t>Prevents excessive resource consumption by individual pods</w:t>
+      </w:r>
+    </w:p>
+    <w:p>
+      <w:pPr>
+        <w:numPr>
+          <w:ilvl w:val="0"/>
+          <w:numId w:val="40"/>
+        </w:numPr>
+      </w:pPr>
+      <w:r>
+        <w:t>Supports predictable capacity planning</w:t>
+      </w:r>
+    </w:p>
+    <w:p>
+      <w:pPr>
+        <w:numPr>
+          <w:ilvl w:val="0"/>
+          <w:numId w:val="40"/>
+        </w:numPr>
+      </w:pPr>
+      <w:r>
+        <w:t>Enhances cluster stability and fairness</w:t>
+      </w:r>
+    </w:p>
+    <w:p>
+      <w:r>
+        <w:t xml:space="preserve">This approach </w:t>
+      </w:r>
+      <w:r>
+        <w:t>aligns</w:t>
+      </w:r>
+      <w:r>
+        <w:t xml:space="preserve"> </w:t>
+      </w:r>
+      <w:r>
+        <w:t>FinOps best practices by balancing performance requirements with infrastructure cost optimization.</w:t>
       </w:r>
     </w:p>
     <w:p/>
@@ -668,6 +2165,453 @@
 <file path=word/numbering.xml><?xml version="1.0" encoding="utf-8"?>
 <w:numbering xmlns:wpc="http://schemas.microsoft.com/office/word/2010/wordprocessingCanvas" xmlns:cx="http://schemas.microsoft.com/office/drawing/2014/chartex" xmlns:cx1="http://schemas.microsoft.com/office/drawing/2015/9/8/chartex" xmlns:cx2="http://schemas.microsoft.com/office/drawing/2015/10/21/chartex" xmlns:cx3="http://schemas.microsoft.com/office/drawing/2016/5/9/chartex" xmlns:cx4="http://schemas.microsoft.com/office/drawing/2016/5/10/chartex" xmlns:cx5="http://schemas.microsoft.com/office/drawing/2016/5/11/chartex" xmlns:cx6="http://schemas.microsoft.com/office/drawing/2016/5/12/chartex" xmlns:cx7="http://schemas.microsoft.com/office/drawing/2016/5/13/chartex" xmlns:cx8="http://schemas.microsoft.com/office/drawing/2016/5/14/chartex" xmlns:mc="http://schemas.openxmlformats.org/markup-compatibility/2006" xmlns:aink="http://schemas.microsoft.com/office/drawing/2016/ink" xmlns:am3d="http://schemas.microsoft.com/office/drawing/2017/model3d" xmlns:o="urn:schemas-microsoft-com:office:office" xmlns:oel="http://schemas.microsoft.com/office/2019/extlst" xmlns:r="http://schemas.openxmlformats.org/officeDocument/2006/relationships" xmlns:m="http://schemas.openxmlformats.org/officeDocument/2006/math" xmlns:v="urn:schemas-microsoft-com:vml" xmlns:wp14="http://schemas.microsoft.com/office/word/2010/wordprocessingDrawing" xmlns:wp="http://schemas.openxmlformats.org/drawingml/2006/wordprocessingDrawing" xmlns:w10="urn:schemas-microsoft-com:office:word" xmlns:w="http://schemas.openxmlformats.org/wordprocessingml/2006/main" xmlns:w14="http://schemas.microsoft.com/office/word/2010/wordml" xmlns:w15="http://schemas.microsoft.com/office/word/2012/wordml" xmlns:w16cex="http://schemas.microsoft.com/office/word/2018/wordml/cex" xmlns:w16cid="http://schemas.microsoft.com/office/word/2016/wordml/cid" xmlns:w16="http://schemas.microsoft.com/office/word/2018/wordml" xmlns:w16du="http://schemas.microsoft.com/office/word/2023/wordml/word16du" xmlns:w16sdtdh="http://schemas.microsoft.com/office/word/2020/wordml/sdtdatahash" xmlns:w16sdtfl="http://schemas.microsoft.com/office/word/2024/wordml/sdtformatlock" xmlns:w16se="http://schemas.microsoft.com/office/word/2015/wordml/symex" xmlns:wpg="http://schemas.microsoft.com/office/word/2010/wordprocessingGroup" xmlns:wpi="http://schemas.microsoft.com/office/word/2010/wordprocessingInk" xmlns:wne="http://schemas.microsoft.com/office/word/2006/wordml" xmlns:wps="http://schemas.microsoft.com/office/word/2010/wordprocessingShape" mc:Ignorable="w14 w15 w16se w16cid w16 w16cex w16sdtdh w16sdtfl w16du wp14">
   <w:abstractNum w:abstractNumId="0" w15:restartNumberingAfterBreak="0">
+    <w:nsid w:val="00684EFC"/>
+    <w:multiLevelType w:val="multilevel"/>
+    <w:tmpl w:val="DE9487A0"/>
+    <w:lvl w:ilvl="0">
+      <w:start w:val="1"/>
+      <w:numFmt w:val="bullet"/>
+      <w:lvlText w:val=""/>
+      <w:lvlJc w:val="left"/>
+      <w:pPr>
+        <w:tabs>
+          <w:tab w:val="num" w:pos="720"/>
+        </w:tabs>
+        <w:ind w:left="720" w:hanging="360"/>
+      </w:pPr>
+      <w:rPr>
+        <w:rFonts w:ascii="Symbol" w:hAnsi="Symbol" w:hint="default"/>
+        <w:sz w:val="20"/>
+      </w:rPr>
+    </w:lvl>
+    <w:lvl w:ilvl="1" w:tentative="1">
+      <w:start w:val="1"/>
+      <w:numFmt w:val="bullet"/>
+      <w:lvlText w:val="o"/>
+      <w:lvlJc w:val="left"/>
+      <w:pPr>
+        <w:tabs>
+          <w:tab w:val="num" w:pos="1440"/>
+        </w:tabs>
+        <w:ind w:left="1440" w:hanging="360"/>
+      </w:pPr>
+      <w:rPr>
+        <w:rFonts w:ascii="Courier New" w:hAnsi="Courier New" w:hint="default"/>
+        <w:sz w:val="20"/>
+      </w:rPr>
+    </w:lvl>
+    <w:lvl w:ilvl="2" w:tentative="1">
+      <w:start w:val="1"/>
+      <w:numFmt w:val="bullet"/>
+      <w:lvlText w:val=""/>
+      <w:lvlJc w:val="left"/>
+      <w:pPr>
+        <w:tabs>
+          <w:tab w:val="num" w:pos="2160"/>
+        </w:tabs>
+        <w:ind w:left="2160" w:hanging="360"/>
+      </w:pPr>
+      <w:rPr>
+        <w:rFonts w:ascii="Wingdings" w:hAnsi="Wingdings" w:hint="default"/>
+        <w:sz w:val="20"/>
+      </w:rPr>
+    </w:lvl>
+    <w:lvl w:ilvl="3" w:tentative="1">
+      <w:start w:val="1"/>
+      <w:numFmt w:val="bullet"/>
+      <w:lvlText w:val=""/>
+      <w:lvlJc w:val="left"/>
+      <w:pPr>
+        <w:tabs>
+          <w:tab w:val="num" w:pos="2880"/>
+        </w:tabs>
+        <w:ind w:left="2880" w:hanging="360"/>
+      </w:pPr>
+      <w:rPr>
+        <w:rFonts w:ascii="Wingdings" w:hAnsi="Wingdings" w:hint="default"/>
+        <w:sz w:val="20"/>
+      </w:rPr>
+    </w:lvl>
+    <w:lvl w:ilvl="4" w:tentative="1">
+      <w:start w:val="1"/>
+      <w:numFmt w:val="bullet"/>
+      <w:lvlText w:val=""/>
+      <w:lvlJc w:val="left"/>
+      <w:pPr>
+        <w:tabs>
+          <w:tab w:val="num" w:pos="3600"/>
+        </w:tabs>
+        <w:ind w:left="3600" w:hanging="360"/>
+      </w:pPr>
+      <w:rPr>
+        <w:rFonts w:ascii="Wingdings" w:hAnsi="Wingdings" w:hint="default"/>
+        <w:sz w:val="20"/>
+      </w:rPr>
+    </w:lvl>
+    <w:lvl w:ilvl="5" w:tentative="1">
+      <w:start w:val="1"/>
+      <w:numFmt w:val="bullet"/>
+      <w:lvlText w:val=""/>
+      <w:lvlJc w:val="left"/>
+      <w:pPr>
+        <w:tabs>
+          <w:tab w:val="num" w:pos="4320"/>
+        </w:tabs>
+        <w:ind w:left="4320" w:hanging="360"/>
+      </w:pPr>
+      <w:rPr>
+        <w:rFonts w:ascii="Wingdings" w:hAnsi="Wingdings" w:hint="default"/>
+        <w:sz w:val="20"/>
+      </w:rPr>
+    </w:lvl>
+    <w:lvl w:ilvl="6" w:tentative="1">
+      <w:start w:val="1"/>
+      <w:numFmt w:val="bullet"/>
+      <w:lvlText w:val=""/>
+      <w:lvlJc w:val="left"/>
+      <w:pPr>
+        <w:tabs>
+          <w:tab w:val="num" w:pos="5040"/>
+        </w:tabs>
+        <w:ind w:left="5040" w:hanging="360"/>
+      </w:pPr>
+      <w:rPr>
+        <w:rFonts w:ascii="Wingdings" w:hAnsi="Wingdings" w:hint="default"/>
+        <w:sz w:val="20"/>
+      </w:rPr>
+    </w:lvl>
+    <w:lvl w:ilvl="7" w:tentative="1">
+      <w:start w:val="1"/>
+      <w:numFmt w:val="bullet"/>
+      <w:lvlText w:val=""/>
+      <w:lvlJc w:val="left"/>
+      <w:pPr>
+        <w:tabs>
+          <w:tab w:val="num" w:pos="5760"/>
+        </w:tabs>
+        <w:ind w:left="5760" w:hanging="360"/>
+      </w:pPr>
+      <w:rPr>
+        <w:rFonts w:ascii="Wingdings" w:hAnsi="Wingdings" w:hint="default"/>
+        <w:sz w:val="20"/>
+      </w:rPr>
+    </w:lvl>
+    <w:lvl w:ilvl="8" w:tentative="1">
+      <w:start w:val="1"/>
+      <w:numFmt w:val="bullet"/>
+      <w:lvlText w:val=""/>
+      <w:lvlJc w:val="left"/>
+      <w:pPr>
+        <w:tabs>
+          <w:tab w:val="num" w:pos="6480"/>
+        </w:tabs>
+        <w:ind w:left="6480" w:hanging="360"/>
+      </w:pPr>
+      <w:rPr>
+        <w:rFonts w:ascii="Wingdings" w:hAnsi="Wingdings" w:hint="default"/>
+        <w:sz w:val="20"/>
+      </w:rPr>
+    </w:lvl>
+  </w:abstractNum>
+  <w:abstractNum w:abstractNumId="1" w15:restartNumberingAfterBreak="0">
+    <w:nsid w:val="04D8075A"/>
+    <w:multiLevelType w:val="multilevel"/>
+    <w:tmpl w:val="7F9E43BC"/>
+    <w:lvl w:ilvl="0">
+      <w:start w:val="1"/>
+      <w:numFmt w:val="bullet"/>
+      <w:lvlText w:val=""/>
+      <w:lvlJc w:val="left"/>
+      <w:pPr>
+        <w:tabs>
+          <w:tab w:val="num" w:pos="720"/>
+        </w:tabs>
+        <w:ind w:left="720" w:hanging="360"/>
+      </w:pPr>
+      <w:rPr>
+        <w:rFonts w:ascii="Symbol" w:hAnsi="Symbol" w:hint="default"/>
+        <w:sz w:val="20"/>
+      </w:rPr>
+    </w:lvl>
+    <w:lvl w:ilvl="1" w:tentative="1">
+      <w:start w:val="1"/>
+      <w:numFmt w:val="bullet"/>
+      <w:lvlText w:val="o"/>
+      <w:lvlJc w:val="left"/>
+      <w:pPr>
+        <w:tabs>
+          <w:tab w:val="num" w:pos="1440"/>
+        </w:tabs>
+        <w:ind w:left="1440" w:hanging="360"/>
+      </w:pPr>
+      <w:rPr>
+        <w:rFonts w:ascii="Courier New" w:hAnsi="Courier New" w:hint="default"/>
+        <w:sz w:val="20"/>
+      </w:rPr>
+    </w:lvl>
+    <w:lvl w:ilvl="2" w:tentative="1">
+      <w:start w:val="1"/>
+      <w:numFmt w:val="bullet"/>
+      <w:lvlText w:val=""/>
+      <w:lvlJc w:val="left"/>
+      <w:pPr>
+        <w:tabs>
+          <w:tab w:val="num" w:pos="2160"/>
+        </w:tabs>
+        <w:ind w:left="2160" w:hanging="360"/>
+      </w:pPr>
+      <w:rPr>
+        <w:rFonts w:ascii="Wingdings" w:hAnsi="Wingdings" w:hint="default"/>
+        <w:sz w:val="20"/>
+      </w:rPr>
+    </w:lvl>
+    <w:lvl w:ilvl="3" w:tentative="1">
+      <w:start w:val="1"/>
+      <w:numFmt w:val="bullet"/>
+      <w:lvlText w:val=""/>
+      <w:lvlJc w:val="left"/>
+      <w:pPr>
+        <w:tabs>
+          <w:tab w:val="num" w:pos="2880"/>
+        </w:tabs>
+        <w:ind w:left="2880" w:hanging="360"/>
+      </w:pPr>
+      <w:rPr>
+        <w:rFonts w:ascii="Wingdings" w:hAnsi="Wingdings" w:hint="default"/>
+        <w:sz w:val="20"/>
+      </w:rPr>
+    </w:lvl>
+    <w:lvl w:ilvl="4" w:tentative="1">
+      <w:start w:val="1"/>
+      <w:numFmt w:val="bullet"/>
+      <w:lvlText w:val=""/>
+      <w:lvlJc w:val="left"/>
+      <w:pPr>
+        <w:tabs>
+          <w:tab w:val="num" w:pos="3600"/>
+        </w:tabs>
+        <w:ind w:left="3600" w:hanging="360"/>
+      </w:pPr>
+      <w:rPr>
+        <w:rFonts w:ascii="Wingdings" w:hAnsi="Wingdings" w:hint="default"/>
+        <w:sz w:val="20"/>
+      </w:rPr>
+    </w:lvl>
+    <w:lvl w:ilvl="5" w:tentative="1">
+      <w:start w:val="1"/>
+      <w:numFmt w:val="bullet"/>
+      <w:lvlText w:val=""/>
+      <w:lvlJc w:val="left"/>
+      <w:pPr>
+        <w:tabs>
+          <w:tab w:val="num" w:pos="4320"/>
+        </w:tabs>
+        <w:ind w:left="4320" w:hanging="360"/>
+      </w:pPr>
+      <w:rPr>
+        <w:rFonts w:ascii="Wingdings" w:hAnsi="Wingdings" w:hint="default"/>
+        <w:sz w:val="20"/>
+      </w:rPr>
+    </w:lvl>
+    <w:lvl w:ilvl="6" w:tentative="1">
+      <w:start w:val="1"/>
+      <w:numFmt w:val="bullet"/>
+      <w:lvlText w:val=""/>
+      <w:lvlJc w:val="left"/>
+      <w:pPr>
+        <w:tabs>
+          <w:tab w:val="num" w:pos="5040"/>
+        </w:tabs>
+        <w:ind w:left="5040" w:hanging="360"/>
+      </w:pPr>
+      <w:rPr>
+        <w:rFonts w:ascii="Wingdings" w:hAnsi="Wingdings" w:hint="default"/>
+        <w:sz w:val="20"/>
+      </w:rPr>
+    </w:lvl>
+    <w:lvl w:ilvl="7" w:tentative="1">
+      <w:start w:val="1"/>
+      <w:numFmt w:val="bullet"/>
+      <w:lvlText w:val=""/>
+      <w:lvlJc w:val="left"/>
+      <w:pPr>
+        <w:tabs>
+          <w:tab w:val="num" w:pos="5760"/>
+        </w:tabs>
+        <w:ind w:left="5760" w:hanging="360"/>
+      </w:pPr>
+      <w:rPr>
+        <w:rFonts w:ascii="Wingdings" w:hAnsi="Wingdings" w:hint="default"/>
+        <w:sz w:val="20"/>
+      </w:rPr>
+    </w:lvl>
+    <w:lvl w:ilvl="8" w:tentative="1">
+      <w:start w:val="1"/>
+      <w:numFmt w:val="bullet"/>
+      <w:lvlText w:val=""/>
+      <w:lvlJc w:val="left"/>
+      <w:pPr>
+        <w:tabs>
+          <w:tab w:val="num" w:pos="6480"/>
+        </w:tabs>
+        <w:ind w:left="6480" w:hanging="360"/>
+      </w:pPr>
+      <w:rPr>
+        <w:rFonts w:ascii="Wingdings" w:hAnsi="Wingdings" w:hint="default"/>
+        <w:sz w:val="20"/>
+      </w:rPr>
+    </w:lvl>
+  </w:abstractNum>
+  <w:abstractNum w:abstractNumId="2" w15:restartNumberingAfterBreak="0">
+    <w:nsid w:val="06923C42"/>
+    <w:multiLevelType w:val="multilevel"/>
+    <w:tmpl w:val="F7507040"/>
+    <w:lvl w:ilvl="0">
+      <w:start w:val="1"/>
+      <w:numFmt w:val="bullet"/>
+      <w:lvlText w:val=""/>
+      <w:lvlJc w:val="left"/>
+      <w:pPr>
+        <w:tabs>
+          <w:tab w:val="num" w:pos="720"/>
+        </w:tabs>
+        <w:ind w:left="720" w:hanging="360"/>
+      </w:pPr>
+      <w:rPr>
+        <w:rFonts w:ascii="Symbol" w:hAnsi="Symbol" w:hint="default"/>
+        <w:sz w:val="20"/>
+      </w:rPr>
+    </w:lvl>
+    <w:lvl w:ilvl="1" w:tentative="1">
+      <w:start w:val="1"/>
+      <w:numFmt w:val="bullet"/>
+      <w:lvlText w:val="o"/>
+      <w:lvlJc w:val="left"/>
+      <w:pPr>
+        <w:tabs>
+          <w:tab w:val="num" w:pos="1440"/>
+        </w:tabs>
+        <w:ind w:left="1440" w:hanging="360"/>
+      </w:pPr>
+      <w:rPr>
+        <w:rFonts w:ascii="Courier New" w:hAnsi="Courier New" w:hint="default"/>
+        <w:sz w:val="20"/>
+      </w:rPr>
+    </w:lvl>
+    <w:lvl w:ilvl="2" w:tentative="1">
+      <w:start w:val="1"/>
+      <w:numFmt w:val="bullet"/>
+      <w:lvlText w:val=""/>
+      <w:lvlJc w:val="left"/>
+      <w:pPr>
+        <w:tabs>
+          <w:tab w:val="num" w:pos="2160"/>
+        </w:tabs>
+        <w:ind w:left="2160" w:hanging="360"/>
+      </w:pPr>
+      <w:rPr>
+        <w:rFonts w:ascii="Wingdings" w:hAnsi="Wingdings" w:hint="default"/>
+        <w:sz w:val="20"/>
+      </w:rPr>
+    </w:lvl>
+    <w:lvl w:ilvl="3" w:tentative="1">
+      <w:start w:val="1"/>
+      <w:numFmt w:val="bullet"/>
+      <w:lvlText w:val=""/>
+      <w:lvlJc w:val="left"/>
+      <w:pPr>
+        <w:tabs>
+          <w:tab w:val="num" w:pos="2880"/>
+        </w:tabs>
+        <w:ind w:left="2880" w:hanging="360"/>
+      </w:pPr>
+      <w:rPr>
+        <w:rFonts w:ascii="Wingdings" w:hAnsi="Wingdings" w:hint="default"/>
+        <w:sz w:val="20"/>
+      </w:rPr>
+    </w:lvl>
+    <w:lvl w:ilvl="4" w:tentative="1">
+      <w:start w:val="1"/>
+      <w:numFmt w:val="bullet"/>
+      <w:lvlText w:val=""/>
+      <w:lvlJc w:val="left"/>
+      <w:pPr>
+        <w:tabs>
+          <w:tab w:val="num" w:pos="3600"/>
+        </w:tabs>
+        <w:ind w:left="3600" w:hanging="360"/>
+      </w:pPr>
+      <w:rPr>
+        <w:rFonts w:ascii="Wingdings" w:hAnsi="Wingdings" w:hint="default"/>
+        <w:sz w:val="20"/>
+      </w:rPr>
+    </w:lvl>
+    <w:lvl w:ilvl="5" w:tentative="1">
+      <w:start w:val="1"/>
+      <w:numFmt w:val="bullet"/>
+      <w:lvlText w:val=""/>
+      <w:lvlJc w:val="left"/>
+      <w:pPr>
+        <w:tabs>
+          <w:tab w:val="num" w:pos="4320"/>
+        </w:tabs>
+        <w:ind w:left="4320" w:hanging="360"/>
+      </w:pPr>
+      <w:rPr>
+        <w:rFonts w:ascii="Wingdings" w:hAnsi="Wingdings" w:hint="default"/>
+        <w:sz w:val="20"/>
+      </w:rPr>
+    </w:lvl>
+    <w:lvl w:ilvl="6" w:tentative="1">
+      <w:start w:val="1"/>
+      <w:numFmt w:val="bullet"/>
+      <w:lvlText w:val=""/>
+      <w:lvlJc w:val="left"/>
+      <w:pPr>
+        <w:tabs>
+          <w:tab w:val="num" w:pos="5040"/>
+        </w:tabs>
+        <w:ind w:left="5040" w:hanging="360"/>
+      </w:pPr>
+      <w:rPr>
+        <w:rFonts w:ascii="Wingdings" w:hAnsi="Wingdings" w:hint="default"/>
+        <w:sz w:val="20"/>
+      </w:rPr>
+    </w:lvl>
+    <w:lvl w:ilvl="7" w:tentative="1">
+      <w:start w:val="1"/>
+      <w:numFmt w:val="bullet"/>
+      <w:lvlText w:val=""/>
+      <w:lvlJc w:val="left"/>
+      <w:pPr>
+        <w:tabs>
+          <w:tab w:val="num" w:pos="5760"/>
+        </w:tabs>
+        <w:ind w:left="5760" w:hanging="360"/>
+      </w:pPr>
+      <w:rPr>
+        <w:rFonts w:ascii="Wingdings" w:hAnsi="Wingdings" w:hint="default"/>
+        <w:sz w:val="20"/>
+      </w:rPr>
+    </w:lvl>
+    <w:lvl w:ilvl="8" w:tentative="1">
+      <w:start w:val="1"/>
+      <w:numFmt w:val="bullet"/>
+      <w:lvlText w:val=""/>
+      <w:lvlJc w:val="left"/>
+      <w:pPr>
+        <w:tabs>
+          <w:tab w:val="num" w:pos="6480"/>
+        </w:tabs>
+        <w:ind w:left="6480" w:hanging="360"/>
+      </w:pPr>
+      <w:rPr>
+        <w:rFonts w:ascii="Wingdings" w:hAnsi="Wingdings" w:hint="default"/>
+        <w:sz w:val="20"/>
+      </w:rPr>
+    </w:lvl>
+  </w:abstractNum>
+  <w:abstractNum w:abstractNumId="3" w15:restartNumberingAfterBreak="0">
     <w:nsid w:val="14064D91"/>
     <w:multiLevelType w:val="multilevel"/>
     <w:tmpl w:val="110C54EE"/>
@@ -816,7 +2760,7 @@
       </w:rPr>
     </w:lvl>
   </w:abstractNum>
-  <w:abstractNum w:abstractNumId="1" w15:restartNumberingAfterBreak="0">
+  <w:abstractNum w:abstractNumId="4" w15:restartNumberingAfterBreak="0">
     <w:nsid w:val="23FF3767"/>
     <w:multiLevelType w:val="multilevel"/>
     <w:tmpl w:val="6B6EDEDC"/>
@@ -965,7 +2909,305 @@
       </w:rPr>
     </w:lvl>
   </w:abstractNum>
-  <w:abstractNum w:abstractNumId="2" w15:restartNumberingAfterBreak="0">
+  <w:abstractNum w:abstractNumId="5" w15:restartNumberingAfterBreak="0">
+    <w:nsid w:val="256F437D"/>
+    <w:multiLevelType w:val="multilevel"/>
+    <w:tmpl w:val="BC5A3B82"/>
+    <w:lvl w:ilvl="0">
+      <w:start w:val="1"/>
+      <w:numFmt w:val="bullet"/>
+      <w:lvlText w:val=""/>
+      <w:lvlJc w:val="left"/>
+      <w:pPr>
+        <w:tabs>
+          <w:tab w:val="num" w:pos="720"/>
+        </w:tabs>
+        <w:ind w:left="720" w:hanging="360"/>
+      </w:pPr>
+      <w:rPr>
+        <w:rFonts w:ascii="Symbol" w:hAnsi="Symbol" w:hint="default"/>
+        <w:sz w:val="20"/>
+      </w:rPr>
+    </w:lvl>
+    <w:lvl w:ilvl="1" w:tentative="1">
+      <w:start w:val="1"/>
+      <w:numFmt w:val="bullet"/>
+      <w:lvlText w:val="o"/>
+      <w:lvlJc w:val="left"/>
+      <w:pPr>
+        <w:tabs>
+          <w:tab w:val="num" w:pos="1440"/>
+        </w:tabs>
+        <w:ind w:left="1440" w:hanging="360"/>
+      </w:pPr>
+      <w:rPr>
+        <w:rFonts w:ascii="Courier New" w:hAnsi="Courier New" w:hint="default"/>
+        <w:sz w:val="20"/>
+      </w:rPr>
+    </w:lvl>
+    <w:lvl w:ilvl="2" w:tentative="1">
+      <w:start w:val="1"/>
+      <w:numFmt w:val="bullet"/>
+      <w:lvlText w:val=""/>
+      <w:lvlJc w:val="left"/>
+      <w:pPr>
+        <w:tabs>
+          <w:tab w:val="num" w:pos="2160"/>
+        </w:tabs>
+        <w:ind w:left="2160" w:hanging="360"/>
+      </w:pPr>
+      <w:rPr>
+        <w:rFonts w:ascii="Wingdings" w:hAnsi="Wingdings" w:hint="default"/>
+        <w:sz w:val="20"/>
+      </w:rPr>
+    </w:lvl>
+    <w:lvl w:ilvl="3" w:tentative="1">
+      <w:start w:val="1"/>
+      <w:numFmt w:val="bullet"/>
+      <w:lvlText w:val=""/>
+      <w:lvlJc w:val="left"/>
+      <w:pPr>
+        <w:tabs>
+          <w:tab w:val="num" w:pos="2880"/>
+        </w:tabs>
+        <w:ind w:left="2880" w:hanging="360"/>
+      </w:pPr>
+      <w:rPr>
+        <w:rFonts w:ascii="Wingdings" w:hAnsi="Wingdings" w:hint="default"/>
+        <w:sz w:val="20"/>
+      </w:rPr>
+    </w:lvl>
+    <w:lvl w:ilvl="4" w:tentative="1">
+      <w:start w:val="1"/>
+      <w:numFmt w:val="bullet"/>
+      <w:lvlText w:val=""/>
+      <w:lvlJc w:val="left"/>
+      <w:pPr>
+        <w:tabs>
+          <w:tab w:val="num" w:pos="3600"/>
+        </w:tabs>
+        <w:ind w:left="3600" w:hanging="360"/>
+      </w:pPr>
+      <w:rPr>
+        <w:rFonts w:ascii="Wingdings" w:hAnsi="Wingdings" w:hint="default"/>
+        <w:sz w:val="20"/>
+      </w:rPr>
+    </w:lvl>
+    <w:lvl w:ilvl="5" w:tentative="1">
+      <w:start w:val="1"/>
+      <w:numFmt w:val="bullet"/>
+      <w:lvlText w:val=""/>
+      <w:lvlJc w:val="left"/>
+      <w:pPr>
+        <w:tabs>
+          <w:tab w:val="num" w:pos="4320"/>
+        </w:tabs>
+        <w:ind w:left="4320" w:hanging="360"/>
+      </w:pPr>
+      <w:rPr>
+        <w:rFonts w:ascii="Wingdings" w:hAnsi="Wingdings" w:hint="default"/>
+        <w:sz w:val="20"/>
+      </w:rPr>
+    </w:lvl>
+    <w:lvl w:ilvl="6" w:tentative="1">
+      <w:start w:val="1"/>
+      <w:numFmt w:val="bullet"/>
+      <w:lvlText w:val=""/>
+      <w:lvlJc w:val="left"/>
+      <w:pPr>
+        <w:tabs>
+          <w:tab w:val="num" w:pos="5040"/>
+        </w:tabs>
+        <w:ind w:left="5040" w:hanging="360"/>
+      </w:pPr>
+      <w:rPr>
+        <w:rFonts w:ascii="Wingdings" w:hAnsi="Wingdings" w:hint="default"/>
+        <w:sz w:val="20"/>
+      </w:rPr>
+    </w:lvl>
+    <w:lvl w:ilvl="7" w:tentative="1">
+      <w:start w:val="1"/>
+      <w:numFmt w:val="bullet"/>
+      <w:lvlText w:val=""/>
+      <w:lvlJc w:val="left"/>
+      <w:pPr>
+        <w:tabs>
+          <w:tab w:val="num" w:pos="5760"/>
+        </w:tabs>
+        <w:ind w:left="5760" w:hanging="360"/>
+      </w:pPr>
+      <w:rPr>
+        <w:rFonts w:ascii="Wingdings" w:hAnsi="Wingdings" w:hint="default"/>
+        <w:sz w:val="20"/>
+      </w:rPr>
+    </w:lvl>
+    <w:lvl w:ilvl="8" w:tentative="1">
+      <w:start w:val="1"/>
+      <w:numFmt w:val="bullet"/>
+      <w:lvlText w:val=""/>
+      <w:lvlJc w:val="left"/>
+      <w:pPr>
+        <w:tabs>
+          <w:tab w:val="num" w:pos="6480"/>
+        </w:tabs>
+        <w:ind w:left="6480" w:hanging="360"/>
+      </w:pPr>
+      <w:rPr>
+        <w:rFonts w:ascii="Wingdings" w:hAnsi="Wingdings" w:hint="default"/>
+        <w:sz w:val="20"/>
+      </w:rPr>
+    </w:lvl>
+  </w:abstractNum>
+  <w:abstractNum w:abstractNumId="6" w15:restartNumberingAfterBreak="0">
+    <w:nsid w:val="2A787526"/>
+    <w:multiLevelType w:val="multilevel"/>
+    <w:tmpl w:val="F580F5D4"/>
+    <w:lvl w:ilvl="0">
+      <w:start w:val="1"/>
+      <w:numFmt w:val="bullet"/>
+      <w:lvlText w:val=""/>
+      <w:lvlJc w:val="left"/>
+      <w:pPr>
+        <w:tabs>
+          <w:tab w:val="num" w:pos="720"/>
+        </w:tabs>
+        <w:ind w:left="720" w:hanging="360"/>
+      </w:pPr>
+      <w:rPr>
+        <w:rFonts w:ascii="Symbol" w:hAnsi="Symbol" w:hint="default"/>
+        <w:sz w:val="20"/>
+      </w:rPr>
+    </w:lvl>
+    <w:lvl w:ilvl="1" w:tentative="1">
+      <w:start w:val="1"/>
+      <w:numFmt w:val="bullet"/>
+      <w:lvlText w:val="o"/>
+      <w:lvlJc w:val="left"/>
+      <w:pPr>
+        <w:tabs>
+          <w:tab w:val="num" w:pos="1440"/>
+        </w:tabs>
+        <w:ind w:left="1440" w:hanging="360"/>
+      </w:pPr>
+      <w:rPr>
+        <w:rFonts w:ascii="Courier New" w:hAnsi="Courier New" w:hint="default"/>
+        <w:sz w:val="20"/>
+      </w:rPr>
+    </w:lvl>
+    <w:lvl w:ilvl="2" w:tentative="1">
+      <w:start w:val="1"/>
+      <w:numFmt w:val="bullet"/>
+      <w:lvlText w:val=""/>
+      <w:lvlJc w:val="left"/>
+      <w:pPr>
+        <w:tabs>
+          <w:tab w:val="num" w:pos="2160"/>
+        </w:tabs>
+        <w:ind w:left="2160" w:hanging="360"/>
+      </w:pPr>
+      <w:rPr>
+        <w:rFonts w:ascii="Wingdings" w:hAnsi="Wingdings" w:hint="default"/>
+        <w:sz w:val="20"/>
+      </w:rPr>
+    </w:lvl>
+    <w:lvl w:ilvl="3" w:tentative="1">
+      <w:start w:val="1"/>
+      <w:numFmt w:val="bullet"/>
+      <w:lvlText w:val=""/>
+      <w:lvlJc w:val="left"/>
+      <w:pPr>
+        <w:tabs>
+          <w:tab w:val="num" w:pos="2880"/>
+        </w:tabs>
+        <w:ind w:left="2880" w:hanging="360"/>
+      </w:pPr>
+      <w:rPr>
+        <w:rFonts w:ascii="Wingdings" w:hAnsi="Wingdings" w:hint="default"/>
+        <w:sz w:val="20"/>
+      </w:rPr>
+    </w:lvl>
+    <w:lvl w:ilvl="4" w:tentative="1">
+      <w:start w:val="1"/>
+      <w:numFmt w:val="bullet"/>
+      <w:lvlText w:val=""/>
+      <w:lvlJc w:val="left"/>
+      <w:pPr>
+        <w:tabs>
+          <w:tab w:val="num" w:pos="3600"/>
+        </w:tabs>
+        <w:ind w:left="3600" w:hanging="360"/>
+      </w:pPr>
+      <w:rPr>
+        <w:rFonts w:ascii="Wingdings" w:hAnsi="Wingdings" w:hint="default"/>
+        <w:sz w:val="20"/>
+      </w:rPr>
+    </w:lvl>
+    <w:lvl w:ilvl="5" w:tentative="1">
+      <w:start w:val="1"/>
+      <w:numFmt w:val="bullet"/>
+      <w:lvlText w:val=""/>
+      <w:lvlJc w:val="left"/>
+      <w:pPr>
+        <w:tabs>
+          <w:tab w:val="num" w:pos="4320"/>
+        </w:tabs>
+        <w:ind w:left="4320" w:hanging="360"/>
+      </w:pPr>
+      <w:rPr>
+        <w:rFonts w:ascii="Wingdings" w:hAnsi="Wingdings" w:hint="default"/>
+        <w:sz w:val="20"/>
+      </w:rPr>
+    </w:lvl>
+    <w:lvl w:ilvl="6" w:tentative="1">
+      <w:start w:val="1"/>
+      <w:numFmt w:val="bullet"/>
+      <w:lvlText w:val=""/>
+      <w:lvlJc w:val="left"/>
+      <w:pPr>
+        <w:tabs>
+          <w:tab w:val="num" w:pos="5040"/>
+        </w:tabs>
+        <w:ind w:left="5040" w:hanging="360"/>
+      </w:pPr>
+      <w:rPr>
+        <w:rFonts w:ascii="Wingdings" w:hAnsi="Wingdings" w:hint="default"/>
+        <w:sz w:val="20"/>
+      </w:rPr>
+    </w:lvl>
+    <w:lvl w:ilvl="7" w:tentative="1">
+      <w:start w:val="1"/>
+      <w:numFmt w:val="bullet"/>
+      <w:lvlText w:val=""/>
+      <w:lvlJc w:val="left"/>
+      <w:pPr>
+        <w:tabs>
+          <w:tab w:val="num" w:pos="5760"/>
+        </w:tabs>
+        <w:ind w:left="5760" w:hanging="360"/>
+      </w:pPr>
+      <w:rPr>
+        <w:rFonts w:ascii="Wingdings" w:hAnsi="Wingdings" w:hint="default"/>
+        <w:sz w:val="20"/>
+      </w:rPr>
+    </w:lvl>
+    <w:lvl w:ilvl="8" w:tentative="1">
+      <w:start w:val="1"/>
+      <w:numFmt w:val="bullet"/>
+      <w:lvlText w:val=""/>
+      <w:lvlJc w:val="left"/>
+      <w:pPr>
+        <w:tabs>
+          <w:tab w:val="num" w:pos="6480"/>
+        </w:tabs>
+        <w:ind w:left="6480" w:hanging="360"/>
+      </w:pPr>
+      <w:rPr>
+        <w:rFonts w:ascii="Wingdings" w:hAnsi="Wingdings" w:hint="default"/>
+        <w:sz w:val="20"/>
+      </w:rPr>
+    </w:lvl>
+  </w:abstractNum>
+  <w:abstractNum w:abstractNumId="7" w15:restartNumberingAfterBreak="0">
     <w:nsid w:val="2AF819C4"/>
     <w:multiLevelType w:val="multilevel"/>
     <w:tmpl w:val="31BEBE22"/>
@@ -1114,7 +3356,901 @@
       </w:rPr>
     </w:lvl>
   </w:abstractNum>
-  <w:abstractNum w:abstractNumId="3" w15:restartNumberingAfterBreak="0">
+  <w:abstractNum w:abstractNumId="8" w15:restartNumberingAfterBreak="0">
+    <w:nsid w:val="2AF95975"/>
+    <w:multiLevelType w:val="multilevel"/>
+    <w:tmpl w:val="32E27E40"/>
+    <w:lvl w:ilvl="0">
+      <w:start w:val="1"/>
+      <w:numFmt w:val="bullet"/>
+      <w:lvlText w:val=""/>
+      <w:lvlJc w:val="left"/>
+      <w:pPr>
+        <w:tabs>
+          <w:tab w:val="num" w:pos="720"/>
+        </w:tabs>
+        <w:ind w:left="720" w:hanging="360"/>
+      </w:pPr>
+      <w:rPr>
+        <w:rFonts w:ascii="Symbol" w:hAnsi="Symbol" w:hint="default"/>
+        <w:sz w:val="20"/>
+      </w:rPr>
+    </w:lvl>
+    <w:lvl w:ilvl="1" w:tentative="1">
+      <w:start w:val="1"/>
+      <w:numFmt w:val="bullet"/>
+      <w:lvlText w:val="o"/>
+      <w:lvlJc w:val="left"/>
+      <w:pPr>
+        <w:tabs>
+          <w:tab w:val="num" w:pos="1440"/>
+        </w:tabs>
+        <w:ind w:left="1440" w:hanging="360"/>
+      </w:pPr>
+      <w:rPr>
+        <w:rFonts w:ascii="Courier New" w:hAnsi="Courier New" w:hint="default"/>
+        <w:sz w:val="20"/>
+      </w:rPr>
+    </w:lvl>
+    <w:lvl w:ilvl="2" w:tentative="1">
+      <w:start w:val="1"/>
+      <w:numFmt w:val="bullet"/>
+      <w:lvlText w:val=""/>
+      <w:lvlJc w:val="left"/>
+      <w:pPr>
+        <w:tabs>
+          <w:tab w:val="num" w:pos="2160"/>
+        </w:tabs>
+        <w:ind w:left="2160" w:hanging="360"/>
+      </w:pPr>
+      <w:rPr>
+        <w:rFonts w:ascii="Wingdings" w:hAnsi="Wingdings" w:hint="default"/>
+        <w:sz w:val="20"/>
+      </w:rPr>
+    </w:lvl>
+    <w:lvl w:ilvl="3" w:tentative="1">
+      <w:start w:val="1"/>
+      <w:numFmt w:val="bullet"/>
+      <w:lvlText w:val=""/>
+      <w:lvlJc w:val="left"/>
+      <w:pPr>
+        <w:tabs>
+          <w:tab w:val="num" w:pos="2880"/>
+        </w:tabs>
+        <w:ind w:left="2880" w:hanging="360"/>
+      </w:pPr>
+      <w:rPr>
+        <w:rFonts w:ascii="Wingdings" w:hAnsi="Wingdings" w:hint="default"/>
+        <w:sz w:val="20"/>
+      </w:rPr>
+    </w:lvl>
+    <w:lvl w:ilvl="4" w:tentative="1">
+      <w:start w:val="1"/>
+      <w:numFmt w:val="bullet"/>
+      <w:lvlText w:val=""/>
+      <w:lvlJc w:val="left"/>
+      <w:pPr>
+        <w:tabs>
+          <w:tab w:val="num" w:pos="3600"/>
+        </w:tabs>
+        <w:ind w:left="3600" w:hanging="360"/>
+      </w:pPr>
+      <w:rPr>
+        <w:rFonts w:ascii="Wingdings" w:hAnsi="Wingdings" w:hint="default"/>
+        <w:sz w:val="20"/>
+      </w:rPr>
+    </w:lvl>
+    <w:lvl w:ilvl="5" w:tentative="1">
+      <w:start w:val="1"/>
+      <w:numFmt w:val="bullet"/>
+      <w:lvlText w:val=""/>
+      <w:lvlJc w:val="left"/>
+      <w:pPr>
+        <w:tabs>
+          <w:tab w:val="num" w:pos="4320"/>
+        </w:tabs>
+        <w:ind w:left="4320" w:hanging="360"/>
+      </w:pPr>
+      <w:rPr>
+        <w:rFonts w:ascii="Wingdings" w:hAnsi="Wingdings" w:hint="default"/>
+        <w:sz w:val="20"/>
+      </w:rPr>
+    </w:lvl>
+    <w:lvl w:ilvl="6" w:tentative="1">
+      <w:start w:val="1"/>
+      <w:numFmt w:val="bullet"/>
+      <w:lvlText w:val=""/>
+      <w:lvlJc w:val="left"/>
+      <w:pPr>
+        <w:tabs>
+          <w:tab w:val="num" w:pos="5040"/>
+        </w:tabs>
+        <w:ind w:left="5040" w:hanging="360"/>
+      </w:pPr>
+      <w:rPr>
+        <w:rFonts w:ascii="Wingdings" w:hAnsi="Wingdings" w:hint="default"/>
+        <w:sz w:val="20"/>
+      </w:rPr>
+    </w:lvl>
+    <w:lvl w:ilvl="7" w:tentative="1">
+      <w:start w:val="1"/>
+      <w:numFmt w:val="bullet"/>
+      <w:lvlText w:val=""/>
+      <w:lvlJc w:val="left"/>
+      <w:pPr>
+        <w:tabs>
+          <w:tab w:val="num" w:pos="5760"/>
+        </w:tabs>
+        <w:ind w:left="5760" w:hanging="360"/>
+      </w:pPr>
+      <w:rPr>
+        <w:rFonts w:ascii="Wingdings" w:hAnsi="Wingdings" w:hint="default"/>
+        <w:sz w:val="20"/>
+      </w:rPr>
+    </w:lvl>
+    <w:lvl w:ilvl="8" w:tentative="1">
+      <w:start w:val="1"/>
+      <w:numFmt w:val="bullet"/>
+      <w:lvlText w:val=""/>
+      <w:lvlJc w:val="left"/>
+      <w:pPr>
+        <w:tabs>
+          <w:tab w:val="num" w:pos="6480"/>
+        </w:tabs>
+        <w:ind w:left="6480" w:hanging="360"/>
+      </w:pPr>
+      <w:rPr>
+        <w:rFonts w:ascii="Wingdings" w:hAnsi="Wingdings" w:hint="default"/>
+        <w:sz w:val="20"/>
+      </w:rPr>
+    </w:lvl>
+  </w:abstractNum>
+  <w:abstractNum w:abstractNumId="9" w15:restartNumberingAfterBreak="0">
+    <w:nsid w:val="2B3C4675"/>
+    <w:multiLevelType w:val="multilevel"/>
+    <w:tmpl w:val="78109236"/>
+    <w:lvl w:ilvl="0">
+      <w:start w:val="1"/>
+      <w:numFmt w:val="bullet"/>
+      <w:lvlText w:val=""/>
+      <w:lvlJc w:val="left"/>
+      <w:pPr>
+        <w:tabs>
+          <w:tab w:val="num" w:pos="720"/>
+        </w:tabs>
+        <w:ind w:left="720" w:hanging="360"/>
+      </w:pPr>
+      <w:rPr>
+        <w:rFonts w:ascii="Symbol" w:hAnsi="Symbol" w:hint="default"/>
+        <w:sz w:val="20"/>
+      </w:rPr>
+    </w:lvl>
+    <w:lvl w:ilvl="1" w:tentative="1">
+      <w:start w:val="1"/>
+      <w:numFmt w:val="bullet"/>
+      <w:lvlText w:val="o"/>
+      <w:lvlJc w:val="left"/>
+      <w:pPr>
+        <w:tabs>
+          <w:tab w:val="num" w:pos="1440"/>
+        </w:tabs>
+        <w:ind w:left="1440" w:hanging="360"/>
+      </w:pPr>
+      <w:rPr>
+        <w:rFonts w:ascii="Courier New" w:hAnsi="Courier New" w:hint="default"/>
+        <w:sz w:val="20"/>
+      </w:rPr>
+    </w:lvl>
+    <w:lvl w:ilvl="2" w:tentative="1">
+      <w:start w:val="1"/>
+      <w:numFmt w:val="bullet"/>
+      <w:lvlText w:val=""/>
+      <w:lvlJc w:val="left"/>
+      <w:pPr>
+        <w:tabs>
+          <w:tab w:val="num" w:pos="2160"/>
+        </w:tabs>
+        <w:ind w:left="2160" w:hanging="360"/>
+      </w:pPr>
+      <w:rPr>
+        <w:rFonts w:ascii="Wingdings" w:hAnsi="Wingdings" w:hint="default"/>
+        <w:sz w:val="20"/>
+      </w:rPr>
+    </w:lvl>
+    <w:lvl w:ilvl="3" w:tentative="1">
+      <w:start w:val="1"/>
+      <w:numFmt w:val="bullet"/>
+      <w:lvlText w:val=""/>
+      <w:lvlJc w:val="left"/>
+      <w:pPr>
+        <w:tabs>
+          <w:tab w:val="num" w:pos="2880"/>
+        </w:tabs>
+        <w:ind w:left="2880" w:hanging="360"/>
+      </w:pPr>
+      <w:rPr>
+        <w:rFonts w:ascii="Wingdings" w:hAnsi="Wingdings" w:hint="default"/>
+        <w:sz w:val="20"/>
+      </w:rPr>
+    </w:lvl>
+    <w:lvl w:ilvl="4" w:tentative="1">
+      <w:start w:val="1"/>
+      <w:numFmt w:val="bullet"/>
+      <w:lvlText w:val=""/>
+      <w:lvlJc w:val="left"/>
+      <w:pPr>
+        <w:tabs>
+          <w:tab w:val="num" w:pos="3600"/>
+        </w:tabs>
+        <w:ind w:left="3600" w:hanging="360"/>
+      </w:pPr>
+      <w:rPr>
+        <w:rFonts w:ascii="Wingdings" w:hAnsi="Wingdings" w:hint="default"/>
+        <w:sz w:val="20"/>
+      </w:rPr>
+    </w:lvl>
+    <w:lvl w:ilvl="5" w:tentative="1">
+      <w:start w:val="1"/>
+      <w:numFmt w:val="bullet"/>
+      <w:lvlText w:val=""/>
+      <w:lvlJc w:val="left"/>
+      <w:pPr>
+        <w:tabs>
+          <w:tab w:val="num" w:pos="4320"/>
+        </w:tabs>
+        <w:ind w:left="4320" w:hanging="360"/>
+      </w:pPr>
+      <w:rPr>
+        <w:rFonts w:ascii="Wingdings" w:hAnsi="Wingdings" w:hint="default"/>
+        <w:sz w:val="20"/>
+      </w:rPr>
+    </w:lvl>
+    <w:lvl w:ilvl="6" w:tentative="1">
+      <w:start w:val="1"/>
+      <w:numFmt w:val="bullet"/>
+      <w:lvlText w:val=""/>
+      <w:lvlJc w:val="left"/>
+      <w:pPr>
+        <w:tabs>
+          <w:tab w:val="num" w:pos="5040"/>
+        </w:tabs>
+        <w:ind w:left="5040" w:hanging="360"/>
+      </w:pPr>
+      <w:rPr>
+        <w:rFonts w:ascii="Wingdings" w:hAnsi="Wingdings" w:hint="default"/>
+        <w:sz w:val="20"/>
+      </w:rPr>
+    </w:lvl>
+    <w:lvl w:ilvl="7" w:tentative="1">
+      <w:start w:val="1"/>
+      <w:numFmt w:val="bullet"/>
+      <w:lvlText w:val=""/>
+      <w:lvlJc w:val="left"/>
+      <w:pPr>
+        <w:tabs>
+          <w:tab w:val="num" w:pos="5760"/>
+        </w:tabs>
+        <w:ind w:left="5760" w:hanging="360"/>
+      </w:pPr>
+      <w:rPr>
+        <w:rFonts w:ascii="Wingdings" w:hAnsi="Wingdings" w:hint="default"/>
+        <w:sz w:val="20"/>
+      </w:rPr>
+    </w:lvl>
+    <w:lvl w:ilvl="8" w:tentative="1">
+      <w:start w:val="1"/>
+      <w:numFmt w:val="bullet"/>
+      <w:lvlText w:val=""/>
+      <w:lvlJc w:val="left"/>
+      <w:pPr>
+        <w:tabs>
+          <w:tab w:val="num" w:pos="6480"/>
+        </w:tabs>
+        <w:ind w:left="6480" w:hanging="360"/>
+      </w:pPr>
+      <w:rPr>
+        <w:rFonts w:ascii="Wingdings" w:hAnsi="Wingdings" w:hint="default"/>
+        <w:sz w:val="20"/>
+      </w:rPr>
+    </w:lvl>
+  </w:abstractNum>
+  <w:abstractNum w:abstractNumId="10" w15:restartNumberingAfterBreak="0">
+    <w:nsid w:val="2BC308BE"/>
+    <w:multiLevelType w:val="multilevel"/>
+    <w:tmpl w:val="225435AA"/>
+    <w:lvl w:ilvl="0">
+      <w:start w:val="1"/>
+      <w:numFmt w:val="bullet"/>
+      <w:lvlText w:val=""/>
+      <w:lvlJc w:val="left"/>
+      <w:pPr>
+        <w:tabs>
+          <w:tab w:val="num" w:pos="720"/>
+        </w:tabs>
+        <w:ind w:left="720" w:hanging="360"/>
+      </w:pPr>
+      <w:rPr>
+        <w:rFonts w:ascii="Symbol" w:hAnsi="Symbol" w:hint="default"/>
+        <w:sz w:val="20"/>
+      </w:rPr>
+    </w:lvl>
+    <w:lvl w:ilvl="1" w:tentative="1">
+      <w:start w:val="1"/>
+      <w:numFmt w:val="bullet"/>
+      <w:lvlText w:val="o"/>
+      <w:lvlJc w:val="left"/>
+      <w:pPr>
+        <w:tabs>
+          <w:tab w:val="num" w:pos="1440"/>
+        </w:tabs>
+        <w:ind w:left="1440" w:hanging="360"/>
+      </w:pPr>
+      <w:rPr>
+        <w:rFonts w:ascii="Courier New" w:hAnsi="Courier New" w:hint="default"/>
+        <w:sz w:val="20"/>
+      </w:rPr>
+    </w:lvl>
+    <w:lvl w:ilvl="2" w:tentative="1">
+      <w:start w:val="1"/>
+      <w:numFmt w:val="bullet"/>
+      <w:lvlText w:val=""/>
+      <w:lvlJc w:val="left"/>
+      <w:pPr>
+        <w:tabs>
+          <w:tab w:val="num" w:pos="2160"/>
+        </w:tabs>
+        <w:ind w:left="2160" w:hanging="360"/>
+      </w:pPr>
+      <w:rPr>
+        <w:rFonts w:ascii="Wingdings" w:hAnsi="Wingdings" w:hint="default"/>
+        <w:sz w:val="20"/>
+      </w:rPr>
+    </w:lvl>
+    <w:lvl w:ilvl="3" w:tentative="1">
+      <w:start w:val="1"/>
+      <w:numFmt w:val="bullet"/>
+      <w:lvlText w:val=""/>
+      <w:lvlJc w:val="left"/>
+      <w:pPr>
+        <w:tabs>
+          <w:tab w:val="num" w:pos="2880"/>
+        </w:tabs>
+        <w:ind w:left="2880" w:hanging="360"/>
+      </w:pPr>
+      <w:rPr>
+        <w:rFonts w:ascii="Wingdings" w:hAnsi="Wingdings" w:hint="default"/>
+        <w:sz w:val="20"/>
+      </w:rPr>
+    </w:lvl>
+    <w:lvl w:ilvl="4" w:tentative="1">
+      <w:start w:val="1"/>
+      <w:numFmt w:val="bullet"/>
+      <w:lvlText w:val=""/>
+      <w:lvlJc w:val="left"/>
+      <w:pPr>
+        <w:tabs>
+          <w:tab w:val="num" w:pos="3600"/>
+        </w:tabs>
+        <w:ind w:left="3600" w:hanging="360"/>
+      </w:pPr>
+      <w:rPr>
+        <w:rFonts w:ascii="Wingdings" w:hAnsi="Wingdings" w:hint="default"/>
+        <w:sz w:val="20"/>
+      </w:rPr>
+    </w:lvl>
+    <w:lvl w:ilvl="5" w:tentative="1">
+      <w:start w:val="1"/>
+      <w:numFmt w:val="bullet"/>
+      <w:lvlText w:val=""/>
+      <w:lvlJc w:val="left"/>
+      <w:pPr>
+        <w:tabs>
+          <w:tab w:val="num" w:pos="4320"/>
+        </w:tabs>
+        <w:ind w:left="4320" w:hanging="360"/>
+      </w:pPr>
+      <w:rPr>
+        <w:rFonts w:ascii="Wingdings" w:hAnsi="Wingdings" w:hint="default"/>
+        <w:sz w:val="20"/>
+      </w:rPr>
+    </w:lvl>
+    <w:lvl w:ilvl="6" w:tentative="1">
+      <w:start w:val="1"/>
+      <w:numFmt w:val="bullet"/>
+      <w:lvlText w:val=""/>
+      <w:lvlJc w:val="left"/>
+      <w:pPr>
+        <w:tabs>
+          <w:tab w:val="num" w:pos="5040"/>
+        </w:tabs>
+        <w:ind w:left="5040" w:hanging="360"/>
+      </w:pPr>
+      <w:rPr>
+        <w:rFonts w:ascii="Wingdings" w:hAnsi="Wingdings" w:hint="default"/>
+        <w:sz w:val="20"/>
+      </w:rPr>
+    </w:lvl>
+    <w:lvl w:ilvl="7" w:tentative="1">
+      <w:start w:val="1"/>
+      <w:numFmt w:val="bullet"/>
+      <w:lvlText w:val=""/>
+      <w:lvlJc w:val="left"/>
+      <w:pPr>
+        <w:tabs>
+          <w:tab w:val="num" w:pos="5760"/>
+        </w:tabs>
+        <w:ind w:left="5760" w:hanging="360"/>
+      </w:pPr>
+      <w:rPr>
+        <w:rFonts w:ascii="Wingdings" w:hAnsi="Wingdings" w:hint="default"/>
+        <w:sz w:val="20"/>
+      </w:rPr>
+    </w:lvl>
+    <w:lvl w:ilvl="8" w:tentative="1">
+      <w:start w:val="1"/>
+      <w:numFmt w:val="bullet"/>
+      <w:lvlText w:val=""/>
+      <w:lvlJc w:val="left"/>
+      <w:pPr>
+        <w:tabs>
+          <w:tab w:val="num" w:pos="6480"/>
+        </w:tabs>
+        <w:ind w:left="6480" w:hanging="360"/>
+      </w:pPr>
+      <w:rPr>
+        <w:rFonts w:ascii="Wingdings" w:hAnsi="Wingdings" w:hint="default"/>
+        <w:sz w:val="20"/>
+      </w:rPr>
+    </w:lvl>
+  </w:abstractNum>
+  <w:abstractNum w:abstractNumId="11" w15:restartNumberingAfterBreak="0">
+    <w:nsid w:val="30532928"/>
+    <w:multiLevelType w:val="multilevel"/>
+    <w:tmpl w:val="4B8A48E4"/>
+    <w:lvl w:ilvl="0">
+      <w:start w:val="1"/>
+      <w:numFmt w:val="bullet"/>
+      <w:lvlText w:val=""/>
+      <w:lvlJc w:val="left"/>
+      <w:pPr>
+        <w:tabs>
+          <w:tab w:val="num" w:pos="720"/>
+        </w:tabs>
+        <w:ind w:left="720" w:hanging="360"/>
+      </w:pPr>
+      <w:rPr>
+        <w:rFonts w:ascii="Symbol" w:hAnsi="Symbol" w:hint="default"/>
+        <w:sz w:val="20"/>
+      </w:rPr>
+    </w:lvl>
+    <w:lvl w:ilvl="1" w:tentative="1">
+      <w:start w:val="1"/>
+      <w:numFmt w:val="bullet"/>
+      <w:lvlText w:val="o"/>
+      <w:lvlJc w:val="left"/>
+      <w:pPr>
+        <w:tabs>
+          <w:tab w:val="num" w:pos="1440"/>
+        </w:tabs>
+        <w:ind w:left="1440" w:hanging="360"/>
+      </w:pPr>
+      <w:rPr>
+        <w:rFonts w:ascii="Courier New" w:hAnsi="Courier New" w:hint="default"/>
+        <w:sz w:val="20"/>
+      </w:rPr>
+    </w:lvl>
+    <w:lvl w:ilvl="2" w:tentative="1">
+      <w:start w:val="1"/>
+      <w:numFmt w:val="bullet"/>
+      <w:lvlText w:val=""/>
+      <w:lvlJc w:val="left"/>
+      <w:pPr>
+        <w:tabs>
+          <w:tab w:val="num" w:pos="2160"/>
+        </w:tabs>
+        <w:ind w:left="2160" w:hanging="360"/>
+      </w:pPr>
+      <w:rPr>
+        <w:rFonts w:ascii="Wingdings" w:hAnsi="Wingdings" w:hint="default"/>
+        <w:sz w:val="20"/>
+      </w:rPr>
+    </w:lvl>
+    <w:lvl w:ilvl="3" w:tentative="1">
+      <w:start w:val="1"/>
+      <w:numFmt w:val="bullet"/>
+      <w:lvlText w:val=""/>
+      <w:lvlJc w:val="left"/>
+      <w:pPr>
+        <w:tabs>
+          <w:tab w:val="num" w:pos="2880"/>
+        </w:tabs>
+        <w:ind w:left="2880" w:hanging="360"/>
+      </w:pPr>
+      <w:rPr>
+        <w:rFonts w:ascii="Wingdings" w:hAnsi="Wingdings" w:hint="default"/>
+        <w:sz w:val="20"/>
+      </w:rPr>
+    </w:lvl>
+    <w:lvl w:ilvl="4" w:tentative="1">
+      <w:start w:val="1"/>
+      <w:numFmt w:val="bullet"/>
+      <w:lvlText w:val=""/>
+      <w:lvlJc w:val="left"/>
+      <w:pPr>
+        <w:tabs>
+          <w:tab w:val="num" w:pos="3600"/>
+        </w:tabs>
+        <w:ind w:left="3600" w:hanging="360"/>
+      </w:pPr>
+      <w:rPr>
+        <w:rFonts w:ascii="Wingdings" w:hAnsi="Wingdings" w:hint="default"/>
+        <w:sz w:val="20"/>
+      </w:rPr>
+    </w:lvl>
+    <w:lvl w:ilvl="5" w:tentative="1">
+      <w:start w:val="1"/>
+      <w:numFmt w:val="bullet"/>
+      <w:lvlText w:val=""/>
+      <w:lvlJc w:val="left"/>
+      <w:pPr>
+        <w:tabs>
+          <w:tab w:val="num" w:pos="4320"/>
+        </w:tabs>
+        <w:ind w:left="4320" w:hanging="360"/>
+      </w:pPr>
+      <w:rPr>
+        <w:rFonts w:ascii="Wingdings" w:hAnsi="Wingdings" w:hint="default"/>
+        <w:sz w:val="20"/>
+      </w:rPr>
+    </w:lvl>
+    <w:lvl w:ilvl="6" w:tentative="1">
+      <w:start w:val="1"/>
+      <w:numFmt w:val="bullet"/>
+      <w:lvlText w:val=""/>
+      <w:lvlJc w:val="left"/>
+      <w:pPr>
+        <w:tabs>
+          <w:tab w:val="num" w:pos="5040"/>
+        </w:tabs>
+        <w:ind w:left="5040" w:hanging="360"/>
+      </w:pPr>
+      <w:rPr>
+        <w:rFonts w:ascii="Wingdings" w:hAnsi="Wingdings" w:hint="default"/>
+        <w:sz w:val="20"/>
+      </w:rPr>
+    </w:lvl>
+    <w:lvl w:ilvl="7" w:tentative="1">
+      <w:start w:val="1"/>
+      <w:numFmt w:val="bullet"/>
+      <w:lvlText w:val=""/>
+      <w:lvlJc w:val="left"/>
+      <w:pPr>
+        <w:tabs>
+          <w:tab w:val="num" w:pos="5760"/>
+        </w:tabs>
+        <w:ind w:left="5760" w:hanging="360"/>
+      </w:pPr>
+      <w:rPr>
+        <w:rFonts w:ascii="Wingdings" w:hAnsi="Wingdings" w:hint="default"/>
+        <w:sz w:val="20"/>
+      </w:rPr>
+    </w:lvl>
+    <w:lvl w:ilvl="8" w:tentative="1">
+      <w:start w:val="1"/>
+      <w:numFmt w:val="bullet"/>
+      <w:lvlText w:val=""/>
+      <w:lvlJc w:val="left"/>
+      <w:pPr>
+        <w:tabs>
+          <w:tab w:val="num" w:pos="6480"/>
+        </w:tabs>
+        <w:ind w:left="6480" w:hanging="360"/>
+      </w:pPr>
+      <w:rPr>
+        <w:rFonts w:ascii="Wingdings" w:hAnsi="Wingdings" w:hint="default"/>
+        <w:sz w:val="20"/>
+      </w:rPr>
+    </w:lvl>
+  </w:abstractNum>
+  <w:abstractNum w:abstractNumId="12" w15:restartNumberingAfterBreak="0">
+    <w:nsid w:val="339474F2"/>
+    <w:multiLevelType w:val="multilevel"/>
+    <w:tmpl w:val="5DBC8F4A"/>
+    <w:lvl w:ilvl="0">
+      <w:start w:val="1"/>
+      <w:numFmt w:val="bullet"/>
+      <w:lvlText w:val=""/>
+      <w:lvlJc w:val="left"/>
+      <w:pPr>
+        <w:tabs>
+          <w:tab w:val="num" w:pos="720"/>
+        </w:tabs>
+        <w:ind w:left="720" w:hanging="360"/>
+      </w:pPr>
+      <w:rPr>
+        <w:rFonts w:ascii="Symbol" w:hAnsi="Symbol" w:hint="default"/>
+        <w:sz w:val="20"/>
+      </w:rPr>
+    </w:lvl>
+    <w:lvl w:ilvl="1" w:tentative="1">
+      <w:start w:val="1"/>
+      <w:numFmt w:val="bullet"/>
+      <w:lvlText w:val="o"/>
+      <w:lvlJc w:val="left"/>
+      <w:pPr>
+        <w:tabs>
+          <w:tab w:val="num" w:pos="1440"/>
+        </w:tabs>
+        <w:ind w:left="1440" w:hanging="360"/>
+      </w:pPr>
+      <w:rPr>
+        <w:rFonts w:ascii="Courier New" w:hAnsi="Courier New" w:hint="default"/>
+        <w:sz w:val="20"/>
+      </w:rPr>
+    </w:lvl>
+    <w:lvl w:ilvl="2" w:tentative="1">
+      <w:start w:val="1"/>
+      <w:numFmt w:val="bullet"/>
+      <w:lvlText w:val=""/>
+      <w:lvlJc w:val="left"/>
+      <w:pPr>
+        <w:tabs>
+          <w:tab w:val="num" w:pos="2160"/>
+        </w:tabs>
+        <w:ind w:left="2160" w:hanging="360"/>
+      </w:pPr>
+      <w:rPr>
+        <w:rFonts w:ascii="Wingdings" w:hAnsi="Wingdings" w:hint="default"/>
+        <w:sz w:val="20"/>
+      </w:rPr>
+    </w:lvl>
+    <w:lvl w:ilvl="3" w:tentative="1">
+      <w:start w:val="1"/>
+      <w:numFmt w:val="bullet"/>
+      <w:lvlText w:val=""/>
+      <w:lvlJc w:val="left"/>
+      <w:pPr>
+        <w:tabs>
+          <w:tab w:val="num" w:pos="2880"/>
+        </w:tabs>
+        <w:ind w:left="2880" w:hanging="360"/>
+      </w:pPr>
+      <w:rPr>
+        <w:rFonts w:ascii="Wingdings" w:hAnsi="Wingdings" w:hint="default"/>
+        <w:sz w:val="20"/>
+      </w:rPr>
+    </w:lvl>
+    <w:lvl w:ilvl="4" w:tentative="1">
+      <w:start w:val="1"/>
+      <w:numFmt w:val="bullet"/>
+      <w:lvlText w:val=""/>
+      <w:lvlJc w:val="left"/>
+      <w:pPr>
+        <w:tabs>
+          <w:tab w:val="num" w:pos="3600"/>
+        </w:tabs>
+        <w:ind w:left="3600" w:hanging="360"/>
+      </w:pPr>
+      <w:rPr>
+        <w:rFonts w:ascii="Wingdings" w:hAnsi="Wingdings" w:hint="default"/>
+        <w:sz w:val="20"/>
+      </w:rPr>
+    </w:lvl>
+    <w:lvl w:ilvl="5" w:tentative="1">
+      <w:start w:val="1"/>
+      <w:numFmt w:val="bullet"/>
+      <w:lvlText w:val=""/>
+      <w:lvlJc w:val="left"/>
+      <w:pPr>
+        <w:tabs>
+          <w:tab w:val="num" w:pos="4320"/>
+        </w:tabs>
+        <w:ind w:left="4320" w:hanging="360"/>
+      </w:pPr>
+      <w:rPr>
+        <w:rFonts w:ascii="Wingdings" w:hAnsi="Wingdings" w:hint="default"/>
+        <w:sz w:val="20"/>
+      </w:rPr>
+    </w:lvl>
+    <w:lvl w:ilvl="6" w:tentative="1">
+      <w:start w:val="1"/>
+      <w:numFmt w:val="bullet"/>
+      <w:lvlText w:val=""/>
+      <w:lvlJc w:val="left"/>
+      <w:pPr>
+        <w:tabs>
+          <w:tab w:val="num" w:pos="5040"/>
+        </w:tabs>
+        <w:ind w:left="5040" w:hanging="360"/>
+      </w:pPr>
+      <w:rPr>
+        <w:rFonts w:ascii="Wingdings" w:hAnsi="Wingdings" w:hint="default"/>
+        <w:sz w:val="20"/>
+      </w:rPr>
+    </w:lvl>
+    <w:lvl w:ilvl="7" w:tentative="1">
+      <w:start w:val="1"/>
+      <w:numFmt w:val="bullet"/>
+      <w:lvlText w:val=""/>
+      <w:lvlJc w:val="left"/>
+      <w:pPr>
+        <w:tabs>
+          <w:tab w:val="num" w:pos="5760"/>
+        </w:tabs>
+        <w:ind w:left="5760" w:hanging="360"/>
+      </w:pPr>
+      <w:rPr>
+        <w:rFonts w:ascii="Wingdings" w:hAnsi="Wingdings" w:hint="default"/>
+        <w:sz w:val="20"/>
+      </w:rPr>
+    </w:lvl>
+    <w:lvl w:ilvl="8" w:tentative="1">
+      <w:start w:val="1"/>
+      <w:numFmt w:val="bullet"/>
+      <w:lvlText w:val=""/>
+      <w:lvlJc w:val="left"/>
+      <w:pPr>
+        <w:tabs>
+          <w:tab w:val="num" w:pos="6480"/>
+        </w:tabs>
+        <w:ind w:left="6480" w:hanging="360"/>
+      </w:pPr>
+      <w:rPr>
+        <w:rFonts w:ascii="Wingdings" w:hAnsi="Wingdings" w:hint="default"/>
+        <w:sz w:val="20"/>
+      </w:rPr>
+    </w:lvl>
+  </w:abstractNum>
+  <w:abstractNum w:abstractNumId="13" w15:restartNumberingAfterBreak="0">
+    <w:nsid w:val="34A14579"/>
+    <w:multiLevelType w:val="multilevel"/>
+    <w:tmpl w:val="D2E8A350"/>
+    <w:lvl w:ilvl="0">
+      <w:start w:val="1"/>
+      <w:numFmt w:val="bullet"/>
+      <w:lvlText w:val=""/>
+      <w:lvlJc w:val="left"/>
+      <w:pPr>
+        <w:tabs>
+          <w:tab w:val="num" w:pos="720"/>
+        </w:tabs>
+        <w:ind w:left="720" w:hanging="360"/>
+      </w:pPr>
+      <w:rPr>
+        <w:rFonts w:ascii="Symbol" w:hAnsi="Symbol" w:hint="default"/>
+        <w:sz w:val="20"/>
+      </w:rPr>
+    </w:lvl>
+    <w:lvl w:ilvl="1" w:tentative="1">
+      <w:start w:val="1"/>
+      <w:numFmt w:val="bullet"/>
+      <w:lvlText w:val="o"/>
+      <w:lvlJc w:val="left"/>
+      <w:pPr>
+        <w:tabs>
+          <w:tab w:val="num" w:pos="1440"/>
+        </w:tabs>
+        <w:ind w:left="1440" w:hanging="360"/>
+      </w:pPr>
+      <w:rPr>
+        <w:rFonts w:ascii="Courier New" w:hAnsi="Courier New" w:hint="default"/>
+        <w:sz w:val="20"/>
+      </w:rPr>
+    </w:lvl>
+    <w:lvl w:ilvl="2" w:tentative="1">
+      <w:start w:val="1"/>
+      <w:numFmt w:val="bullet"/>
+      <w:lvlText w:val=""/>
+      <w:lvlJc w:val="left"/>
+      <w:pPr>
+        <w:tabs>
+          <w:tab w:val="num" w:pos="2160"/>
+        </w:tabs>
+        <w:ind w:left="2160" w:hanging="360"/>
+      </w:pPr>
+      <w:rPr>
+        <w:rFonts w:ascii="Wingdings" w:hAnsi="Wingdings" w:hint="default"/>
+        <w:sz w:val="20"/>
+      </w:rPr>
+    </w:lvl>
+    <w:lvl w:ilvl="3" w:tentative="1">
+      <w:start w:val="1"/>
+      <w:numFmt w:val="bullet"/>
+      <w:lvlText w:val=""/>
+      <w:lvlJc w:val="left"/>
+      <w:pPr>
+        <w:tabs>
+          <w:tab w:val="num" w:pos="2880"/>
+        </w:tabs>
+        <w:ind w:left="2880" w:hanging="360"/>
+      </w:pPr>
+      <w:rPr>
+        <w:rFonts w:ascii="Wingdings" w:hAnsi="Wingdings" w:hint="default"/>
+        <w:sz w:val="20"/>
+      </w:rPr>
+    </w:lvl>
+    <w:lvl w:ilvl="4" w:tentative="1">
+      <w:start w:val="1"/>
+      <w:numFmt w:val="bullet"/>
+      <w:lvlText w:val=""/>
+      <w:lvlJc w:val="left"/>
+      <w:pPr>
+        <w:tabs>
+          <w:tab w:val="num" w:pos="3600"/>
+        </w:tabs>
+        <w:ind w:left="3600" w:hanging="360"/>
+      </w:pPr>
+      <w:rPr>
+        <w:rFonts w:ascii="Wingdings" w:hAnsi="Wingdings" w:hint="default"/>
+        <w:sz w:val="20"/>
+      </w:rPr>
+    </w:lvl>
+    <w:lvl w:ilvl="5" w:tentative="1">
+      <w:start w:val="1"/>
+      <w:numFmt w:val="bullet"/>
+      <w:lvlText w:val=""/>
+      <w:lvlJc w:val="left"/>
+      <w:pPr>
+        <w:tabs>
+          <w:tab w:val="num" w:pos="4320"/>
+        </w:tabs>
+        <w:ind w:left="4320" w:hanging="360"/>
+      </w:pPr>
+      <w:rPr>
+        <w:rFonts w:ascii="Wingdings" w:hAnsi="Wingdings" w:hint="default"/>
+        <w:sz w:val="20"/>
+      </w:rPr>
+    </w:lvl>
+    <w:lvl w:ilvl="6" w:tentative="1">
+      <w:start w:val="1"/>
+      <w:numFmt w:val="bullet"/>
+      <w:lvlText w:val=""/>
+      <w:lvlJc w:val="left"/>
+      <w:pPr>
+        <w:tabs>
+          <w:tab w:val="num" w:pos="5040"/>
+        </w:tabs>
+        <w:ind w:left="5040" w:hanging="360"/>
+      </w:pPr>
+      <w:rPr>
+        <w:rFonts w:ascii="Wingdings" w:hAnsi="Wingdings" w:hint="default"/>
+        <w:sz w:val="20"/>
+      </w:rPr>
+    </w:lvl>
+    <w:lvl w:ilvl="7" w:tentative="1">
+      <w:start w:val="1"/>
+      <w:numFmt w:val="bullet"/>
+      <w:lvlText w:val=""/>
+      <w:lvlJc w:val="left"/>
+      <w:pPr>
+        <w:tabs>
+          <w:tab w:val="num" w:pos="5760"/>
+        </w:tabs>
+        <w:ind w:left="5760" w:hanging="360"/>
+      </w:pPr>
+      <w:rPr>
+        <w:rFonts w:ascii="Wingdings" w:hAnsi="Wingdings" w:hint="default"/>
+        <w:sz w:val="20"/>
+      </w:rPr>
+    </w:lvl>
+    <w:lvl w:ilvl="8" w:tentative="1">
+      <w:start w:val="1"/>
+      <w:numFmt w:val="bullet"/>
+      <w:lvlText w:val=""/>
+      <w:lvlJc w:val="left"/>
+      <w:pPr>
+        <w:tabs>
+          <w:tab w:val="num" w:pos="6480"/>
+        </w:tabs>
+        <w:ind w:left="6480" w:hanging="360"/>
+      </w:pPr>
+      <w:rPr>
+        <w:rFonts w:ascii="Wingdings" w:hAnsi="Wingdings" w:hint="default"/>
+        <w:sz w:val="20"/>
+      </w:rPr>
+    </w:lvl>
+  </w:abstractNum>
+  <w:abstractNum w:abstractNumId="14" w15:restartNumberingAfterBreak="0">
     <w:nsid w:val="36826955"/>
     <w:multiLevelType w:val="multilevel"/>
     <w:tmpl w:val="4628E722"/>
@@ -1263,7 +4399,305 @@
       </w:rPr>
     </w:lvl>
   </w:abstractNum>
-  <w:abstractNum w:abstractNumId="4" w15:restartNumberingAfterBreak="0">
+  <w:abstractNum w:abstractNumId="15" w15:restartNumberingAfterBreak="0">
+    <w:nsid w:val="38890FAE"/>
+    <w:multiLevelType w:val="multilevel"/>
+    <w:tmpl w:val="8A94B9CA"/>
+    <w:lvl w:ilvl="0">
+      <w:start w:val="1"/>
+      <w:numFmt w:val="bullet"/>
+      <w:lvlText w:val=""/>
+      <w:lvlJc w:val="left"/>
+      <w:pPr>
+        <w:tabs>
+          <w:tab w:val="num" w:pos="720"/>
+        </w:tabs>
+        <w:ind w:left="720" w:hanging="360"/>
+      </w:pPr>
+      <w:rPr>
+        <w:rFonts w:ascii="Symbol" w:hAnsi="Symbol" w:hint="default"/>
+        <w:sz w:val="20"/>
+      </w:rPr>
+    </w:lvl>
+    <w:lvl w:ilvl="1" w:tentative="1">
+      <w:start w:val="1"/>
+      <w:numFmt w:val="bullet"/>
+      <w:lvlText w:val="o"/>
+      <w:lvlJc w:val="left"/>
+      <w:pPr>
+        <w:tabs>
+          <w:tab w:val="num" w:pos="1440"/>
+        </w:tabs>
+        <w:ind w:left="1440" w:hanging="360"/>
+      </w:pPr>
+      <w:rPr>
+        <w:rFonts w:ascii="Courier New" w:hAnsi="Courier New" w:hint="default"/>
+        <w:sz w:val="20"/>
+      </w:rPr>
+    </w:lvl>
+    <w:lvl w:ilvl="2" w:tentative="1">
+      <w:start w:val="1"/>
+      <w:numFmt w:val="bullet"/>
+      <w:lvlText w:val=""/>
+      <w:lvlJc w:val="left"/>
+      <w:pPr>
+        <w:tabs>
+          <w:tab w:val="num" w:pos="2160"/>
+        </w:tabs>
+        <w:ind w:left="2160" w:hanging="360"/>
+      </w:pPr>
+      <w:rPr>
+        <w:rFonts w:ascii="Wingdings" w:hAnsi="Wingdings" w:hint="default"/>
+        <w:sz w:val="20"/>
+      </w:rPr>
+    </w:lvl>
+    <w:lvl w:ilvl="3" w:tentative="1">
+      <w:start w:val="1"/>
+      <w:numFmt w:val="bullet"/>
+      <w:lvlText w:val=""/>
+      <w:lvlJc w:val="left"/>
+      <w:pPr>
+        <w:tabs>
+          <w:tab w:val="num" w:pos="2880"/>
+        </w:tabs>
+        <w:ind w:left="2880" w:hanging="360"/>
+      </w:pPr>
+      <w:rPr>
+        <w:rFonts w:ascii="Wingdings" w:hAnsi="Wingdings" w:hint="default"/>
+        <w:sz w:val="20"/>
+      </w:rPr>
+    </w:lvl>
+    <w:lvl w:ilvl="4" w:tentative="1">
+      <w:start w:val="1"/>
+      <w:numFmt w:val="bullet"/>
+      <w:lvlText w:val=""/>
+      <w:lvlJc w:val="left"/>
+      <w:pPr>
+        <w:tabs>
+          <w:tab w:val="num" w:pos="3600"/>
+        </w:tabs>
+        <w:ind w:left="3600" w:hanging="360"/>
+      </w:pPr>
+      <w:rPr>
+        <w:rFonts w:ascii="Wingdings" w:hAnsi="Wingdings" w:hint="default"/>
+        <w:sz w:val="20"/>
+      </w:rPr>
+    </w:lvl>
+    <w:lvl w:ilvl="5" w:tentative="1">
+      <w:start w:val="1"/>
+      <w:numFmt w:val="bullet"/>
+      <w:lvlText w:val=""/>
+      <w:lvlJc w:val="left"/>
+      <w:pPr>
+        <w:tabs>
+          <w:tab w:val="num" w:pos="4320"/>
+        </w:tabs>
+        <w:ind w:left="4320" w:hanging="360"/>
+      </w:pPr>
+      <w:rPr>
+        <w:rFonts w:ascii="Wingdings" w:hAnsi="Wingdings" w:hint="default"/>
+        <w:sz w:val="20"/>
+      </w:rPr>
+    </w:lvl>
+    <w:lvl w:ilvl="6" w:tentative="1">
+      <w:start w:val="1"/>
+      <w:numFmt w:val="bullet"/>
+      <w:lvlText w:val=""/>
+      <w:lvlJc w:val="left"/>
+      <w:pPr>
+        <w:tabs>
+          <w:tab w:val="num" w:pos="5040"/>
+        </w:tabs>
+        <w:ind w:left="5040" w:hanging="360"/>
+      </w:pPr>
+      <w:rPr>
+        <w:rFonts w:ascii="Wingdings" w:hAnsi="Wingdings" w:hint="default"/>
+        <w:sz w:val="20"/>
+      </w:rPr>
+    </w:lvl>
+    <w:lvl w:ilvl="7" w:tentative="1">
+      <w:start w:val="1"/>
+      <w:numFmt w:val="bullet"/>
+      <w:lvlText w:val=""/>
+      <w:lvlJc w:val="left"/>
+      <w:pPr>
+        <w:tabs>
+          <w:tab w:val="num" w:pos="5760"/>
+        </w:tabs>
+        <w:ind w:left="5760" w:hanging="360"/>
+      </w:pPr>
+      <w:rPr>
+        <w:rFonts w:ascii="Wingdings" w:hAnsi="Wingdings" w:hint="default"/>
+        <w:sz w:val="20"/>
+      </w:rPr>
+    </w:lvl>
+    <w:lvl w:ilvl="8" w:tentative="1">
+      <w:start w:val="1"/>
+      <w:numFmt w:val="bullet"/>
+      <w:lvlText w:val=""/>
+      <w:lvlJc w:val="left"/>
+      <w:pPr>
+        <w:tabs>
+          <w:tab w:val="num" w:pos="6480"/>
+        </w:tabs>
+        <w:ind w:left="6480" w:hanging="360"/>
+      </w:pPr>
+      <w:rPr>
+        <w:rFonts w:ascii="Wingdings" w:hAnsi="Wingdings" w:hint="default"/>
+        <w:sz w:val="20"/>
+      </w:rPr>
+    </w:lvl>
+  </w:abstractNum>
+  <w:abstractNum w:abstractNumId="16" w15:restartNumberingAfterBreak="0">
+    <w:nsid w:val="3E5031F6"/>
+    <w:multiLevelType w:val="multilevel"/>
+    <w:tmpl w:val="DC2C1A0C"/>
+    <w:lvl w:ilvl="0">
+      <w:start w:val="1"/>
+      <w:numFmt w:val="bullet"/>
+      <w:lvlText w:val=""/>
+      <w:lvlJc w:val="left"/>
+      <w:pPr>
+        <w:tabs>
+          <w:tab w:val="num" w:pos="720"/>
+        </w:tabs>
+        <w:ind w:left="720" w:hanging="360"/>
+      </w:pPr>
+      <w:rPr>
+        <w:rFonts w:ascii="Symbol" w:hAnsi="Symbol" w:hint="default"/>
+        <w:sz w:val="20"/>
+      </w:rPr>
+    </w:lvl>
+    <w:lvl w:ilvl="1" w:tentative="1">
+      <w:start w:val="1"/>
+      <w:numFmt w:val="bullet"/>
+      <w:lvlText w:val="o"/>
+      <w:lvlJc w:val="left"/>
+      <w:pPr>
+        <w:tabs>
+          <w:tab w:val="num" w:pos="1440"/>
+        </w:tabs>
+        <w:ind w:left="1440" w:hanging="360"/>
+      </w:pPr>
+      <w:rPr>
+        <w:rFonts w:ascii="Courier New" w:hAnsi="Courier New" w:hint="default"/>
+        <w:sz w:val="20"/>
+      </w:rPr>
+    </w:lvl>
+    <w:lvl w:ilvl="2" w:tentative="1">
+      <w:start w:val="1"/>
+      <w:numFmt w:val="bullet"/>
+      <w:lvlText w:val=""/>
+      <w:lvlJc w:val="left"/>
+      <w:pPr>
+        <w:tabs>
+          <w:tab w:val="num" w:pos="2160"/>
+        </w:tabs>
+        <w:ind w:left="2160" w:hanging="360"/>
+      </w:pPr>
+      <w:rPr>
+        <w:rFonts w:ascii="Wingdings" w:hAnsi="Wingdings" w:hint="default"/>
+        <w:sz w:val="20"/>
+      </w:rPr>
+    </w:lvl>
+    <w:lvl w:ilvl="3" w:tentative="1">
+      <w:start w:val="1"/>
+      <w:numFmt w:val="bullet"/>
+      <w:lvlText w:val=""/>
+      <w:lvlJc w:val="left"/>
+      <w:pPr>
+        <w:tabs>
+          <w:tab w:val="num" w:pos="2880"/>
+        </w:tabs>
+        <w:ind w:left="2880" w:hanging="360"/>
+      </w:pPr>
+      <w:rPr>
+        <w:rFonts w:ascii="Wingdings" w:hAnsi="Wingdings" w:hint="default"/>
+        <w:sz w:val="20"/>
+      </w:rPr>
+    </w:lvl>
+    <w:lvl w:ilvl="4" w:tentative="1">
+      <w:start w:val="1"/>
+      <w:numFmt w:val="bullet"/>
+      <w:lvlText w:val=""/>
+      <w:lvlJc w:val="left"/>
+      <w:pPr>
+        <w:tabs>
+          <w:tab w:val="num" w:pos="3600"/>
+        </w:tabs>
+        <w:ind w:left="3600" w:hanging="360"/>
+      </w:pPr>
+      <w:rPr>
+        <w:rFonts w:ascii="Wingdings" w:hAnsi="Wingdings" w:hint="default"/>
+        <w:sz w:val="20"/>
+      </w:rPr>
+    </w:lvl>
+    <w:lvl w:ilvl="5" w:tentative="1">
+      <w:start w:val="1"/>
+      <w:numFmt w:val="bullet"/>
+      <w:lvlText w:val=""/>
+      <w:lvlJc w:val="left"/>
+      <w:pPr>
+        <w:tabs>
+          <w:tab w:val="num" w:pos="4320"/>
+        </w:tabs>
+        <w:ind w:left="4320" w:hanging="360"/>
+      </w:pPr>
+      <w:rPr>
+        <w:rFonts w:ascii="Wingdings" w:hAnsi="Wingdings" w:hint="default"/>
+        <w:sz w:val="20"/>
+      </w:rPr>
+    </w:lvl>
+    <w:lvl w:ilvl="6" w:tentative="1">
+      <w:start w:val="1"/>
+      <w:numFmt w:val="bullet"/>
+      <w:lvlText w:val=""/>
+      <w:lvlJc w:val="left"/>
+      <w:pPr>
+        <w:tabs>
+          <w:tab w:val="num" w:pos="5040"/>
+        </w:tabs>
+        <w:ind w:left="5040" w:hanging="360"/>
+      </w:pPr>
+      <w:rPr>
+        <w:rFonts w:ascii="Wingdings" w:hAnsi="Wingdings" w:hint="default"/>
+        <w:sz w:val="20"/>
+      </w:rPr>
+    </w:lvl>
+    <w:lvl w:ilvl="7" w:tentative="1">
+      <w:start w:val="1"/>
+      <w:numFmt w:val="bullet"/>
+      <w:lvlText w:val=""/>
+      <w:lvlJc w:val="left"/>
+      <w:pPr>
+        <w:tabs>
+          <w:tab w:val="num" w:pos="5760"/>
+        </w:tabs>
+        <w:ind w:left="5760" w:hanging="360"/>
+      </w:pPr>
+      <w:rPr>
+        <w:rFonts w:ascii="Wingdings" w:hAnsi="Wingdings" w:hint="default"/>
+        <w:sz w:val="20"/>
+      </w:rPr>
+    </w:lvl>
+    <w:lvl w:ilvl="8" w:tentative="1">
+      <w:start w:val="1"/>
+      <w:numFmt w:val="bullet"/>
+      <w:lvlText w:val=""/>
+      <w:lvlJc w:val="left"/>
+      <w:pPr>
+        <w:tabs>
+          <w:tab w:val="num" w:pos="6480"/>
+        </w:tabs>
+        <w:ind w:left="6480" w:hanging="360"/>
+      </w:pPr>
+      <w:rPr>
+        <w:rFonts w:ascii="Wingdings" w:hAnsi="Wingdings" w:hint="default"/>
+        <w:sz w:val="20"/>
+      </w:rPr>
+    </w:lvl>
+  </w:abstractNum>
+  <w:abstractNum w:abstractNumId="17" w15:restartNumberingAfterBreak="0">
     <w:nsid w:val="43E271CF"/>
     <w:multiLevelType w:val="multilevel"/>
     <w:tmpl w:val="B8BEF5C0"/>
@@ -1380,7 +4814,7 @@
       </w:pPr>
     </w:lvl>
   </w:abstractNum>
-  <w:abstractNum w:abstractNumId="5" w15:restartNumberingAfterBreak="0">
+  <w:abstractNum w:abstractNumId="18" w15:restartNumberingAfterBreak="0">
     <w:nsid w:val="44C75472"/>
     <w:multiLevelType w:val="multilevel"/>
     <w:tmpl w:val="AACE4CB6"/>
@@ -1529,7 +4963,7 @@
       </w:rPr>
     </w:lvl>
   </w:abstractNum>
-  <w:abstractNum w:abstractNumId="6" w15:restartNumberingAfterBreak="0">
+  <w:abstractNum w:abstractNumId="19" w15:restartNumberingAfterBreak="0">
     <w:nsid w:val="44F245BD"/>
     <w:multiLevelType w:val="multilevel"/>
     <w:tmpl w:val="44E8D616"/>
@@ -1678,7 +5112,454 @@
       </w:rPr>
     </w:lvl>
   </w:abstractNum>
-  <w:abstractNum w:abstractNumId="7" w15:restartNumberingAfterBreak="0">
+  <w:abstractNum w:abstractNumId="20" w15:restartNumberingAfterBreak="0">
+    <w:nsid w:val="46D35A67"/>
+    <w:multiLevelType w:val="multilevel"/>
+    <w:tmpl w:val="E5243E24"/>
+    <w:lvl w:ilvl="0">
+      <w:start w:val="1"/>
+      <w:numFmt w:val="bullet"/>
+      <w:lvlText w:val=""/>
+      <w:lvlJc w:val="left"/>
+      <w:pPr>
+        <w:tabs>
+          <w:tab w:val="num" w:pos="720"/>
+        </w:tabs>
+        <w:ind w:left="720" w:hanging="360"/>
+      </w:pPr>
+      <w:rPr>
+        <w:rFonts w:ascii="Symbol" w:hAnsi="Symbol" w:hint="default"/>
+        <w:sz w:val="20"/>
+      </w:rPr>
+    </w:lvl>
+    <w:lvl w:ilvl="1" w:tentative="1">
+      <w:start w:val="1"/>
+      <w:numFmt w:val="bullet"/>
+      <w:lvlText w:val="o"/>
+      <w:lvlJc w:val="left"/>
+      <w:pPr>
+        <w:tabs>
+          <w:tab w:val="num" w:pos="1440"/>
+        </w:tabs>
+        <w:ind w:left="1440" w:hanging="360"/>
+      </w:pPr>
+      <w:rPr>
+        <w:rFonts w:ascii="Courier New" w:hAnsi="Courier New" w:hint="default"/>
+        <w:sz w:val="20"/>
+      </w:rPr>
+    </w:lvl>
+    <w:lvl w:ilvl="2" w:tentative="1">
+      <w:start w:val="1"/>
+      <w:numFmt w:val="bullet"/>
+      <w:lvlText w:val=""/>
+      <w:lvlJc w:val="left"/>
+      <w:pPr>
+        <w:tabs>
+          <w:tab w:val="num" w:pos="2160"/>
+        </w:tabs>
+        <w:ind w:left="2160" w:hanging="360"/>
+      </w:pPr>
+      <w:rPr>
+        <w:rFonts w:ascii="Wingdings" w:hAnsi="Wingdings" w:hint="default"/>
+        <w:sz w:val="20"/>
+      </w:rPr>
+    </w:lvl>
+    <w:lvl w:ilvl="3" w:tentative="1">
+      <w:start w:val="1"/>
+      <w:numFmt w:val="bullet"/>
+      <w:lvlText w:val=""/>
+      <w:lvlJc w:val="left"/>
+      <w:pPr>
+        <w:tabs>
+          <w:tab w:val="num" w:pos="2880"/>
+        </w:tabs>
+        <w:ind w:left="2880" w:hanging="360"/>
+      </w:pPr>
+      <w:rPr>
+        <w:rFonts w:ascii="Wingdings" w:hAnsi="Wingdings" w:hint="default"/>
+        <w:sz w:val="20"/>
+      </w:rPr>
+    </w:lvl>
+    <w:lvl w:ilvl="4" w:tentative="1">
+      <w:start w:val="1"/>
+      <w:numFmt w:val="bullet"/>
+      <w:lvlText w:val=""/>
+      <w:lvlJc w:val="left"/>
+      <w:pPr>
+        <w:tabs>
+          <w:tab w:val="num" w:pos="3600"/>
+        </w:tabs>
+        <w:ind w:left="3600" w:hanging="360"/>
+      </w:pPr>
+      <w:rPr>
+        <w:rFonts w:ascii="Wingdings" w:hAnsi="Wingdings" w:hint="default"/>
+        <w:sz w:val="20"/>
+      </w:rPr>
+    </w:lvl>
+    <w:lvl w:ilvl="5" w:tentative="1">
+      <w:start w:val="1"/>
+      <w:numFmt w:val="bullet"/>
+      <w:lvlText w:val=""/>
+      <w:lvlJc w:val="left"/>
+      <w:pPr>
+        <w:tabs>
+          <w:tab w:val="num" w:pos="4320"/>
+        </w:tabs>
+        <w:ind w:left="4320" w:hanging="360"/>
+      </w:pPr>
+      <w:rPr>
+        <w:rFonts w:ascii="Wingdings" w:hAnsi="Wingdings" w:hint="default"/>
+        <w:sz w:val="20"/>
+      </w:rPr>
+    </w:lvl>
+    <w:lvl w:ilvl="6" w:tentative="1">
+      <w:start w:val="1"/>
+      <w:numFmt w:val="bullet"/>
+      <w:lvlText w:val=""/>
+      <w:lvlJc w:val="left"/>
+      <w:pPr>
+        <w:tabs>
+          <w:tab w:val="num" w:pos="5040"/>
+        </w:tabs>
+        <w:ind w:left="5040" w:hanging="360"/>
+      </w:pPr>
+      <w:rPr>
+        <w:rFonts w:ascii="Wingdings" w:hAnsi="Wingdings" w:hint="default"/>
+        <w:sz w:val="20"/>
+      </w:rPr>
+    </w:lvl>
+    <w:lvl w:ilvl="7" w:tentative="1">
+      <w:start w:val="1"/>
+      <w:numFmt w:val="bullet"/>
+      <w:lvlText w:val=""/>
+      <w:lvlJc w:val="left"/>
+      <w:pPr>
+        <w:tabs>
+          <w:tab w:val="num" w:pos="5760"/>
+        </w:tabs>
+        <w:ind w:left="5760" w:hanging="360"/>
+      </w:pPr>
+      <w:rPr>
+        <w:rFonts w:ascii="Wingdings" w:hAnsi="Wingdings" w:hint="default"/>
+        <w:sz w:val="20"/>
+      </w:rPr>
+    </w:lvl>
+    <w:lvl w:ilvl="8" w:tentative="1">
+      <w:start w:val="1"/>
+      <w:numFmt w:val="bullet"/>
+      <w:lvlText w:val=""/>
+      <w:lvlJc w:val="left"/>
+      <w:pPr>
+        <w:tabs>
+          <w:tab w:val="num" w:pos="6480"/>
+        </w:tabs>
+        <w:ind w:left="6480" w:hanging="360"/>
+      </w:pPr>
+      <w:rPr>
+        <w:rFonts w:ascii="Wingdings" w:hAnsi="Wingdings" w:hint="default"/>
+        <w:sz w:val="20"/>
+      </w:rPr>
+    </w:lvl>
+  </w:abstractNum>
+  <w:abstractNum w:abstractNumId="21" w15:restartNumberingAfterBreak="0">
+    <w:nsid w:val="48897C23"/>
+    <w:multiLevelType w:val="multilevel"/>
+    <w:tmpl w:val="180010C2"/>
+    <w:lvl w:ilvl="0">
+      <w:start w:val="1"/>
+      <w:numFmt w:val="bullet"/>
+      <w:lvlText w:val=""/>
+      <w:lvlJc w:val="left"/>
+      <w:pPr>
+        <w:tabs>
+          <w:tab w:val="num" w:pos="720"/>
+        </w:tabs>
+        <w:ind w:left="720" w:hanging="360"/>
+      </w:pPr>
+      <w:rPr>
+        <w:rFonts w:ascii="Symbol" w:hAnsi="Symbol" w:hint="default"/>
+        <w:sz w:val="20"/>
+      </w:rPr>
+    </w:lvl>
+    <w:lvl w:ilvl="1" w:tentative="1">
+      <w:start w:val="1"/>
+      <w:numFmt w:val="bullet"/>
+      <w:lvlText w:val="o"/>
+      <w:lvlJc w:val="left"/>
+      <w:pPr>
+        <w:tabs>
+          <w:tab w:val="num" w:pos="1440"/>
+        </w:tabs>
+        <w:ind w:left="1440" w:hanging="360"/>
+      </w:pPr>
+      <w:rPr>
+        <w:rFonts w:ascii="Courier New" w:hAnsi="Courier New" w:hint="default"/>
+        <w:sz w:val="20"/>
+      </w:rPr>
+    </w:lvl>
+    <w:lvl w:ilvl="2" w:tentative="1">
+      <w:start w:val="1"/>
+      <w:numFmt w:val="bullet"/>
+      <w:lvlText w:val=""/>
+      <w:lvlJc w:val="left"/>
+      <w:pPr>
+        <w:tabs>
+          <w:tab w:val="num" w:pos="2160"/>
+        </w:tabs>
+        <w:ind w:left="2160" w:hanging="360"/>
+      </w:pPr>
+      <w:rPr>
+        <w:rFonts w:ascii="Wingdings" w:hAnsi="Wingdings" w:hint="default"/>
+        <w:sz w:val="20"/>
+      </w:rPr>
+    </w:lvl>
+    <w:lvl w:ilvl="3" w:tentative="1">
+      <w:start w:val="1"/>
+      <w:numFmt w:val="bullet"/>
+      <w:lvlText w:val=""/>
+      <w:lvlJc w:val="left"/>
+      <w:pPr>
+        <w:tabs>
+          <w:tab w:val="num" w:pos="2880"/>
+        </w:tabs>
+        <w:ind w:left="2880" w:hanging="360"/>
+      </w:pPr>
+      <w:rPr>
+        <w:rFonts w:ascii="Wingdings" w:hAnsi="Wingdings" w:hint="default"/>
+        <w:sz w:val="20"/>
+      </w:rPr>
+    </w:lvl>
+    <w:lvl w:ilvl="4" w:tentative="1">
+      <w:start w:val="1"/>
+      <w:numFmt w:val="bullet"/>
+      <w:lvlText w:val=""/>
+      <w:lvlJc w:val="left"/>
+      <w:pPr>
+        <w:tabs>
+          <w:tab w:val="num" w:pos="3600"/>
+        </w:tabs>
+        <w:ind w:left="3600" w:hanging="360"/>
+      </w:pPr>
+      <w:rPr>
+        <w:rFonts w:ascii="Wingdings" w:hAnsi="Wingdings" w:hint="default"/>
+        <w:sz w:val="20"/>
+      </w:rPr>
+    </w:lvl>
+    <w:lvl w:ilvl="5" w:tentative="1">
+      <w:start w:val="1"/>
+      <w:numFmt w:val="bullet"/>
+      <w:lvlText w:val=""/>
+      <w:lvlJc w:val="left"/>
+      <w:pPr>
+        <w:tabs>
+          <w:tab w:val="num" w:pos="4320"/>
+        </w:tabs>
+        <w:ind w:left="4320" w:hanging="360"/>
+      </w:pPr>
+      <w:rPr>
+        <w:rFonts w:ascii="Wingdings" w:hAnsi="Wingdings" w:hint="default"/>
+        <w:sz w:val="20"/>
+      </w:rPr>
+    </w:lvl>
+    <w:lvl w:ilvl="6" w:tentative="1">
+      <w:start w:val="1"/>
+      <w:numFmt w:val="bullet"/>
+      <w:lvlText w:val=""/>
+      <w:lvlJc w:val="left"/>
+      <w:pPr>
+        <w:tabs>
+          <w:tab w:val="num" w:pos="5040"/>
+        </w:tabs>
+        <w:ind w:left="5040" w:hanging="360"/>
+      </w:pPr>
+      <w:rPr>
+        <w:rFonts w:ascii="Wingdings" w:hAnsi="Wingdings" w:hint="default"/>
+        <w:sz w:val="20"/>
+      </w:rPr>
+    </w:lvl>
+    <w:lvl w:ilvl="7" w:tentative="1">
+      <w:start w:val="1"/>
+      <w:numFmt w:val="bullet"/>
+      <w:lvlText w:val=""/>
+      <w:lvlJc w:val="left"/>
+      <w:pPr>
+        <w:tabs>
+          <w:tab w:val="num" w:pos="5760"/>
+        </w:tabs>
+        <w:ind w:left="5760" w:hanging="360"/>
+      </w:pPr>
+      <w:rPr>
+        <w:rFonts w:ascii="Wingdings" w:hAnsi="Wingdings" w:hint="default"/>
+        <w:sz w:val="20"/>
+      </w:rPr>
+    </w:lvl>
+    <w:lvl w:ilvl="8" w:tentative="1">
+      <w:start w:val="1"/>
+      <w:numFmt w:val="bullet"/>
+      <w:lvlText w:val=""/>
+      <w:lvlJc w:val="left"/>
+      <w:pPr>
+        <w:tabs>
+          <w:tab w:val="num" w:pos="6480"/>
+        </w:tabs>
+        <w:ind w:left="6480" w:hanging="360"/>
+      </w:pPr>
+      <w:rPr>
+        <w:rFonts w:ascii="Wingdings" w:hAnsi="Wingdings" w:hint="default"/>
+        <w:sz w:val="20"/>
+      </w:rPr>
+    </w:lvl>
+  </w:abstractNum>
+  <w:abstractNum w:abstractNumId="22" w15:restartNumberingAfterBreak="0">
+    <w:nsid w:val="4A0A3411"/>
+    <w:multiLevelType w:val="multilevel"/>
+    <w:tmpl w:val="3EA0CD0C"/>
+    <w:lvl w:ilvl="0">
+      <w:start w:val="1"/>
+      <w:numFmt w:val="bullet"/>
+      <w:lvlText w:val=""/>
+      <w:lvlJc w:val="left"/>
+      <w:pPr>
+        <w:tabs>
+          <w:tab w:val="num" w:pos="720"/>
+        </w:tabs>
+        <w:ind w:left="720" w:hanging="360"/>
+      </w:pPr>
+      <w:rPr>
+        <w:rFonts w:ascii="Symbol" w:hAnsi="Symbol" w:hint="default"/>
+        <w:sz w:val="20"/>
+      </w:rPr>
+    </w:lvl>
+    <w:lvl w:ilvl="1" w:tentative="1">
+      <w:start w:val="1"/>
+      <w:numFmt w:val="bullet"/>
+      <w:lvlText w:val="o"/>
+      <w:lvlJc w:val="left"/>
+      <w:pPr>
+        <w:tabs>
+          <w:tab w:val="num" w:pos="1440"/>
+        </w:tabs>
+        <w:ind w:left="1440" w:hanging="360"/>
+      </w:pPr>
+      <w:rPr>
+        <w:rFonts w:ascii="Courier New" w:hAnsi="Courier New" w:hint="default"/>
+        <w:sz w:val="20"/>
+      </w:rPr>
+    </w:lvl>
+    <w:lvl w:ilvl="2" w:tentative="1">
+      <w:start w:val="1"/>
+      <w:numFmt w:val="bullet"/>
+      <w:lvlText w:val=""/>
+      <w:lvlJc w:val="left"/>
+      <w:pPr>
+        <w:tabs>
+          <w:tab w:val="num" w:pos="2160"/>
+        </w:tabs>
+        <w:ind w:left="2160" w:hanging="360"/>
+      </w:pPr>
+      <w:rPr>
+        <w:rFonts w:ascii="Wingdings" w:hAnsi="Wingdings" w:hint="default"/>
+        <w:sz w:val="20"/>
+      </w:rPr>
+    </w:lvl>
+    <w:lvl w:ilvl="3" w:tentative="1">
+      <w:start w:val="1"/>
+      <w:numFmt w:val="bullet"/>
+      <w:lvlText w:val=""/>
+      <w:lvlJc w:val="left"/>
+      <w:pPr>
+        <w:tabs>
+          <w:tab w:val="num" w:pos="2880"/>
+        </w:tabs>
+        <w:ind w:left="2880" w:hanging="360"/>
+      </w:pPr>
+      <w:rPr>
+        <w:rFonts w:ascii="Wingdings" w:hAnsi="Wingdings" w:hint="default"/>
+        <w:sz w:val="20"/>
+      </w:rPr>
+    </w:lvl>
+    <w:lvl w:ilvl="4" w:tentative="1">
+      <w:start w:val="1"/>
+      <w:numFmt w:val="bullet"/>
+      <w:lvlText w:val=""/>
+      <w:lvlJc w:val="left"/>
+      <w:pPr>
+        <w:tabs>
+          <w:tab w:val="num" w:pos="3600"/>
+        </w:tabs>
+        <w:ind w:left="3600" w:hanging="360"/>
+      </w:pPr>
+      <w:rPr>
+        <w:rFonts w:ascii="Wingdings" w:hAnsi="Wingdings" w:hint="default"/>
+        <w:sz w:val="20"/>
+      </w:rPr>
+    </w:lvl>
+    <w:lvl w:ilvl="5" w:tentative="1">
+      <w:start w:val="1"/>
+      <w:numFmt w:val="bullet"/>
+      <w:lvlText w:val=""/>
+      <w:lvlJc w:val="left"/>
+      <w:pPr>
+        <w:tabs>
+          <w:tab w:val="num" w:pos="4320"/>
+        </w:tabs>
+        <w:ind w:left="4320" w:hanging="360"/>
+      </w:pPr>
+      <w:rPr>
+        <w:rFonts w:ascii="Wingdings" w:hAnsi="Wingdings" w:hint="default"/>
+        <w:sz w:val="20"/>
+      </w:rPr>
+    </w:lvl>
+    <w:lvl w:ilvl="6" w:tentative="1">
+      <w:start w:val="1"/>
+      <w:numFmt w:val="bullet"/>
+      <w:lvlText w:val=""/>
+      <w:lvlJc w:val="left"/>
+      <w:pPr>
+        <w:tabs>
+          <w:tab w:val="num" w:pos="5040"/>
+        </w:tabs>
+        <w:ind w:left="5040" w:hanging="360"/>
+      </w:pPr>
+      <w:rPr>
+        <w:rFonts w:ascii="Wingdings" w:hAnsi="Wingdings" w:hint="default"/>
+        <w:sz w:val="20"/>
+      </w:rPr>
+    </w:lvl>
+    <w:lvl w:ilvl="7" w:tentative="1">
+      <w:start w:val="1"/>
+      <w:numFmt w:val="bullet"/>
+      <w:lvlText w:val=""/>
+      <w:lvlJc w:val="left"/>
+      <w:pPr>
+        <w:tabs>
+          <w:tab w:val="num" w:pos="5760"/>
+        </w:tabs>
+        <w:ind w:left="5760" w:hanging="360"/>
+      </w:pPr>
+      <w:rPr>
+        <w:rFonts w:ascii="Wingdings" w:hAnsi="Wingdings" w:hint="default"/>
+        <w:sz w:val="20"/>
+      </w:rPr>
+    </w:lvl>
+    <w:lvl w:ilvl="8" w:tentative="1">
+      <w:start w:val="1"/>
+      <w:numFmt w:val="bullet"/>
+      <w:lvlText w:val=""/>
+      <w:lvlJc w:val="left"/>
+      <w:pPr>
+        <w:tabs>
+          <w:tab w:val="num" w:pos="6480"/>
+        </w:tabs>
+        <w:ind w:left="6480" w:hanging="360"/>
+      </w:pPr>
+      <w:rPr>
+        <w:rFonts w:ascii="Wingdings" w:hAnsi="Wingdings" w:hint="default"/>
+        <w:sz w:val="20"/>
+      </w:rPr>
+    </w:lvl>
+  </w:abstractNum>
+  <w:abstractNum w:abstractNumId="23" w15:restartNumberingAfterBreak="0">
     <w:nsid w:val="50146197"/>
     <w:multiLevelType w:val="multilevel"/>
     <w:tmpl w:val="2F2289B4"/>
@@ -1827,7 +5708,901 @@
       </w:rPr>
     </w:lvl>
   </w:abstractNum>
-  <w:abstractNum w:abstractNumId="8" w15:restartNumberingAfterBreak="0">
+  <w:abstractNum w:abstractNumId="24" w15:restartNumberingAfterBreak="0">
+    <w:nsid w:val="5671636C"/>
+    <w:multiLevelType w:val="multilevel"/>
+    <w:tmpl w:val="CD4C51A8"/>
+    <w:lvl w:ilvl="0">
+      <w:start w:val="1"/>
+      <w:numFmt w:val="bullet"/>
+      <w:lvlText w:val=""/>
+      <w:lvlJc w:val="left"/>
+      <w:pPr>
+        <w:tabs>
+          <w:tab w:val="num" w:pos="720"/>
+        </w:tabs>
+        <w:ind w:left="720" w:hanging="360"/>
+      </w:pPr>
+      <w:rPr>
+        <w:rFonts w:ascii="Symbol" w:hAnsi="Symbol" w:hint="default"/>
+        <w:sz w:val="20"/>
+      </w:rPr>
+    </w:lvl>
+    <w:lvl w:ilvl="1" w:tentative="1">
+      <w:start w:val="1"/>
+      <w:numFmt w:val="bullet"/>
+      <w:lvlText w:val="o"/>
+      <w:lvlJc w:val="left"/>
+      <w:pPr>
+        <w:tabs>
+          <w:tab w:val="num" w:pos="1440"/>
+        </w:tabs>
+        <w:ind w:left="1440" w:hanging="360"/>
+      </w:pPr>
+      <w:rPr>
+        <w:rFonts w:ascii="Courier New" w:hAnsi="Courier New" w:hint="default"/>
+        <w:sz w:val="20"/>
+      </w:rPr>
+    </w:lvl>
+    <w:lvl w:ilvl="2" w:tentative="1">
+      <w:start w:val="1"/>
+      <w:numFmt w:val="bullet"/>
+      <w:lvlText w:val=""/>
+      <w:lvlJc w:val="left"/>
+      <w:pPr>
+        <w:tabs>
+          <w:tab w:val="num" w:pos="2160"/>
+        </w:tabs>
+        <w:ind w:left="2160" w:hanging="360"/>
+      </w:pPr>
+      <w:rPr>
+        <w:rFonts w:ascii="Wingdings" w:hAnsi="Wingdings" w:hint="default"/>
+        <w:sz w:val="20"/>
+      </w:rPr>
+    </w:lvl>
+    <w:lvl w:ilvl="3" w:tentative="1">
+      <w:start w:val="1"/>
+      <w:numFmt w:val="bullet"/>
+      <w:lvlText w:val=""/>
+      <w:lvlJc w:val="left"/>
+      <w:pPr>
+        <w:tabs>
+          <w:tab w:val="num" w:pos="2880"/>
+        </w:tabs>
+        <w:ind w:left="2880" w:hanging="360"/>
+      </w:pPr>
+      <w:rPr>
+        <w:rFonts w:ascii="Wingdings" w:hAnsi="Wingdings" w:hint="default"/>
+        <w:sz w:val="20"/>
+      </w:rPr>
+    </w:lvl>
+    <w:lvl w:ilvl="4" w:tentative="1">
+      <w:start w:val="1"/>
+      <w:numFmt w:val="bullet"/>
+      <w:lvlText w:val=""/>
+      <w:lvlJc w:val="left"/>
+      <w:pPr>
+        <w:tabs>
+          <w:tab w:val="num" w:pos="3600"/>
+        </w:tabs>
+        <w:ind w:left="3600" w:hanging="360"/>
+      </w:pPr>
+      <w:rPr>
+        <w:rFonts w:ascii="Wingdings" w:hAnsi="Wingdings" w:hint="default"/>
+        <w:sz w:val="20"/>
+      </w:rPr>
+    </w:lvl>
+    <w:lvl w:ilvl="5" w:tentative="1">
+      <w:start w:val="1"/>
+      <w:numFmt w:val="bullet"/>
+      <w:lvlText w:val=""/>
+      <w:lvlJc w:val="left"/>
+      <w:pPr>
+        <w:tabs>
+          <w:tab w:val="num" w:pos="4320"/>
+        </w:tabs>
+        <w:ind w:left="4320" w:hanging="360"/>
+      </w:pPr>
+      <w:rPr>
+        <w:rFonts w:ascii="Wingdings" w:hAnsi="Wingdings" w:hint="default"/>
+        <w:sz w:val="20"/>
+      </w:rPr>
+    </w:lvl>
+    <w:lvl w:ilvl="6" w:tentative="1">
+      <w:start w:val="1"/>
+      <w:numFmt w:val="bullet"/>
+      <w:lvlText w:val=""/>
+      <w:lvlJc w:val="left"/>
+      <w:pPr>
+        <w:tabs>
+          <w:tab w:val="num" w:pos="5040"/>
+        </w:tabs>
+        <w:ind w:left="5040" w:hanging="360"/>
+      </w:pPr>
+      <w:rPr>
+        <w:rFonts w:ascii="Wingdings" w:hAnsi="Wingdings" w:hint="default"/>
+        <w:sz w:val="20"/>
+      </w:rPr>
+    </w:lvl>
+    <w:lvl w:ilvl="7" w:tentative="1">
+      <w:start w:val="1"/>
+      <w:numFmt w:val="bullet"/>
+      <w:lvlText w:val=""/>
+      <w:lvlJc w:val="left"/>
+      <w:pPr>
+        <w:tabs>
+          <w:tab w:val="num" w:pos="5760"/>
+        </w:tabs>
+        <w:ind w:left="5760" w:hanging="360"/>
+      </w:pPr>
+      <w:rPr>
+        <w:rFonts w:ascii="Wingdings" w:hAnsi="Wingdings" w:hint="default"/>
+        <w:sz w:val="20"/>
+      </w:rPr>
+    </w:lvl>
+    <w:lvl w:ilvl="8" w:tentative="1">
+      <w:start w:val="1"/>
+      <w:numFmt w:val="bullet"/>
+      <w:lvlText w:val=""/>
+      <w:lvlJc w:val="left"/>
+      <w:pPr>
+        <w:tabs>
+          <w:tab w:val="num" w:pos="6480"/>
+        </w:tabs>
+        <w:ind w:left="6480" w:hanging="360"/>
+      </w:pPr>
+      <w:rPr>
+        <w:rFonts w:ascii="Wingdings" w:hAnsi="Wingdings" w:hint="default"/>
+        <w:sz w:val="20"/>
+      </w:rPr>
+    </w:lvl>
+  </w:abstractNum>
+  <w:abstractNum w:abstractNumId="25" w15:restartNumberingAfterBreak="0">
+    <w:nsid w:val="58A73F84"/>
+    <w:multiLevelType w:val="multilevel"/>
+    <w:tmpl w:val="BB7282A0"/>
+    <w:lvl w:ilvl="0">
+      <w:start w:val="1"/>
+      <w:numFmt w:val="bullet"/>
+      <w:lvlText w:val=""/>
+      <w:lvlJc w:val="left"/>
+      <w:pPr>
+        <w:tabs>
+          <w:tab w:val="num" w:pos="720"/>
+        </w:tabs>
+        <w:ind w:left="720" w:hanging="360"/>
+      </w:pPr>
+      <w:rPr>
+        <w:rFonts w:ascii="Symbol" w:hAnsi="Symbol" w:hint="default"/>
+        <w:sz w:val="20"/>
+      </w:rPr>
+    </w:lvl>
+    <w:lvl w:ilvl="1" w:tentative="1">
+      <w:start w:val="1"/>
+      <w:numFmt w:val="bullet"/>
+      <w:lvlText w:val="o"/>
+      <w:lvlJc w:val="left"/>
+      <w:pPr>
+        <w:tabs>
+          <w:tab w:val="num" w:pos="1440"/>
+        </w:tabs>
+        <w:ind w:left="1440" w:hanging="360"/>
+      </w:pPr>
+      <w:rPr>
+        <w:rFonts w:ascii="Courier New" w:hAnsi="Courier New" w:hint="default"/>
+        <w:sz w:val="20"/>
+      </w:rPr>
+    </w:lvl>
+    <w:lvl w:ilvl="2" w:tentative="1">
+      <w:start w:val="1"/>
+      <w:numFmt w:val="bullet"/>
+      <w:lvlText w:val=""/>
+      <w:lvlJc w:val="left"/>
+      <w:pPr>
+        <w:tabs>
+          <w:tab w:val="num" w:pos="2160"/>
+        </w:tabs>
+        <w:ind w:left="2160" w:hanging="360"/>
+      </w:pPr>
+      <w:rPr>
+        <w:rFonts w:ascii="Wingdings" w:hAnsi="Wingdings" w:hint="default"/>
+        <w:sz w:val="20"/>
+      </w:rPr>
+    </w:lvl>
+    <w:lvl w:ilvl="3" w:tentative="1">
+      <w:start w:val="1"/>
+      <w:numFmt w:val="bullet"/>
+      <w:lvlText w:val=""/>
+      <w:lvlJc w:val="left"/>
+      <w:pPr>
+        <w:tabs>
+          <w:tab w:val="num" w:pos="2880"/>
+        </w:tabs>
+        <w:ind w:left="2880" w:hanging="360"/>
+      </w:pPr>
+      <w:rPr>
+        <w:rFonts w:ascii="Wingdings" w:hAnsi="Wingdings" w:hint="default"/>
+        <w:sz w:val="20"/>
+      </w:rPr>
+    </w:lvl>
+    <w:lvl w:ilvl="4" w:tentative="1">
+      <w:start w:val="1"/>
+      <w:numFmt w:val="bullet"/>
+      <w:lvlText w:val=""/>
+      <w:lvlJc w:val="left"/>
+      <w:pPr>
+        <w:tabs>
+          <w:tab w:val="num" w:pos="3600"/>
+        </w:tabs>
+        <w:ind w:left="3600" w:hanging="360"/>
+      </w:pPr>
+      <w:rPr>
+        <w:rFonts w:ascii="Wingdings" w:hAnsi="Wingdings" w:hint="default"/>
+        <w:sz w:val="20"/>
+      </w:rPr>
+    </w:lvl>
+    <w:lvl w:ilvl="5" w:tentative="1">
+      <w:start w:val="1"/>
+      <w:numFmt w:val="bullet"/>
+      <w:lvlText w:val=""/>
+      <w:lvlJc w:val="left"/>
+      <w:pPr>
+        <w:tabs>
+          <w:tab w:val="num" w:pos="4320"/>
+        </w:tabs>
+        <w:ind w:left="4320" w:hanging="360"/>
+      </w:pPr>
+      <w:rPr>
+        <w:rFonts w:ascii="Wingdings" w:hAnsi="Wingdings" w:hint="default"/>
+        <w:sz w:val="20"/>
+      </w:rPr>
+    </w:lvl>
+    <w:lvl w:ilvl="6" w:tentative="1">
+      <w:start w:val="1"/>
+      <w:numFmt w:val="bullet"/>
+      <w:lvlText w:val=""/>
+      <w:lvlJc w:val="left"/>
+      <w:pPr>
+        <w:tabs>
+          <w:tab w:val="num" w:pos="5040"/>
+        </w:tabs>
+        <w:ind w:left="5040" w:hanging="360"/>
+      </w:pPr>
+      <w:rPr>
+        <w:rFonts w:ascii="Wingdings" w:hAnsi="Wingdings" w:hint="default"/>
+        <w:sz w:val="20"/>
+      </w:rPr>
+    </w:lvl>
+    <w:lvl w:ilvl="7" w:tentative="1">
+      <w:start w:val="1"/>
+      <w:numFmt w:val="bullet"/>
+      <w:lvlText w:val=""/>
+      <w:lvlJc w:val="left"/>
+      <w:pPr>
+        <w:tabs>
+          <w:tab w:val="num" w:pos="5760"/>
+        </w:tabs>
+        <w:ind w:left="5760" w:hanging="360"/>
+      </w:pPr>
+      <w:rPr>
+        <w:rFonts w:ascii="Wingdings" w:hAnsi="Wingdings" w:hint="default"/>
+        <w:sz w:val="20"/>
+      </w:rPr>
+    </w:lvl>
+    <w:lvl w:ilvl="8" w:tentative="1">
+      <w:start w:val="1"/>
+      <w:numFmt w:val="bullet"/>
+      <w:lvlText w:val=""/>
+      <w:lvlJc w:val="left"/>
+      <w:pPr>
+        <w:tabs>
+          <w:tab w:val="num" w:pos="6480"/>
+        </w:tabs>
+        <w:ind w:left="6480" w:hanging="360"/>
+      </w:pPr>
+      <w:rPr>
+        <w:rFonts w:ascii="Wingdings" w:hAnsi="Wingdings" w:hint="default"/>
+        <w:sz w:val="20"/>
+      </w:rPr>
+    </w:lvl>
+  </w:abstractNum>
+  <w:abstractNum w:abstractNumId="26" w15:restartNumberingAfterBreak="0">
+    <w:nsid w:val="58AD1E1D"/>
+    <w:multiLevelType w:val="multilevel"/>
+    <w:tmpl w:val="EB76A59C"/>
+    <w:lvl w:ilvl="0">
+      <w:start w:val="1"/>
+      <w:numFmt w:val="bullet"/>
+      <w:lvlText w:val=""/>
+      <w:lvlJc w:val="left"/>
+      <w:pPr>
+        <w:tabs>
+          <w:tab w:val="num" w:pos="720"/>
+        </w:tabs>
+        <w:ind w:left="720" w:hanging="360"/>
+      </w:pPr>
+      <w:rPr>
+        <w:rFonts w:ascii="Symbol" w:hAnsi="Symbol" w:hint="default"/>
+        <w:sz w:val="20"/>
+      </w:rPr>
+    </w:lvl>
+    <w:lvl w:ilvl="1" w:tentative="1">
+      <w:start w:val="1"/>
+      <w:numFmt w:val="bullet"/>
+      <w:lvlText w:val="o"/>
+      <w:lvlJc w:val="left"/>
+      <w:pPr>
+        <w:tabs>
+          <w:tab w:val="num" w:pos="1440"/>
+        </w:tabs>
+        <w:ind w:left="1440" w:hanging="360"/>
+      </w:pPr>
+      <w:rPr>
+        <w:rFonts w:ascii="Courier New" w:hAnsi="Courier New" w:hint="default"/>
+        <w:sz w:val="20"/>
+      </w:rPr>
+    </w:lvl>
+    <w:lvl w:ilvl="2" w:tentative="1">
+      <w:start w:val="1"/>
+      <w:numFmt w:val="bullet"/>
+      <w:lvlText w:val=""/>
+      <w:lvlJc w:val="left"/>
+      <w:pPr>
+        <w:tabs>
+          <w:tab w:val="num" w:pos="2160"/>
+        </w:tabs>
+        <w:ind w:left="2160" w:hanging="360"/>
+      </w:pPr>
+      <w:rPr>
+        <w:rFonts w:ascii="Wingdings" w:hAnsi="Wingdings" w:hint="default"/>
+        <w:sz w:val="20"/>
+      </w:rPr>
+    </w:lvl>
+    <w:lvl w:ilvl="3" w:tentative="1">
+      <w:start w:val="1"/>
+      <w:numFmt w:val="bullet"/>
+      <w:lvlText w:val=""/>
+      <w:lvlJc w:val="left"/>
+      <w:pPr>
+        <w:tabs>
+          <w:tab w:val="num" w:pos="2880"/>
+        </w:tabs>
+        <w:ind w:left="2880" w:hanging="360"/>
+      </w:pPr>
+      <w:rPr>
+        <w:rFonts w:ascii="Wingdings" w:hAnsi="Wingdings" w:hint="default"/>
+        <w:sz w:val="20"/>
+      </w:rPr>
+    </w:lvl>
+    <w:lvl w:ilvl="4" w:tentative="1">
+      <w:start w:val="1"/>
+      <w:numFmt w:val="bullet"/>
+      <w:lvlText w:val=""/>
+      <w:lvlJc w:val="left"/>
+      <w:pPr>
+        <w:tabs>
+          <w:tab w:val="num" w:pos="3600"/>
+        </w:tabs>
+        <w:ind w:left="3600" w:hanging="360"/>
+      </w:pPr>
+      <w:rPr>
+        <w:rFonts w:ascii="Wingdings" w:hAnsi="Wingdings" w:hint="default"/>
+        <w:sz w:val="20"/>
+      </w:rPr>
+    </w:lvl>
+    <w:lvl w:ilvl="5" w:tentative="1">
+      <w:start w:val="1"/>
+      <w:numFmt w:val="bullet"/>
+      <w:lvlText w:val=""/>
+      <w:lvlJc w:val="left"/>
+      <w:pPr>
+        <w:tabs>
+          <w:tab w:val="num" w:pos="4320"/>
+        </w:tabs>
+        <w:ind w:left="4320" w:hanging="360"/>
+      </w:pPr>
+      <w:rPr>
+        <w:rFonts w:ascii="Wingdings" w:hAnsi="Wingdings" w:hint="default"/>
+        <w:sz w:val="20"/>
+      </w:rPr>
+    </w:lvl>
+    <w:lvl w:ilvl="6" w:tentative="1">
+      <w:start w:val="1"/>
+      <w:numFmt w:val="bullet"/>
+      <w:lvlText w:val=""/>
+      <w:lvlJc w:val="left"/>
+      <w:pPr>
+        <w:tabs>
+          <w:tab w:val="num" w:pos="5040"/>
+        </w:tabs>
+        <w:ind w:left="5040" w:hanging="360"/>
+      </w:pPr>
+      <w:rPr>
+        <w:rFonts w:ascii="Wingdings" w:hAnsi="Wingdings" w:hint="default"/>
+        <w:sz w:val="20"/>
+      </w:rPr>
+    </w:lvl>
+    <w:lvl w:ilvl="7" w:tentative="1">
+      <w:start w:val="1"/>
+      <w:numFmt w:val="bullet"/>
+      <w:lvlText w:val=""/>
+      <w:lvlJc w:val="left"/>
+      <w:pPr>
+        <w:tabs>
+          <w:tab w:val="num" w:pos="5760"/>
+        </w:tabs>
+        <w:ind w:left="5760" w:hanging="360"/>
+      </w:pPr>
+      <w:rPr>
+        <w:rFonts w:ascii="Wingdings" w:hAnsi="Wingdings" w:hint="default"/>
+        <w:sz w:val="20"/>
+      </w:rPr>
+    </w:lvl>
+    <w:lvl w:ilvl="8" w:tentative="1">
+      <w:start w:val="1"/>
+      <w:numFmt w:val="bullet"/>
+      <w:lvlText w:val=""/>
+      <w:lvlJc w:val="left"/>
+      <w:pPr>
+        <w:tabs>
+          <w:tab w:val="num" w:pos="6480"/>
+        </w:tabs>
+        <w:ind w:left="6480" w:hanging="360"/>
+      </w:pPr>
+      <w:rPr>
+        <w:rFonts w:ascii="Wingdings" w:hAnsi="Wingdings" w:hint="default"/>
+        <w:sz w:val="20"/>
+      </w:rPr>
+    </w:lvl>
+  </w:abstractNum>
+  <w:abstractNum w:abstractNumId="27" w15:restartNumberingAfterBreak="0">
+    <w:nsid w:val="594A2A3D"/>
+    <w:multiLevelType w:val="multilevel"/>
+    <w:tmpl w:val="459A8F48"/>
+    <w:lvl w:ilvl="0">
+      <w:start w:val="1"/>
+      <w:numFmt w:val="bullet"/>
+      <w:lvlText w:val=""/>
+      <w:lvlJc w:val="left"/>
+      <w:pPr>
+        <w:tabs>
+          <w:tab w:val="num" w:pos="720"/>
+        </w:tabs>
+        <w:ind w:left="720" w:hanging="360"/>
+      </w:pPr>
+      <w:rPr>
+        <w:rFonts w:ascii="Symbol" w:hAnsi="Symbol" w:hint="default"/>
+        <w:sz w:val="20"/>
+      </w:rPr>
+    </w:lvl>
+    <w:lvl w:ilvl="1" w:tentative="1">
+      <w:start w:val="1"/>
+      <w:numFmt w:val="bullet"/>
+      <w:lvlText w:val="o"/>
+      <w:lvlJc w:val="left"/>
+      <w:pPr>
+        <w:tabs>
+          <w:tab w:val="num" w:pos="1440"/>
+        </w:tabs>
+        <w:ind w:left="1440" w:hanging="360"/>
+      </w:pPr>
+      <w:rPr>
+        <w:rFonts w:ascii="Courier New" w:hAnsi="Courier New" w:hint="default"/>
+        <w:sz w:val="20"/>
+      </w:rPr>
+    </w:lvl>
+    <w:lvl w:ilvl="2" w:tentative="1">
+      <w:start w:val="1"/>
+      <w:numFmt w:val="bullet"/>
+      <w:lvlText w:val=""/>
+      <w:lvlJc w:val="left"/>
+      <w:pPr>
+        <w:tabs>
+          <w:tab w:val="num" w:pos="2160"/>
+        </w:tabs>
+        <w:ind w:left="2160" w:hanging="360"/>
+      </w:pPr>
+      <w:rPr>
+        <w:rFonts w:ascii="Wingdings" w:hAnsi="Wingdings" w:hint="default"/>
+        <w:sz w:val="20"/>
+      </w:rPr>
+    </w:lvl>
+    <w:lvl w:ilvl="3" w:tentative="1">
+      <w:start w:val="1"/>
+      <w:numFmt w:val="bullet"/>
+      <w:lvlText w:val=""/>
+      <w:lvlJc w:val="left"/>
+      <w:pPr>
+        <w:tabs>
+          <w:tab w:val="num" w:pos="2880"/>
+        </w:tabs>
+        <w:ind w:left="2880" w:hanging="360"/>
+      </w:pPr>
+      <w:rPr>
+        <w:rFonts w:ascii="Wingdings" w:hAnsi="Wingdings" w:hint="default"/>
+        <w:sz w:val="20"/>
+      </w:rPr>
+    </w:lvl>
+    <w:lvl w:ilvl="4" w:tentative="1">
+      <w:start w:val="1"/>
+      <w:numFmt w:val="bullet"/>
+      <w:lvlText w:val=""/>
+      <w:lvlJc w:val="left"/>
+      <w:pPr>
+        <w:tabs>
+          <w:tab w:val="num" w:pos="3600"/>
+        </w:tabs>
+        <w:ind w:left="3600" w:hanging="360"/>
+      </w:pPr>
+      <w:rPr>
+        <w:rFonts w:ascii="Wingdings" w:hAnsi="Wingdings" w:hint="default"/>
+        <w:sz w:val="20"/>
+      </w:rPr>
+    </w:lvl>
+    <w:lvl w:ilvl="5" w:tentative="1">
+      <w:start w:val="1"/>
+      <w:numFmt w:val="bullet"/>
+      <w:lvlText w:val=""/>
+      <w:lvlJc w:val="left"/>
+      <w:pPr>
+        <w:tabs>
+          <w:tab w:val="num" w:pos="4320"/>
+        </w:tabs>
+        <w:ind w:left="4320" w:hanging="360"/>
+      </w:pPr>
+      <w:rPr>
+        <w:rFonts w:ascii="Wingdings" w:hAnsi="Wingdings" w:hint="default"/>
+        <w:sz w:val="20"/>
+      </w:rPr>
+    </w:lvl>
+    <w:lvl w:ilvl="6" w:tentative="1">
+      <w:start w:val="1"/>
+      <w:numFmt w:val="bullet"/>
+      <w:lvlText w:val=""/>
+      <w:lvlJc w:val="left"/>
+      <w:pPr>
+        <w:tabs>
+          <w:tab w:val="num" w:pos="5040"/>
+        </w:tabs>
+        <w:ind w:left="5040" w:hanging="360"/>
+      </w:pPr>
+      <w:rPr>
+        <w:rFonts w:ascii="Wingdings" w:hAnsi="Wingdings" w:hint="default"/>
+        <w:sz w:val="20"/>
+      </w:rPr>
+    </w:lvl>
+    <w:lvl w:ilvl="7" w:tentative="1">
+      <w:start w:val="1"/>
+      <w:numFmt w:val="bullet"/>
+      <w:lvlText w:val=""/>
+      <w:lvlJc w:val="left"/>
+      <w:pPr>
+        <w:tabs>
+          <w:tab w:val="num" w:pos="5760"/>
+        </w:tabs>
+        <w:ind w:left="5760" w:hanging="360"/>
+      </w:pPr>
+      <w:rPr>
+        <w:rFonts w:ascii="Wingdings" w:hAnsi="Wingdings" w:hint="default"/>
+        <w:sz w:val="20"/>
+      </w:rPr>
+    </w:lvl>
+    <w:lvl w:ilvl="8" w:tentative="1">
+      <w:start w:val="1"/>
+      <w:numFmt w:val="bullet"/>
+      <w:lvlText w:val=""/>
+      <w:lvlJc w:val="left"/>
+      <w:pPr>
+        <w:tabs>
+          <w:tab w:val="num" w:pos="6480"/>
+        </w:tabs>
+        <w:ind w:left="6480" w:hanging="360"/>
+      </w:pPr>
+      <w:rPr>
+        <w:rFonts w:ascii="Wingdings" w:hAnsi="Wingdings" w:hint="default"/>
+        <w:sz w:val="20"/>
+      </w:rPr>
+    </w:lvl>
+  </w:abstractNum>
+  <w:abstractNum w:abstractNumId="28" w15:restartNumberingAfterBreak="0">
+    <w:nsid w:val="5A4669A1"/>
+    <w:multiLevelType w:val="multilevel"/>
+    <w:tmpl w:val="39F85314"/>
+    <w:lvl w:ilvl="0">
+      <w:start w:val="1"/>
+      <w:numFmt w:val="bullet"/>
+      <w:lvlText w:val=""/>
+      <w:lvlJc w:val="left"/>
+      <w:pPr>
+        <w:tabs>
+          <w:tab w:val="num" w:pos="720"/>
+        </w:tabs>
+        <w:ind w:left="720" w:hanging="360"/>
+      </w:pPr>
+      <w:rPr>
+        <w:rFonts w:ascii="Symbol" w:hAnsi="Symbol" w:hint="default"/>
+        <w:sz w:val="20"/>
+      </w:rPr>
+    </w:lvl>
+    <w:lvl w:ilvl="1" w:tentative="1">
+      <w:start w:val="1"/>
+      <w:numFmt w:val="bullet"/>
+      <w:lvlText w:val="o"/>
+      <w:lvlJc w:val="left"/>
+      <w:pPr>
+        <w:tabs>
+          <w:tab w:val="num" w:pos="1440"/>
+        </w:tabs>
+        <w:ind w:left="1440" w:hanging="360"/>
+      </w:pPr>
+      <w:rPr>
+        <w:rFonts w:ascii="Courier New" w:hAnsi="Courier New" w:hint="default"/>
+        <w:sz w:val="20"/>
+      </w:rPr>
+    </w:lvl>
+    <w:lvl w:ilvl="2" w:tentative="1">
+      <w:start w:val="1"/>
+      <w:numFmt w:val="bullet"/>
+      <w:lvlText w:val=""/>
+      <w:lvlJc w:val="left"/>
+      <w:pPr>
+        <w:tabs>
+          <w:tab w:val="num" w:pos="2160"/>
+        </w:tabs>
+        <w:ind w:left="2160" w:hanging="360"/>
+      </w:pPr>
+      <w:rPr>
+        <w:rFonts w:ascii="Wingdings" w:hAnsi="Wingdings" w:hint="default"/>
+        <w:sz w:val="20"/>
+      </w:rPr>
+    </w:lvl>
+    <w:lvl w:ilvl="3" w:tentative="1">
+      <w:start w:val="1"/>
+      <w:numFmt w:val="bullet"/>
+      <w:lvlText w:val=""/>
+      <w:lvlJc w:val="left"/>
+      <w:pPr>
+        <w:tabs>
+          <w:tab w:val="num" w:pos="2880"/>
+        </w:tabs>
+        <w:ind w:left="2880" w:hanging="360"/>
+      </w:pPr>
+      <w:rPr>
+        <w:rFonts w:ascii="Wingdings" w:hAnsi="Wingdings" w:hint="default"/>
+        <w:sz w:val="20"/>
+      </w:rPr>
+    </w:lvl>
+    <w:lvl w:ilvl="4" w:tentative="1">
+      <w:start w:val="1"/>
+      <w:numFmt w:val="bullet"/>
+      <w:lvlText w:val=""/>
+      <w:lvlJc w:val="left"/>
+      <w:pPr>
+        <w:tabs>
+          <w:tab w:val="num" w:pos="3600"/>
+        </w:tabs>
+        <w:ind w:left="3600" w:hanging="360"/>
+      </w:pPr>
+      <w:rPr>
+        <w:rFonts w:ascii="Wingdings" w:hAnsi="Wingdings" w:hint="default"/>
+        <w:sz w:val="20"/>
+      </w:rPr>
+    </w:lvl>
+    <w:lvl w:ilvl="5" w:tentative="1">
+      <w:start w:val="1"/>
+      <w:numFmt w:val="bullet"/>
+      <w:lvlText w:val=""/>
+      <w:lvlJc w:val="left"/>
+      <w:pPr>
+        <w:tabs>
+          <w:tab w:val="num" w:pos="4320"/>
+        </w:tabs>
+        <w:ind w:left="4320" w:hanging="360"/>
+      </w:pPr>
+      <w:rPr>
+        <w:rFonts w:ascii="Wingdings" w:hAnsi="Wingdings" w:hint="default"/>
+        <w:sz w:val="20"/>
+      </w:rPr>
+    </w:lvl>
+    <w:lvl w:ilvl="6" w:tentative="1">
+      <w:start w:val="1"/>
+      <w:numFmt w:val="bullet"/>
+      <w:lvlText w:val=""/>
+      <w:lvlJc w:val="left"/>
+      <w:pPr>
+        <w:tabs>
+          <w:tab w:val="num" w:pos="5040"/>
+        </w:tabs>
+        <w:ind w:left="5040" w:hanging="360"/>
+      </w:pPr>
+      <w:rPr>
+        <w:rFonts w:ascii="Wingdings" w:hAnsi="Wingdings" w:hint="default"/>
+        <w:sz w:val="20"/>
+      </w:rPr>
+    </w:lvl>
+    <w:lvl w:ilvl="7" w:tentative="1">
+      <w:start w:val="1"/>
+      <w:numFmt w:val="bullet"/>
+      <w:lvlText w:val=""/>
+      <w:lvlJc w:val="left"/>
+      <w:pPr>
+        <w:tabs>
+          <w:tab w:val="num" w:pos="5760"/>
+        </w:tabs>
+        <w:ind w:left="5760" w:hanging="360"/>
+      </w:pPr>
+      <w:rPr>
+        <w:rFonts w:ascii="Wingdings" w:hAnsi="Wingdings" w:hint="default"/>
+        <w:sz w:val="20"/>
+      </w:rPr>
+    </w:lvl>
+    <w:lvl w:ilvl="8" w:tentative="1">
+      <w:start w:val="1"/>
+      <w:numFmt w:val="bullet"/>
+      <w:lvlText w:val=""/>
+      <w:lvlJc w:val="left"/>
+      <w:pPr>
+        <w:tabs>
+          <w:tab w:val="num" w:pos="6480"/>
+        </w:tabs>
+        <w:ind w:left="6480" w:hanging="360"/>
+      </w:pPr>
+      <w:rPr>
+        <w:rFonts w:ascii="Wingdings" w:hAnsi="Wingdings" w:hint="default"/>
+        <w:sz w:val="20"/>
+      </w:rPr>
+    </w:lvl>
+  </w:abstractNum>
+  <w:abstractNum w:abstractNumId="29" w15:restartNumberingAfterBreak="0">
+    <w:nsid w:val="5A5C4884"/>
+    <w:multiLevelType w:val="multilevel"/>
+    <w:tmpl w:val="8A00CD48"/>
+    <w:lvl w:ilvl="0">
+      <w:start w:val="1"/>
+      <w:numFmt w:val="bullet"/>
+      <w:lvlText w:val=""/>
+      <w:lvlJc w:val="left"/>
+      <w:pPr>
+        <w:tabs>
+          <w:tab w:val="num" w:pos="720"/>
+        </w:tabs>
+        <w:ind w:left="720" w:hanging="360"/>
+      </w:pPr>
+      <w:rPr>
+        <w:rFonts w:ascii="Symbol" w:hAnsi="Symbol" w:hint="default"/>
+        <w:sz w:val="20"/>
+      </w:rPr>
+    </w:lvl>
+    <w:lvl w:ilvl="1" w:tentative="1">
+      <w:start w:val="1"/>
+      <w:numFmt w:val="bullet"/>
+      <w:lvlText w:val="o"/>
+      <w:lvlJc w:val="left"/>
+      <w:pPr>
+        <w:tabs>
+          <w:tab w:val="num" w:pos="1440"/>
+        </w:tabs>
+        <w:ind w:left="1440" w:hanging="360"/>
+      </w:pPr>
+      <w:rPr>
+        <w:rFonts w:ascii="Courier New" w:hAnsi="Courier New" w:hint="default"/>
+        <w:sz w:val="20"/>
+      </w:rPr>
+    </w:lvl>
+    <w:lvl w:ilvl="2" w:tentative="1">
+      <w:start w:val="1"/>
+      <w:numFmt w:val="bullet"/>
+      <w:lvlText w:val=""/>
+      <w:lvlJc w:val="left"/>
+      <w:pPr>
+        <w:tabs>
+          <w:tab w:val="num" w:pos="2160"/>
+        </w:tabs>
+        <w:ind w:left="2160" w:hanging="360"/>
+      </w:pPr>
+      <w:rPr>
+        <w:rFonts w:ascii="Wingdings" w:hAnsi="Wingdings" w:hint="default"/>
+        <w:sz w:val="20"/>
+      </w:rPr>
+    </w:lvl>
+    <w:lvl w:ilvl="3" w:tentative="1">
+      <w:start w:val="1"/>
+      <w:numFmt w:val="bullet"/>
+      <w:lvlText w:val=""/>
+      <w:lvlJc w:val="left"/>
+      <w:pPr>
+        <w:tabs>
+          <w:tab w:val="num" w:pos="2880"/>
+        </w:tabs>
+        <w:ind w:left="2880" w:hanging="360"/>
+      </w:pPr>
+      <w:rPr>
+        <w:rFonts w:ascii="Wingdings" w:hAnsi="Wingdings" w:hint="default"/>
+        <w:sz w:val="20"/>
+      </w:rPr>
+    </w:lvl>
+    <w:lvl w:ilvl="4" w:tentative="1">
+      <w:start w:val="1"/>
+      <w:numFmt w:val="bullet"/>
+      <w:lvlText w:val=""/>
+      <w:lvlJc w:val="left"/>
+      <w:pPr>
+        <w:tabs>
+          <w:tab w:val="num" w:pos="3600"/>
+        </w:tabs>
+        <w:ind w:left="3600" w:hanging="360"/>
+      </w:pPr>
+      <w:rPr>
+        <w:rFonts w:ascii="Wingdings" w:hAnsi="Wingdings" w:hint="default"/>
+        <w:sz w:val="20"/>
+      </w:rPr>
+    </w:lvl>
+    <w:lvl w:ilvl="5" w:tentative="1">
+      <w:start w:val="1"/>
+      <w:numFmt w:val="bullet"/>
+      <w:lvlText w:val=""/>
+      <w:lvlJc w:val="left"/>
+      <w:pPr>
+        <w:tabs>
+          <w:tab w:val="num" w:pos="4320"/>
+        </w:tabs>
+        <w:ind w:left="4320" w:hanging="360"/>
+      </w:pPr>
+      <w:rPr>
+        <w:rFonts w:ascii="Wingdings" w:hAnsi="Wingdings" w:hint="default"/>
+        <w:sz w:val="20"/>
+      </w:rPr>
+    </w:lvl>
+    <w:lvl w:ilvl="6" w:tentative="1">
+      <w:start w:val="1"/>
+      <w:numFmt w:val="bullet"/>
+      <w:lvlText w:val=""/>
+      <w:lvlJc w:val="left"/>
+      <w:pPr>
+        <w:tabs>
+          <w:tab w:val="num" w:pos="5040"/>
+        </w:tabs>
+        <w:ind w:left="5040" w:hanging="360"/>
+      </w:pPr>
+      <w:rPr>
+        <w:rFonts w:ascii="Wingdings" w:hAnsi="Wingdings" w:hint="default"/>
+        <w:sz w:val="20"/>
+      </w:rPr>
+    </w:lvl>
+    <w:lvl w:ilvl="7" w:tentative="1">
+      <w:start w:val="1"/>
+      <w:numFmt w:val="bullet"/>
+      <w:lvlText w:val=""/>
+      <w:lvlJc w:val="left"/>
+      <w:pPr>
+        <w:tabs>
+          <w:tab w:val="num" w:pos="5760"/>
+        </w:tabs>
+        <w:ind w:left="5760" w:hanging="360"/>
+      </w:pPr>
+      <w:rPr>
+        <w:rFonts w:ascii="Wingdings" w:hAnsi="Wingdings" w:hint="default"/>
+        <w:sz w:val="20"/>
+      </w:rPr>
+    </w:lvl>
+    <w:lvl w:ilvl="8" w:tentative="1">
+      <w:start w:val="1"/>
+      <w:numFmt w:val="bullet"/>
+      <w:lvlText w:val=""/>
+      <w:lvlJc w:val="left"/>
+      <w:pPr>
+        <w:tabs>
+          <w:tab w:val="num" w:pos="6480"/>
+        </w:tabs>
+        <w:ind w:left="6480" w:hanging="360"/>
+      </w:pPr>
+      <w:rPr>
+        <w:rFonts w:ascii="Wingdings" w:hAnsi="Wingdings" w:hint="default"/>
+        <w:sz w:val="20"/>
+      </w:rPr>
+    </w:lvl>
+  </w:abstractNum>
+  <w:abstractNum w:abstractNumId="30" w15:restartNumberingAfterBreak="0">
     <w:nsid w:val="61874312"/>
     <w:multiLevelType w:val="multilevel"/>
     <w:tmpl w:val="72000B20"/>
@@ -1976,7 +6751,156 @@
       </w:rPr>
     </w:lvl>
   </w:abstractNum>
-  <w:abstractNum w:abstractNumId="9" w15:restartNumberingAfterBreak="0">
+  <w:abstractNum w:abstractNumId="31" w15:restartNumberingAfterBreak="0">
+    <w:nsid w:val="641D6DFC"/>
+    <w:multiLevelType w:val="multilevel"/>
+    <w:tmpl w:val="3F9EDB30"/>
+    <w:lvl w:ilvl="0">
+      <w:start w:val="1"/>
+      <w:numFmt w:val="bullet"/>
+      <w:lvlText w:val=""/>
+      <w:lvlJc w:val="left"/>
+      <w:pPr>
+        <w:tabs>
+          <w:tab w:val="num" w:pos="720"/>
+        </w:tabs>
+        <w:ind w:left="720" w:hanging="360"/>
+      </w:pPr>
+      <w:rPr>
+        <w:rFonts w:ascii="Symbol" w:hAnsi="Symbol" w:hint="default"/>
+        <w:sz w:val="20"/>
+      </w:rPr>
+    </w:lvl>
+    <w:lvl w:ilvl="1" w:tentative="1">
+      <w:start w:val="1"/>
+      <w:numFmt w:val="bullet"/>
+      <w:lvlText w:val="o"/>
+      <w:lvlJc w:val="left"/>
+      <w:pPr>
+        <w:tabs>
+          <w:tab w:val="num" w:pos="1440"/>
+        </w:tabs>
+        <w:ind w:left="1440" w:hanging="360"/>
+      </w:pPr>
+      <w:rPr>
+        <w:rFonts w:ascii="Courier New" w:hAnsi="Courier New" w:hint="default"/>
+        <w:sz w:val="20"/>
+      </w:rPr>
+    </w:lvl>
+    <w:lvl w:ilvl="2" w:tentative="1">
+      <w:start w:val="1"/>
+      <w:numFmt w:val="bullet"/>
+      <w:lvlText w:val=""/>
+      <w:lvlJc w:val="left"/>
+      <w:pPr>
+        <w:tabs>
+          <w:tab w:val="num" w:pos="2160"/>
+        </w:tabs>
+        <w:ind w:left="2160" w:hanging="360"/>
+      </w:pPr>
+      <w:rPr>
+        <w:rFonts w:ascii="Wingdings" w:hAnsi="Wingdings" w:hint="default"/>
+        <w:sz w:val="20"/>
+      </w:rPr>
+    </w:lvl>
+    <w:lvl w:ilvl="3" w:tentative="1">
+      <w:start w:val="1"/>
+      <w:numFmt w:val="bullet"/>
+      <w:lvlText w:val=""/>
+      <w:lvlJc w:val="left"/>
+      <w:pPr>
+        <w:tabs>
+          <w:tab w:val="num" w:pos="2880"/>
+        </w:tabs>
+        <w:ind w:left="2880" w:hanging="360"/>
+      </w:pPr>
+      <w:rPr>
+        <w:rFonts w:ascii="Wingdings" w:hAnsi="Wingdings" w:hint="default"/>
+        <w:sz w:val="20"/>
+      </w:rPr>
+    </w:lvl>
+    <w:lvl w:ilvl="4" w:tentative="1">
+      <w:start w:val="1"/>
+      <w:numFmt w:val="bullet"/>
+      <w:lvlText w:val=""/>
+      <w:lvlJc w:val="left"/>
+      <w:pPr>
+        <w:tabs>
+          <w:tab w:val="num" w:pos="3600"/>
+        </w:tabs>
+        <w:ind w:left="3600" w:hanging="360"/>
+      </w:pPr>
+      <w:rPr>
+        <w:rFonts w:ascii="Wingdings" w:hAnsi="Wingdings" w:hint="default"/>
+        <w:sz w:val="20"/>
+      </w:rPr>
+    </w:lvl>
+    <w:lvl w:ilvl="5" w:tentative="1">
+      <w:start w:val="1"/>
+      <w:numFmt w:val="bullet"/>
+      <w:lvlText w:val=""/>
+      <w:lvlJc w:val="left"/>
+      <w:pPr>
+        <w:tabs>
+          <w:tab w:val="num" w:pos="4320"/>
+        </w:tabs>
+        <w:ind w:left="4320" w:hanging="360"/>
+      </w:pPr>
+      <w:rPr>
+        <w:rFonts w:ascii="Wingdings" w:hAnsi="Wingdings" w:hint="default"/>
+        <w:sz w:val="20"/>
+      </w:rPr>
+    </w:lvl>
+    <w:lvl w:ilvl="6" w:tentative="1">
+      <w:start w:val="1"/>
+      <w:numFmt w:val="bullet"/>
+      <w:lvlText w:val=""/>
+      <w:lvlJc w:val="left"/>
+      <w:pPr>
+        <w:tabs>
+          <w:tab w:val="num" w:pos="5040"/>
+        </w:tabs>
+        <w:ind w:left="5040" w:hanging="360"/>
+      </w:pPr>
+      <w:rPr>
+        <w:rFonts w:ascii="Wingdings" w:hAnsi="Wingdings" w:hint="default"/>
+        <w:sz w:val="20"/>
+      </w:rPr>
+    </w:lvl>
+    <w:lvl w:ilvl="7" w:tentative="1">
+      <w:start w:val="1"/>
+      <w:numFmt w:val="bullet"/>
+      <w:lvlText w:val=""/>
+      <w:lvlJc w:val="left"/>
+      <w:pPr>
+        <w:tabs>
+          <w:tab w:val="num" w:pos="5760"/>
+        </w:tabs>
+        <w:ind w:left="5760" w:hanging="360"/>
+      </w:pPr>
+      <w:rPr>
+        <w:rFonts w:ascii="Wingdings" w:hAnsi="Wingdings" w:hint="default"/>
+        <w:sz w:val="20"/>
+      </w:rPr>
+    </w:lvl>
+    <w:lvl w:ilvl="8" w:tentative="1">
+      <w:start w:val="1"/>
+      <w:numFmt w:val="bullet"/>
+      <w:lvlText w:val=""/>
+      <w:lvlJc w:val="left"/>
+      <w:pPr>
+        <w:tabs>
+          <w:tab w:val="num" w:pos="6480"/>
+        </w:tabs>
+        <w:ind w:left="6480" w:hanging="360"/>
+      </w:pPr>
+      <w:rPr>
+        <w:rFonts w:ascii="Wingdings" w:hAnsi="Wingdings" w:hint="default"/>
+        <w:sz w:val="20"/>
+      </w:rPr>
+    </w:lvl>
+  </w:abstractNum>
+  <w:abstractNum w:abstractNumId="32" w15:restartNumberingAfterBreak="0">
     <w:nsid w:val="6F3216E6"/>
     <w:multiLevelType w:val="multilevel"/>
     <w:tmpl w:val="3724B652"/>
@@ -2125,7 +7049,305 @@
       </w:rPr>
     </w:lvl>
   </w:abstractNum>
-  <w:abstractNum w:abstractNumId="10" w15:restartNumberingAfterBreak="0">
+  <w:abstractNum w:abstractNumId="33" w15:restartNumberingAfterBreak="0">
+    <w:nsid w:val="6FAF6859"/>
+    <w:multiLevelType w:val="multilevel"/>
+    <w:tmpl w:val="CF2E9BE4"/>
+    <w:lvl w:ilvl="0">
+      <w:start w:val="1"/>
+      <w:numFmt w:val="bullet"/>
+      <w:lvlText w:val=""/>
+      <w:lvlJc w:val="left"/>
+      <w:pPr>
+        <w:tabs>
+          <w:tab w:val="num" w:pos="720"/>
+        </w:tabs>
+        <w:ind w:left="720" w:hanging="360"/>
+      </w:pPr>
+      <w:rPr>
+        <w:rFonts w:ascii="Symbol" w:hAnsi="Symbol" w:hint="default"/>
+        <w:sz w:val="20"/>
+      </w:rPr>
+    </w:lvl>
+    <w:lvl w:ilvl="1" w:tentative="1">
+      <w:start w:val="1"/>
+      <w:numFmt w:val="bullet"/>
+      <w:lvlText w:val="o"/>
+      <w:lvlJc w:val="left"/>
+      <w:pPr>
+        <w:tabs>
+          <w:tab w:val="num" w:pos="1440"/>
+        </w:tabs>
+        <w:ind w:left="1440" w:hanging="360"/>
+      </w:pPr>
+      <w:rPr>
+        <w:rFonts w:ascii="Courier New" w:hAnsi="Courier New" w:hint="default"/>
+        <w:sz w:val="20"/>
+      </w:rPr>
+    </w:lvl>
+    <w:lvl w:ilvl="2" w:tentative="1">
+      <w:start w:val="1"/>
+      <w:numFmt w:val="bullet"/>
+      <w:lvlText w:val=""/>
+      <w:lvlJc w:val="left"/>
+      <w:pPr>
+        <w:tabs>
+          <w:tab w:val="num" w:pos="2160"/>
+        </w:tabs>
+        <w:ind w:left="2160" w:hanging="360"/>
+      </w:pPr>
+      <w:rPr>
+        <w:rFonts w:ascii="Wingdings" w:hAnsi="Wingdings" w:hint="default"/>
+        <w:sz w:val="20"/>
+      </w:rPr>
+    </w:lvl>
+    <w:lvl w:ilvl="3" w:tentative="1">
+      <w:start w:val="1"/>
+      <w:numFmt w:val="bullet"/>
+      <w:lvlText w:val=""/>
+      <w:lvlJc w:val="left"/>
+      <w:pPr>
+        <w:tabs>
+          <w:tab w:val="num" w:pos="2880"/>
+        </w:tabs>
+        <w:ind w:left="2880" w:hanging="360"/>
+      </w:pPr>
+      <w:rPr>
+        <w:rFonts w:ascii="Wingdings" w:hAnsi="Wingdings" w:hint="default"/>
+        <w:sz w:val="20"/>
+      </w:rPr>
+    </w:lvl>
+    <w:lvl w:ilvl="4" w:tentative="1">
+      <w:start w:val="1"/>
+      <w:numFmt w:val="bullet"/>
+      <w:lvlText w:val=""/>
+      <w:lvlJc w:val="left"/>
+      <w:pPr>
+        <w:tabs>
+          <w:tab w:val="num" w:pos="3600"/>
+        </w:tabs>
+        <w:ind w:left="3600" w:hanging="360"/>
+      </w:pPr>
+      <w:rPr>
+        <w:rFonts w:ascii="Wingdings" w:hAnsi="Wingdings" w:hint="default"/>
+        <w:sz w:val="20"/>
+      </w:rPr>
+    </w:lvl>
+    <w:lvl w:ilvl="5" w:tentative="1">
+      <w:start w:val="1"/>
+      <w:numFmt w:val="bullet"/>
+      <w:lvlText w:val=""/>
+      <w:lvlJc w:val="left"/>
+      <w:pPr>
+        <w:tabs>
+          <w:tab w:val="num" w:pos="4320"/>
+        </w:tabs>
+        <w:ind w:left="4320" w:hanging="360"/>
+      </w:pPr>
+      <w:rPr>
+        <w:rFonts w:ascii="Wingdings" w:hAnsi="Wingdings" w:hint="default"/>
+        <w:sz w:val="20"/>
+      </w:rPr>
+    </w:lvl>
+    <w:lvl w:ilvl="6" w:tentative="1">
+      <w:start w:val="1"/>
+      <w:numFmt w:val="bullet"/>
+      <w:lvlText w:val=""/>
+      <w:lvlJc w:val="left"/>
+      <w:pPr>
+        <w:tabs>
+          <w:tab w:val="num" w:pos="5040"/>
+        </w:tabs>
+        <w:ind w:left="5040" w:hanging="360"/>
+      </w:pPr>
+      <w:rPr>
+        <w:rFonts w:ascii="Wingdings" w:hAnsi="Wingdings" w:hint="default"/>
+        <w:sz w:val="20"/>
+      </w:rPr>
+    </w:lvl>
+    <w:lvl w:ilvl="7" w:tentative="1">
+      <w:start w:val="1"/>
+      <w:numFmt w:val="bullet"/>
+      <w:lvlText w:val=""/>
+      <w:lvlJc w:val="left"/>
+      <w:pPr>
+        <w:tabs>
+          <w:tab w:val="num" w:pos="5760"/>
+        </w:tabs>
+        <w:ind w:left="5760" w:hanging="360"/>
+      </w:pPr>
+      <w:rPr>
+        <w:rFonts w:ascii="Wingdings" w:hAnsi="Wingdings" w:hint="default"/>
+        <w:sz w:val="20"/>
+      </w:rPr>
+    </w:lvl>
+    <w:lvl w:ilvl="8" w:tentative="1">
+      <w:start w:val="1"/>
+      <w:numFmt w:val="bullet"/>
+      <w:lvlText w:val=""/>
+      <w:lvlJc w:val="left"/>
+      <w:pPr>
+        <w:tabs>
+          <w:tab w:val="num" w:pos="6480"/>
+        </w:tabs>
+        <w:ind w:left="6480" w:hanging="360"/>
+      </w:pPr>
+      <w:rPr>
+        <w:rFonts w:ascii="Wingdings" w:hAnsi="Wingdings" w:hint="default"/>
+        <w:sz w:val="20"/>
+      </w:rPr>
+    </w:lvl>
+  </w:abstractNum>
+  <w:abstractNum w:abstractNumId="34" w15:restartNumberingAfterBreak="0">
+    <w:nsid w:val="70A70CDB"/>
+    <w:multiLevelType w:val="multilevel"/>
+    <w:tmpl w:val="D7F8F256"/>
+    <w:lvl w:ilvl="0">
+      <w:start w:val="1"/>
+      <w:numFmt w:val="bullet"/>
+      <w:lvlText w:val=""/>
+      <w:lvlJc w:val="left"/>
+      <w:pPr>
+        <w:tabs>
+          <w:tab w:val="num" w:pos="720"/>
+        </w:tabs>
+        <w:ind w:left="720" w:hanging="360"/>
+      </w:pPr>
+      <w:rPr>
+        <w:rFonts w:ascii="Symbol" w:hAnsi="Symbol" w:hint="default"/>
+        <w:sz w:val="20"/>
+      </w:rPr>
+    </w:lvl>
+    <w:lvl w:ilvl="1" w:tentative="1">
+      <w:start w:val="1"/>
+      <w:numFmt w:val="bullet"/>
+      <w:lvlText w:val="o"/>
+      <w:lvlJc w:val="left"/>
+      <w:pPr>
+        <w:tabs>
+          <w:tab w:val="num" w:pos="1440"/>
+        </w:tabs>
+        <w:ind w:left="1440" w:hanging="360"/>
+      </w:pPr>
+      <w:rPr>
+        <w:rFonts w:ascii="Courier New" w:hAnsi="Courier New" w:hint="default"/>
+        <w:sz w:val="20"/>
+      </w:rPr>
+    </w:lvl>
+    <w:lvl w:ilvl="2" w:tentative="1">
+      <w:start w:val="1"/>
+      <w:numFmt w:val="bullet"/>
+      <w:lvlText w:val=""/>
+      <w:lvlJc w:val="left"/>
+      <w:pPr>
+        <w:tabs>
+          <w:tab w:val="num" w:pos="2160"/>
+        </w:tabs>
+        <w:ind w:left="2160" w:hanging="360"/>
+      </w:pPr>
+      <w:rPr>
+        <w:rFonts w:ascii="Wingdings" w:hAnsi="Wingdings" w:hint="default"/>
+        <w:sz w:val="20"/>
+      </w:rPr>
+    </w:lvl>
+    <w:lvl w:ilvl="3" w:tentative="1">
+      <w:start w:val="1"/>
+      <w:numFmt w:val="bullet"/>
+      <w:lvlText w:val=""/>
+      <w:lvlJc w:val="left"/>
+      <w:pPr>
+        <w:tabs>
+          <w:tab w:val="num" w:pos="2880"/>
+        </w:tabs>
+        <w:ind w:left="2880" w:hanging="360"/>
+      </w:pPr>
+      <w:rPr>
+        <w:rFonts w:ascii="Wingdings" w:hAnsi="Wingdings" w:hint="default"/>
+        <w:sz w:val="20"/>
+      </w:rPr>
+    </w:lvl>
+    <w:lvl w:ilvl="4" w:tentative="1">
+      <w:start w:val="1"/>
+      <w:numFmt w:val="bullet"/>
+      <w:lvlText w:val=""/>
+      <w:lvlJc w:val="left"/>
+      <w:pPr>
+        <w:tabs>
+          <w:tab w:val="num" w:pos="3600"/>
+        </w:tabs>
+        <w:ind w:left="3600" w:hanging="360"/>
+      </w:pPr>
+      <w:rPr>
+        <w:rFonts w:ascii="Wingdings" w:hAnsi="Wingdings" w:hint="default"/>
+        <w:sz w:val="20"/>
+      </w:rPr>
+    </w:lvl>
+    <w:lvl w:ilvl="5" w:tentative="1">
+      <w:start w:val="1"/>
+      <w:numFmt w:val="bullet"/>
+      <w:lvlText w:val=""/>
+      <w:lvlJc w:val="left"/>
+      <w:pPr>
+        <w:tabs>
+          <w:tab w:val="num" w:pos="4320"/>
+        </w:tabs>
+        <w:ind w:left="4320" w:hanging="360"/>
+      </w:pPr>
+      <w:rPr>
+        <w:rFonts w:ascii="Wingdings" w:hAnsi="Wingdings" w:hint="default"/>
+        <w:sz w:val="20"/>
+      </w:rPr>
+    </w:lvl>
+    <w:lvl w:ilvl="6" w:tentative="1">
+      <w:start w:val="1"/>
+      <w:numFmt w:val="bullet"/>
+      <w:lvlText w:val=""/>
+      <w:lvlJc w:val="left"/>
+      <w:pPr>
+        <w:tabs>
+          <w:tab w:val="num" w:pos="5040"/>
+        </w:tabs>
+        <w:ind w:left="5040" w:hanging="360"/>
+      </w:pPr>
+      <w:rPr>
+        <w:rFonts w:ascii="Wingdings" w:hAnsi="Wingdings" w:hint="default"/>
+        <w:sz w:val="20"/>
+      </w:rPr>
+    </w:lvl>
+    <w:lvl w:ilvl="7" w:tentative="1">
+      <w:start w:val="1"/>
+      <w:numFmt w:val="bullet"/>
+      <w:lvlText w:val=""/>
+      <w:lvlJc w:val="left"/>
+      <w:pPr>
+        <w:tabs>
+          <w:tab w:val="num" w:pos="5760"/>
+        </w:tabs>
+        <w:ind w:left="5760" w:hanging="360"/>
+      </w:pPr>
+      <w:rPr>
+        <w:rFonts w:ascii="Wingdings" w:hAnsi="Wingdings" w:hint="default"/>
+        <w:sz w:val="20"/>
+      </w:rPr>
+    </w:lvl>
+    <w:lvl w:ilvl="8" w:tentative="1">
+      <w:start w:val="1"/>
+      <w:numFmt w:val="bullet"/>
+      <w:lvlText w:val=""/>
+      <w:lvlJc w:val="left"/>
+      <w:pPr>
+        <w:tabs>
+          <w:tab w:val="num" w:pos="6480"/>
+        </w:tabs>
+        <w:ind w:left="6480" w:hanging="360"/>
+      </w:pPr>
+      <w:rPr>
+        <w:rFonts w:ascii="Wingdings" w:hAnsi="Wingdings" w:hint="default"/>
+        <w:sz w:val="20"/>
+      </w:rPr>
+    </w:lvl>
+  </w:abstractNum>
+  <w:abstractNum w:abstractNumId="35" w15:restartNumberingAfterBreak="0">
     <w:nsid w:val="71B21C12"/>
     <w:multiLevelType w:val="multilevel"/>
     <w:tmpl w:val="4330193A"/>
@@ -2274,7 +7496,7 @@
       </w:rPr>
     </w:lvl>
   </w:abstractNum>
-  <w:abstractNum w:abstractNumId="11" w15:restartNumberingAfterBreak="0">
+  <w:abstractNum w:abstractNumId="36" w15:restartNumberingAfterBreak="0">
     <w:nsid w:val="73D7569F"/>
     <w:multiLevelType w:val="multilevel"/>
     <w:tmpl w:val="CC0EC024"/>
@@ -2423,41 +7645,572 @@
       </w:rPr>
     </w:lvl>
   </w:abstractNum>
+  <w:abstractNum w:abstractNumId="37" w15:restartNumberingAfterBreak="0">
+    <w:nsid w:val="77042CD4"/>
+    <w:multiLevelType w:val="multilevel"/>
+    <w:tmpl w:val="063A5E80"/>
+    <w:lvl w:ilvl="0">
+      <w:start w:val="1"/>
+      <w:numFmt w:val="bullet"/>
+      <w:lvlText w:val=""/>
+      <w:lvlJc w:val="left"/>
+      <w:pPr>
+        <w:tabs>
+          <w:tab w:val="num" w:pos="720"/>
+        </w:tabs>
+        <w:ind w:left="720" w:hanging="360"/>
+      </w:pPr>
+      <w:rPr>
+        <w:rFonts w:ascii="Symbol" w:hAnsi="Symbol" w:hint="default"/>
+        <w:sz w:val="20"/>
+      </w:rPr>
+    </w:lvl>
+    <w:lvl w:ilvl="1" w:tentative="1">
+      <w:start w:val="1"/>
+      <w:numFmt w:val="bullet"/>
+      <w:lvlText w:val="o"/>
+      <w:lvlJc w:val="left"/>
+      <w:pPr>
+        <w:tabs>
+          <w:tab w:val="num" w:pos="1440"/>
+        </w:tabs>
+        <w:ind w:left="1440" w:hanging="360"/>
+      </w:pPr>
+      <w:rPr>
+        <w:rFonts w:ascii="Courier New" w:hAnsi="Courier New" w:hint="default"/>
+        <w:sz w:val="20"/>
+      </w:rPr>
+    </w:lvl>
+    <w:lvl w:ilvl="2" w:tentative="1">
+      <w:start w:val="1"/>
+      <w:numFmt w:val="bullet"/>
+      <w:lvlText w:val=""/>
+      <w:lvlJc w:val="left"/>
+      <w:pPr>
+        <w:tabs>
+          <w:tab w:val="num" w:pos="2160"/>
+        </w:tabs>
+        <w:ind w:left="2160" w:hanging="360"/>
+      </w:pPr>
+      <w:rPr>
+        <w:rFonts w:ascii="Wingdings" w:hAnsi="Wingdings" w:hint="default"/>
+        <w:sz w:val="20"/>
+      </w:rPr>
+    </w:lvl>
+    <w:lvl w:ilvl="3" w:tentative="1">
+      <w:start w:val="1"/>
+      <w:numFmt w:val="bullet"/>
+      <w:lvlText w:val=""/>
+      <w:lvlJc w:val="left"/>
+      <w:pPr>
+        <w:tabs>
+          <w:tab w:val="num" w:pos="2880"/>
+        </w:tabs>
+        <w:ind w:left="2880" w:hanging="360"/>
+      </w:pPr>
+      <w:rPr>
+        <w:rFonts w:ascii="Wingdings" w:hAnsi="Wingdings" w:hint="default"/>
+        <w:sz w:val="20"/>
+      </w:rPr>
+    </w:lvl>
+    <w:lvl w:ilvl="4" w:tentative="1">
+      <w:start w:val="1"/>
+      <w:numFmt w:val="bullet"/>
+      <w:lvlText w:val=""/>
+      <w:lvlJc w:val="left"/>
+      <w:pPr>
+        <w:tabs>
+          <w:tab w:val="num" w:pos="3600"/>
+        </w:tabs>
+        <w:ind w:left="3600" w:hanging="360"/>
+      </w:pPr>
+      <w:rPr>
+        <w:rFonts w:ascii="Wingdings" w:hAnsi="Wingdings" w:hint="default"/>
+        <w:sz w:val="20"/>
+      </w:rPr>
+    </w:lvl>
+    <w:lvl w:ilvl="5" w:tentative="1">
+      <w:start w:val="1"/>
+      <w:numFmt w:val="bullet"/>
+      <w:lvlText w:val=""/>
+      <w:lvlJc w:val="left"/>
+      <w:pPr>
+        <w:tabs>
+          <w:tab w:val="num" w:pos="4320"/>
+        </w:tabs>
+        <w:ind w:left="4320" w:hanging="360"/>
+      </w:pPr>
+      <w:rPr>
+        <w:rFonts w:ascii="Wingdings" w:hAnsi="Wingdings" w:hint="default"/>
+        <w:sz w:val="20"/>
+      </w:rPr>
+    </w:lvl>
+    <w:lvl w:ilvl="6" w:tentative="1">
+      <w:start w:val="1"/>
+      <w:numFmt w:val="bullet"/>
+      <w:lvlText w:val=""/>
+      <w:lvlJc w:val="left"/>
+      <w:pPr>
+        <w:tabs>
+          <w:tab w:val="num" w:pos="5040"/>
+        </w:tabs>
+        <w:ind w:left="5040" w:hanging="360"/>
+      </w:pPr>
+      <w:rPr>
+        <w:rFonts w:ascii="Wingdings" w:hAnsi="Wingdings" w:hint="default"/>
+        <w:sz w:val="20"/>
+      </w:rPr>
+    </w:lvl>
+    <w:lvl w:ilvl="7" w:tentative="1">
+      <w:start w:val="1"/>
+      <w:numFmt w:val="bullet"/>
+      <w:lvlText w:val=""/>
+      <w:lvlJc w:val="left"/>
+      <w:pPr>
+        <w:tabs>
+          <w:tab w:val="num" w:pos="5760"/>
+        </w:tabs>
+        <w:ind w:left="5760" w:hanging="360"/>
+      </w:pPr>
+      <w:rPr>
+        <w:rFonts w:ascii="Wingdings" w:hAnsi="Wingdings" w:hint="default"/>
+        <w:sz w:val="20"/>
+      </w:rPr>
+    </w:lvl>
+    <w:lvl w:ilvl="8" w:tentative="1">
+      <w:start w:val="1"/>
+      <w:numFmt w:val="bullet"/>
+      <w:lvlText w:val=""/>
+      <w:lvlJc w:val="left"/>
+      <w:pPr>
+        <w:tabs>
+          <w:tab w:val="num" w:pos="6480"/>
+        </w:tabs>
+        <w:ind w:left="6480" w:hanging="360"/>
+      </w:pPr>
+      <w:rPr>
+        <w:rFonts w:ascii="Wingdings" w:hAnsi="Wingdings" w:hint="default"/>
+        <w:sz w:val="20"/>
+      </w:rPr>
+    </w:lvl>
+  </w:abstractNum>
+  <w:abstractNum w:abstractNumId="38" w15:restartNumberingAfterBreak="0">
+    <w:nsid w:val="7EB24593"/>
+    <w:multiLevelType w:val="multilevel"/>
+    <w:tmpl w:val="DA00F17E"/>
+    <w:lvl w:ilvl="0">
+      <w:start w:val="1"/>
+      <w:numFmt w:val="bullet"/>
+      <w:lvlText w:val=""/>
+      <w:lvlJc w:val="left"/>
+      <w:pPr>
+        <w:tabs>
+          <w:tab w:val="num" w:pos="720"/>
+        </w:tabs>
+        <w:ind w:left="720" w:hanging="360"/>
+      </w:pPr>
+      <w:rPr>
+        <w:rFonts w:ascii="Symbol" w:hAnsi="Symbol" w:hint="default"/>
+        <w:sz w:val="20"/>
+      </w:rPr>
+    </w:lvl>
+    <w:lvl w:ilvl="1" w:tentative="1">
+      <w:start w:val="1"/>
+      <w:numFmt w:val="bullet"/>
+      <w:lvlText w:val="o"/>
+      <w:lvlJc w:val="left"/>
+      <w:pPr>
+        <w:tabs>
+          <w:tab w:val="num" w:pos="1440"/>
+        </w:tabs>
+        <w:ind w:left="1440" w:hanging="360"/>
+      </w:pPr>
+      <w:rPr>
+        <w:rFonts w:ascii="Courier New" w:hAnsi="Courier New" w:hint="default"/>
+        <w:sz w:val="20"/>
+      </w:rPr>
+    </w:lvl>
+    <w:lvl w:ilvl="2" w:tentative="1">
+      <w:start w:val="1"/>
+      <w:numFmt w:val="bullet"/>
+      <w:lvlText w:val=""/>
+      <w:lvlJc w:val="left"/>
+      <w:pPr>
+        <w:tabs>
+          <w:tab w:val="num" w:pos="2160"/>
+        </w:tabs>
+        <w:ind w:left="2160" w:hanging="360"/>
+      </w:pPr>
+      <w:rPr>
+        <w:rFonts w:ascii="Wingdings" w:hAnsi="Wingdings" w:hint="default"/>
+        <w:sz w:val="20"/>
+      </w:rPr>
+    </w:lvl>
+    <w:lvl w:ilvl="3" w:tentative="1">
+      <w:start w:val="1"/>
+      <w:numFmt w:val="bullet"/>
+      <w:lvlText w:val=""/>
+      <w:lvlJc w:val="left"/>
+      <w:pPr>
+        <w:tabs>
+          <w:tab w:val="num" w:pos="2880"/>
+        </w:tabs>
+        <w:ind w:left="2880" w:hanging="360"/>
+      </w:pPr>
+      <w:rPr>
+        <w:rFonts w:ascii="Wingdings" w:hAnsi="Wingdings" w:hint="default"/>
+        <w:sz w:val="20"/>
+      </w:rPr>
+    </w:lvl>
+    <w:lvl w:ilvl="4" w:tentative="1">
+      <w:start w:val="1"/>
+      <w:numFmt w:val="bullet"/>
+      <w:lvlText w:val=""/>
+      <w:lvlJc w:val="left"/>
+      <w:pPr>
+        <w:tabs>
+          <w:tab w:val="num" w:pos="3600"/>
+        </w:tabs>
+        <w:ind w:left="3600" w:hanging="360"/>
+      </w:pPr>
+      <w:rPr>
+        <w:rFonts w:ascii="Wingdings" w:hAnsi="Wingdings" w:hint="default"/>
+        <w:sz w:val="20"/>
+      </w:rPr>
+    </w:lvl>
+    <w:lvl w:ilvl="5" w:tentative="1">
+      <w:start w:val="1"/>
+      <w:numFmt w:val="bullet"/>
+      <w:lvlText w:val=""/>
+      <w:lvlJc w:val="left"/>
+      <w:pPr>
+        <w:tabs>
+          <w:tab w:val="num" w:pos="4320"/>
+        </w:tabs>
+        <w:ind w:left="4320" w:hanging="360"/>
+      </w:pPr>
+      <w:rPr>
+        <w:rFonts w:ascii="Wingdings" w:hAnsi="Wingdings" w:hint="default"/>
+        <w:sz w:val="20"/>
+      </w:rPr>
+    </w:lvl>
+    <w:lvl w:ilvl="6" w:tentative="1">
+      <w:start w:val="1"/>
+      <w:numFmt w:val="bullet"/>
+      <w:lvlText w:val=""/>
+      <w:lvlJc w:val="left"/>
+      <w:pPr>
+        <w:tabs>
+          <w:tab w:val="num" w:pos="5040"/>
+        </w:tabs>
+        <w:ind w:left="5040" w:hanging="360"/>
+      </w:pPr>
+      <w:rPr>
+        <w:rFonts w:ascii="Wingdings" w:hAnsi="Wingdings" w:hint="default"/>
+        <w:sz w:val="20"/>
+      </w:rPr>
+    </w:lvl>
+    <w:lvl w:ilvl="7" w:tentative="1">
+      <w:start w:val="1"/>
+      <w:numFmt w:val="bullet"/>
+      <w:lvlText w:val=""/>
+      <w:lvlJc w:val="left"/>
+      <w:pPr>
+        <w:tabs>
+          <w:tab w:val="num" w:pos="5760"/>
+        </w:tabs>
+        <w:ind w:left="5760" w:hanging="360"/>
+      </w:pPr>
+      <w:rPr>
+        <w:rFonts w:ascii="Wingdings" w:hAnsi="Wingdings" w:hint="default"/>
+        <w:sz w:val="20"/>
+      </w:rPr>
+    </w:lvl>
+    <w:lvl w:ilvl="8" w:tentative="1">
+      <w:start w:val="1"/>
+      <w:numFmt w:val="bullet"/>
+      <w:lvlText w:val=""/>
+      <w:lvlJc w:val="left"/>
+      <w:pPr>
+        <w:tabs>
+          <w:tab w:val="num" w:pos="6480"/>
+        </w:tabs>
+        <w:ind w:left="6480" w:hanging="360"/>
+      </w:pPr>
+      <w:rPr>
+        <w:rFonts w:ascii="Wingdings" w:hAnsi="Wingdings" w:hint="default"/>
+        <w:sz w:val="20"/>
+      </w:rPr>
+    </w:lvl>
+  </w:abstractNum>
+  <w:abstractNum w:abstractNumId="39" w15:restartNumberingAfterBreak="0">
+    <w:nsid w:val="7FD85F0F"/>
+    <w:multiLevelType w:val="multilevel"/>
+    <w:tmpl w:val="1D36E416"/>
+    <w:lvl w:ilvl="0">
+      <w:start w:val="1"/>
+      <w:numFmt w:val="bullet"/>
+      <w:lvlText w:val=""/>
+      <w:lvlJc w:val="left"/>
+      <w:pPr>
+        <w:tabs>
+          <w:tab w:val="num" w:pos="720"/>
+        </w:tabs>
+        <w:ind w:left="720" w:hanging="360"/>
+      </w:pPr>
+      <w:rPr>
+        <w:rFonts w:ascii="Symbol" w:hAnsi="Symbol" w:hint="default"/>
+        <w:sz w:val="20"/>
+      </w:rPr>
+    </w:lvl>
+    <w:lvl w:ilvl="1" w:tentative="1">
+      <w:start w:val="1"/>
+      <w:numFmt w:val="bullet"/>
+      <w:lvlText w:val="o"/>
+      <w:lvlJc w:val="left"/>
+      <w:pPr>
+        <w:tabs>
+          <w:tab w:val="num" w:pos="1440"/>
+        </w:tabs>
+        <w:ind w:left="1440" w:hanging="360"/>
+      </w:pPr>
+      <w:rPr>
+        <w:rFonts w:ascii="Courier New" w:hAnsi="Courier New" w:hint="default"/>
+        <w:sz w:val="20"/>
+      </w:rPr>
+    </w:lvl>
+    <w:lvl w:ilvl="2" w:tentative="1">
+      <w:start w:val="1"/>
+      <w:numFmt w:val="bullet"/>
+      <w:lvlText w:val=""/>
+      <w:lvlJc w:val="left"/>
+      <w:pPr>
+        <w:tabs>
+          <w:tab w:val="num" w:pos="2160"/>
+        </w:tabs>
+        <w:ind w:left="2160" w:hanging="360"/>
+      </w:pPr>
+      <w:rPr>
+        <w:rFonts w:ascii="Wingdings" w:hAnsi="Wingdings" w:hint="default"/>
+        <w:sz w:val="20"/>
+      </w:rPr>
+    </w:lvl>
+    <w:lvl w:ilvl="3" w:tentative="1">
+      <w:start w:val="1"/>
+      <w:numFmt w:val="bullet"/>
+      <w:lvlText w:val=""/>
+      <w:lvlJc w:val="left"/>
+      <w:pPr>
+        <w:tabs>
+          <w:tab w:val="num" w:pos="2880"/>
+        </w:tabs>
+        <w:ind w:left="2880" w:hanging="360"/>
+      </w:pPr>
+      <w:rPr>
+        <w:rFonts w:ascii="Wingdings" w:hAnsi="Wingdings" w:hint="default"/>
+        <w:sz w:val="20"/>
+      </w:rPr>
+    </w:lvl>
+    <w:lvl w:ilvl="4" w:tentative="1">
+      <w:start w:val="1"/>
+      <w:numFmt w:val="bullet"/>
+      <w:lvlText w:val=""/>
+      <w:lvlJc w:val="left"/>
+      <w:pPr>
+        <w:tabs>
+          <w:tab w:val="num" w:pos="3600"/>
+        </w:tabs>
+        <w:ind w:left="3600" w:hanging="360"/>
+      </w:pPr>
+      <w:rPr>
+        <w:rFonts w:ascii="Wingdings" w:hAnsi="Wingdings" w:hint="default"/>
+        <w:sz w:val="20"/>
+      </w:rPr>
+    </w:lvl>
+    <w:lvl w:ilvl="5" w:tentative="1">
+      <w:start w:val="1"/>
+      <w:numFmt w:val="bullet"/>
+      <w:lvlText w:val=""/>
+      <w:lvlJc w:val="left"/>
+      <w:pPr>
+        <w:tabs>
+          <w:tab w:val="num" w:pos="4320"/>
+        </w:tabs>
+        <w:ind w:left="4320" w:hanging="360"/>
+      </w:pPr>
+      <w:rPr>
+        <w:rFonts w:ascii="Wingdings" w:hAnsi="Wingdings" w:hint="default"/>
+        <w:sz w:val="20"/>
+      </w:rPr>
+    </w:lvl>
+    <w:lvl w:ilvl="6" w:tentative="1">
+      <w:start w:val="1"/>
+      <w:numFmt w:val="bullet"/>
+      <w:lvlText w:val=""/>
+      <w:lvlJc w:val="left"/>
+      <w:pPr>
+        <w:tabs>
+          <w:tab w:val="num" w:pos="5040"/>
+        </w:tabs>
+        <w:ind w:left="5040" w:hanging="360"/>
+      </w:pPr>
+      <w:rPr>
+        <w:rFonts w:ascii="Wingdings" w:hAnsi="Wingdings" w:hint="default"/>
+        <w:sz w:val="20"/>
+      </w:rPr>
+    </w:lvl>
+    <w:lvl w:ilvl="7" w:tentative="1">
+      <w:start w:val="1"/>
+      <w:numFmt w:val="bullet"/>
+      <w:lvlText w:val=""/>
+      <w:lvlJc w:val="left"/>
+      <w:pPr>
+        <w:tabs>
+          <w:tab w:val="num" w:pos="5760"/>
+        </w:tabs>
+        <w:ind w:left="5760" w:hanging="360"/>
+      </w:pPr>
+      <w:rPr>
+        <w:rFonts w:ascii="Wingdings" w:hAnsi="Wingdings" w:hint="default"/>
+        <w:sz w:val="20"/>
+      </w:rPr>
+    </w:lvl>
+    <w:lvl w:ilvl="8" w:tentative="1">
+      <w:start w:val="1"/>
+      <w:numFmt w:val="bullet"/>
+      <w:lvlText w:val=""/>
+      <w:lvlJc w:val="left"/>
+      <w:pPr>
+        <w:tabs>
+          <w:tab w:val="num" w:pos="6480"/>
+        </w:tabs>
+        <w:ind w:left="6480" w:hanging="360"/>
+      </w:pPr>
+      <w:rPr>
+        <w:rFonts w:ascii="Wingdings" w:hAnsi="Wingdings" w:hint="default"/>
+        <w:sz w:val="20"/>
+      </w:rPr>
+    </w:lvl>
+  </w:abstractNum>
   <w:num w:numId="1" w16cid:durableId="441917190">
+    <w:abstractNumId w:val="18"/>
+  </w:num>
+  <w:num w:numId="2" w16cid:durableId="389232515">
+    <w:abstractNumId w:val="35"/>
+  </w:num>
+  <w:num w:numId="3" w16cid:durableId="302514627">
+    <w:abstractNumId w:val="23"/>
+  </w:num>
+  <w:num w:numId="4" w16cid:durableId="1206915743">
+    <w:abstractNumId w:val="14"/>
+  </w:num>
+  <w:num w:numId="5" w16cid:durableId="576792851">
+    <w:abstractNumId w:val="4"/>
+  </w:num>
+  <w:num w:numId="6" w16cid:durableId="1600403475">
+    <w:abstractNumId w:val="36"/>
+  </w:num>
+  <w:num w:numId="7" w16cid:durableId="250508623">
+    <w:abstractNumId w:val="30"/>
+  </w:num>
+  <w:num w:numId="8" w16cid:durableId="1256985264">
+    <w:abstractNumId w:val="7"/>
+  </w:num>
+  <w:num w:numId="9" w16cid:durableId="1691906690">
+    <w:abstractNumId w:val="3"/>
+  </w:num>
+  <w:num w:numId="10" w16cid:durableId="1494877923">
+    <w:abstractNumId w:val="19"/>
+  </w:num>
+  <w:num w:numId="11" w16cid:durableId="1820606979">
+    <w:abstractNumId w:val="32"/>
+  </w:num>
+  <w:num w:numId="12" w16cid:durableId="1063068038">
+    <w:abstractNumId w:val="17"/>
+  </w:num>
+  <w:num w:numId="13" w16cid:durableId="634798634">
+    <w:abstractNumId w:val="21"/>
+  </w:num>
+  <w:num w:numId="14" w16cid:durableId="1750885580">
+    <w:abstractNumId w:val="37"/>
+  </w:num>
+  <w:num w:numId="15" w16cid:durableId="516895021">
+    <w:abstractNumId w:val="10"/>
+  </w:num>
+  <w:num w:numId="16" w16cid:durableId="442698171">
+    <w:abstractNumId w:val="27"/>
+  </w:num>
+  <w:num w:numId="17" w16cid:durableId="1574853002">
+    <w:abstractNumId w:val="39"/>
+  </w:num>
+  <w:num w:numId="18" w16cid:durableId="355693387">
+    <w:abstractNumId w:val="24"/>
+  </w:num>
+  <w:num w:numId="19" w16cid:durableId="1618442754">
+    <w:abstractNumId w:val="26"/>
+  </w:num>
+  <w:num w:numId="20" w16cid:durableId="806901160">
+    <w:abstractNumId w:val="31"/>
+  </w:num>
+  <w:num w:numId="21" w16cid:durableId="1940790697">
+    <w:abstractNumId w:val="22"/>
+  </w:num>
+  <w:num w:numId="22" w16cid:durableId="824317262">
     <w:abstractNumId w:val="5"/>
   </w:num>
-  <w:num w:numId="2" w16cid:durableId="389232515">
-    <w:abstractNumId w:val="10"/>
+  <w:num w:numId="23" w16cid:durableId="1468815513">
+    <w:abstractNumId w:val="0"/>
   </w:num>
-  <w:num w:numId="3" w16cid:durableId="302514627">
-    <w:abstractNumId w:val="7"/>
+  <w:num w:numId="24" w16cid:durableId="935598192">
+    <w:abstractNumId w:val="6"/>
   </w:num>
-  <w:num w:numId="4" w16cid:durableId="1206915743">
-    <w:abstractNumId w:val="3"/>
+  <w:num w:numId="25" w16cid:durableId="1615213070">
+    <w:abstractNumId w:val="16"/>
   </w:num>
-  <w:num w:numId="5" w16cid:durableId="576792851">
+  <w:num w:numId="26" w16cid:durableId="1547525987">
+    <w:abstractNumId w:val="2"/>
+  </w:num>
+  <w:num w:numId="27" w16cid:durableId="1890804240">
+    <w:abstractNumId w:val="8"/>
+  </w:num>
+  <w:num w:numId="28" w16cid:durableId="1532760914">
+    <w:abstractNumId w:val="25"/>
+  </w:num>
+  <w:num w:numId="29" w16cid:durableId="1198663774">
+    <w:abstractNumId w:val="34"/>
+  </w:num>
+  <w:num w:numId="30" w16cid:durableId="1660234924">
+    <w:abstractNumId w:val="29"/>
+  </w:num>
+  <w:num w:numId="31" w16cid:durableId="2128968327">
+    <w:abstractNumId w:val="38"/>
+  </w:num>
+  <w:num w:numId="32" w16cid:durableId="1285891598">
+    <w:abstractNumId w:val="28"/>
+  </w:num>
+  <w:num w:numId="33" w16cid:durableId="1038312204">
+    <w:abstractNumId w:val="12"/>
+  </w:num>
+  <w:num w:numId="34" w16cid:durableId="22445158">
     <w:abstractNumId w:val="1"/>
   </w:num>
-  <w:num w:numId="6" w16cid:durableId="1600403475">
+  <w:num w:numId="35" w16cid:durableId="436606777">
+    <w:abstractNumId w:val="15"/>
+  </w:num>
+  <w:num w:numId="36" w16cid:durableId="1632588539">
+    <w:abstractNumId w:val="9"/>
+  </w:num>
+  <w:num w:numId="37" w16cid:durableId="1700860789">
+    <w:abstractNumId w:val="13"/>
+  </w:num>
+  <w:num w:numId="38" w16cid:durableId="1441879104">
     <w:abstractNumId w:val="11"/>
   </w:num>
-  <w:num w:numId="7" w16cid:durableId="250508623">
-    <w:abstractNumId w:val="8"/>
+  <w:num w:numId="39" w16cid:durableId="9070707">
+    <w:abstractNumId w:val="33"/>
   </w:num>
-  <w:num w:numId="8" w16cid:durableId="1256985264">
-    <w:abstractNumId w:val="2"/>
-  </w:num>
-  <w:num w:numId="9" w16cid:durableId="1691906690">
-    <w:abstractNumId w:val="0"/>
-  </w:num>
-  <w:num w:numId="10" w16cid:durableId="1494877923">
-    <w:abstractNumId w:val="6"/>
-  </w:num>
-  <w:num w:numId="11" w16cid:durableId="1820606979">
-    <w:abstractNumId w:val="9"/>
-  </w:num>
-  <w:num w:numId="12" w16cid:durableId="1063068038">
-    <w:abstractNumId w:val="4"/>
+  <w:num w:numId="40" w16cid:durableId="689574463">
+    <w:abstractNumId w:val="20"/>
   </w:num>
 </w:numbering>
 </file>
